--- a/deliverables/FlexiGrid_AI_Technical_Report.docx
+++ b/deliverables/FlexiGrid_AI_Technical_Report.docx
@@ -40,7 +40,7 @@
           <w:color w:val="23322E"/>
           <w:sz w:val="30"/>
         </w:rPr>
-        <w:t>Evidence-grounded household energy planning with RAG, agents, MCP tools and Elia Open Data</w:t>
+        <w:t>A local-LLM agent that plans household energy over MCP tools: hybrid RAG, Elia Open Data, and a deterministic optimizer-critic</w:t>
       </w:r>
     </w:p>
     <w:tbl>
@@ -94,7 +94,7 @@
                 <w:color w:val="23322E"/>
                 <w:sz w:val="20"/>
               </w:rPr>
-              <w:t>Use retrieval and structured generation to explain bounded household missions, while keeping energy scheduling and safety constraints deterministic, testable and reproducible.</w:t>
+              <w:t>A small local language model interprets free-text missions and drives the tool loop; deterministic code owns feasibility. Every stage is typed, traced, measured separately, and reproducible without any cloud API key.</w:t>
             </w:r>
           </w:p>
         </w:tc>
@@ -151,7 +151,7 @@
                 <w:color w:val="AEE637"/>
                 <w:sz w:val="44"/>
               </w:rPr>
-              <w:t>3 + 1</w:t>
+              <w:t>4 + 1</w:t>
             </w:r>
           </w:p>
           <w:p>
@@ -175,7 +175,7 @@
                 <w:color w:val="A9BBB4"/>
                 <w:sz w:val="15"/>
               </w:rPr>
-              <w:t>RAG, agents, MCP, transformer</w:t>
+              <w:t>local transformer, agent, hybrid RAG, MCP + deterministic critic</w:t>
             </w:r>
           </w:p>
         </w:tc>
@@ -211,7 +211,7 @@
                 <w:color w:val="0B1714"/>
                 <w:sz w:val="44"/>
               </w:rPr>
-              <w:t>9/9</w:t>
+              <w:t>93</w:t>
             </w:r>
           </w:p>
           <w:p>
@@ -225,7 +225,7 @@
                 <w:color w:val="1C7C66"/>
                 <w:sz w:val="17"/>
               </w:rPr>
-              <w:t>fixture configurations</w:t>
+              <w:t>automated tests</w:t>
             </w:r>
           </w:p>
           <w:p>
@@ -235,7 +235,7 @@
                 <w:color w:val="6C7C76"/>
                 <w:sz w:val="15"/>
               </w:rPr>
-              <w:t>hard constraints passed</w:t>
+              <w:t>85 backend + 8 interface, all passing</w:t>
             </w:r>
           </w:p>
         </w:tc>
@@ -271,7 +271,7 @@
                 <w:color w:val="0B1714"/>
                 <w:sz w:val="44"/>
               </w:rPr>
-              <w:t>18%</w:t>
+              <w:t>0.988</w:t>
             </w:r>
           </w:p>
           <w:p>
@@ -285,7 +285,7 @@
                 <w:color w:val="1C7C66"/>
                 <w:sz w:val="17"/>
               </w:rPr>
-              <w:t>fixture improvement</w:t>
+              <w:t>retrieval recall@4</w:t>
             </w:r>
           </w:p>
           <w:p>
@@ -295,7 +295,7 @@
                 <w:color w:val="6C7C76"/>
                 <w:sz w:val="15"/>
               </w:rPr>
-              <w:t>cost and grid exposure vs baseline</w:t>
+              <w:t>hybrid BM25 + dense, 40 labelled queries</w:t>
             </w:r>
           </w:p>
         </w:tc>
@@ -372,7 +372,7 @@
           <w:color w:val="23322E"/>
           <w:sz w:val="21"/>
         </w:rPr>
-        <w:t>FlexiGrid AI is a household energy flexibility copilot for Belgium. A user states a goal such as charging an electric vehicle, pre-heating a home and completing appliances before a deadline. The system retrieves the relevant device and household constraints, calls typed grid-data tools, computes a feasible 24-hour schedule and generates a cited explanation. The prototype intentionally separates language generation from physical feasibility: a deterministic validator, not the language model, decides whether a plan is safe to display.</w:t>
+        <w:t>FlexiGrid AI is a household energy flexibility copilot for Belgium. A resident types a free-text mission such as 'charge the EV and run the dishwasher before 07:00'. A local language model (Qwen2.5-3B-Instruct served by Ollama) extracts typed constraints from that text, then drives an agent loop over Model Context Protocol tools: hybrid retrieval over a 51-chunk household/grid corpus, an Elia grid snapshot with a derived stress signal, a joint constrained-search optimizer, and an independent validator. Only after the validator passes does the model generate an explanation, and it may cite only the chunk IDs that retrieval actually returned. The design principle throughout: the model proposes, deterministic code disposes.</w:t>
       </w:r>
     </w:p>
     <w:tbl>
@@ -418,7 +418,7 @@
                 <w:color w:val="1C7C66"/>
                 <w:sz w:val="18"/>
               </w:rPr>
-              <w:t xml:space="preserve">RECOMMENDATION  </w:t>
+              <w:t xml:space="preserve">TECHNIQUES DEMONSTRATED  </w:t>
             </w:r>
             <w:r>
               <w:rPr>
@@ -426,7 +426,7 @@
                 <w:color w:val="23322E"/>
                 <w:sz w:val="20"/>
               </w:rPr>
-              <w:t>Submit FlexiGrid AI as the project. It demonstrates several advanced generative AI techniques in one coherent workflow, uses a credible Belgian data source, has measurable failure criteria and fits a 10-minute demonstration.</w:t>
+              <w:t>Transformer (local 3B instruct model with schema-constrained decoding and a repair loop) · Agent (model-driven tool selection with guardrails) · RAG (BM25 + dense embeddings fused by reciprocal rank) · MCP (FastMCP server + a real stdio client session) · plus a deterministic optimizer-critic that the evaluation shows the model cannot replace.</w:t>
             </w:r>
           </w:p>
         </w:tc>
@@ -478,7 +478,7 @@
           <w:color w:val="23322E"/>
           <w:sz w:val="21"/>
         </w:rPr>
-        <w:t>The target user is a Belgian household or energy-coaching professional who needs an understandable next-day plan. Success is not defined as 'helpful text'. A successful response must satisfy every time window, stay at or below the configured 4.6 kW controllable-load cap, cite the evidence used, keep retail pricing separate from Elia imbalance-market concepts, and produce the same result when the frozen fixture and parameters are unchanged.</w:t>
+        <w:t>The target user is a Belgian household or energy-coaching professional who needs an understandable next-day plan. Success is not defined as 'helpful text'. A successful response must satisfy every time window stated in the mission, stay at or below the connection-capacity cap (default 4.6 kW, adjustable per mission), respect requested avoid-hours, cite only retrieved evidence, keep retail pricing separate from Elia imbalance-market concepts, and reproduce exactly when the inputs are unchanged.</w:t>
       </w:r>
     </w:p>
     <w:p>
@@ -501,7 +501,7 @@
           <w:color w:val="23322E"/>
           <w:sz w:val="21"/>
         </w:rPr>
-        <w:t>Represent three natural-language household missions as typed, reproducible planning requests.</w:t>
+        <w:t>Turn arbitrary free-text household missions into typed, sanitized planning constraints with a local model.</w:t>
       </w:r>
     </w:p>
     <w:p>
@@ -516,7 +516,7 @@
           <w:color w:val="23322E"/>
           <w:sz w:val="21"/>
         </w:rPr>
-        <w:t>Ground all device, comfort and data-source claims in retrieved chunks.</w:t>
+        <w:t>Let the model drive the tool loop itself, over real MCP contracts, with every decision visible in a trace.</w:t>
       </w:r>
     </w:p>
     <w:p>
@@ -531,7 +531,7 @@
           <w:color w:val="23322E"/>
           <w:sz w:val="21"/>
         </w:rPr>
-        <w:t>Expose Elia, household and optimizer functions through MCP-style tools.</w:t>
+        <w:t>Ground device, comfort and data-source claims in a retrievable corpus with stable citation IDs.</w:t>
       </w:r>
     </w:p>
     <w:p>
@@ -546,7 +546,7 @@
           <w:color w:val="23322E"/>
           <w:sz w:val="21"/>
         </w:rPr>
-        <w:t>Generate explanations only after the schedule passes deterministic validation.</w:t>
+        <w:t>Generate explanations only after a deterministic validator passes, with citations restricted to an allow-list.</w:t>
       </w:r>
     </w:p>
     <w:p>
@@ -561,7 +561,7 @@
           <w:color w:val="23322E"/>
           <w:sz w:val="21"/>
         </w:rPr>
-        <w:t>Evaluate retrieval, tool use, planning correctness and generation separately.</w:t>
+        <w:t>Measure retrieval, intent extraction, planning and generation separately, including an LLM-only baseline and a greedy-search ablation.</w:t>
       </w:r>
     </w:p>
     <w:p>
@@ -588,7 +588,7 @@
           <w:color w:val="23322E"/>
           <w:sz w:val="21"/>
         </w:rPr>
-        <w:t>Elia, Belgium's transmission system operator, publishes open datasets through an Opendatasoft API. Three datasets define the grid-data contract for FlexiGrid AI. The live adapter preserves raw records and retrieval timestamps. The submitted planner uses a clearly labelled representative 0-100 stress fixture; deriving that signal from changing live schemas remains future pipeline work. This keeps the demo reproducible and prevents synthetic values from being presented as observations.</w:t>
+        <w:t>Elia, Belgium's transmission system operator, publishes open datasets through an Opendatasoft API. Three datasets define the grid-data contract. The derivation pipeline (backend/flexigrid/derive.py) is implemented and unit-tested: quarter-hour day-ahead forecasts are bucketed into hourly means, load and wind are min-max normalized over the day, and stress(h) = norm(load) − 0.5·norm(wind), rescaled to 0–100. With ELIA_USE_LIVE=true the adapter fetches live records and derives the signal with provenance and a retrieval timestamp; the examination demo defaults to a clearly labelled frozen fixture so every number reproduces offline. The second data asset is the retrieval corpus: 15 documents / 51 chunks covering device manuals, household policies, the Flemish capacity tariff, dynamic-contract semantics, Elia dataset documentation, and the derivation methodology itself, each labelled with a source type (public-summary, synthetic-representative, user-policy, project-doc).</w:t>
       </w:r>
     </w:p>
     <w:tbl>
@@ -1094,7 +1094,7 @@
           <w:color w:val="23322E"/>
           <w:sz w:val="21"/>
         </w:rPr>
-        <w:t>Fetch up to 100 recent records per supported dataset from Elia's v2.1 records endpoint.</w:t>
+        <w:t>Fetch up to 100 recent records per dataset from Elia's v2.1 records endpoint; preserve dataset ID, raw records and an ISO retrieval timestamp.</w:t>
       </w:r>
     </w:p>
     <w:p>
@@ -1113,7 +1113,7 @@
           <w:color w:val="23322E"/>
           <w:sz w:val="21"/>
         </w:rPr>
-        <w:t>Preserve dataset identifier, raw records and an ISO retrieval timestamp for reproducibility.</w:t>
+        <w:t>Derive the hourly 0-100 stress series from ods002 + ods086 with the tested derivation module; record the method and wind weight in the output.</w:t>
       </w:r>
     </w:p>
     <w:p>
@@ -1132,7 +1132,7 @@
           <w:color w:val="23322E"/>
           <w:sz w:val="21"/>
         </w:rPr>
-        <w:t>Return raw live records when explicitly enabled; otherwise use the frozen fixture.</w:t>
+        <w:t>On any live failure, fall back to the frozen fixture and label the response mode accordingly — the pipeline degrades, it never breaks.</w:t>
       </w:r>
     </w:p>
     <w:p>
@@ -1151,7 +1151,7 @@
           <w:color w:val="23322E"/>
           <w:sz w:val="21"/>
         </w:rPr>
-        <w:t>Keep the representative 0-100 stress fixture labelled as demo data until a schema-tested live normalization stage is implemented.</w:t>
+        <w:t>Every snapshot carries provenance: mode (live-derived / frozen-demo-fixture), source, and an explicit warning on fixture data.</w:t>
       </w:r>
     </w:p>
     <w:tbl>
@@ -1239,11 +1239,6 @@
       </w:r>
     </w:p>
     <w:p>
-      <w:r>
-        <w:br w:type="page"/>
-      </w:r>
-    </w:p>
-    <w:p>
       <w:pPr>
         <w:pStyle w:val="Heading1"/>
       </w:pPr>
@@ -1256,7 +1251,7 @@
         <w:drawing>
           <wp:inline xmlns:a="http://schemas.openxmlformats.org/drawingml/2006/main" xmlns:pic="http://schemas.openxmlformats.org/drawingml/2006/picture">
             <wp:extent cx="5943600" cy="1647066"/>
-            <wp:docPr id="1" name="Picture 1" title="FlexiGrid AI control flow" descr="Four-stage flow: bounded mission, lexical RAG, MCP tools, then deterministic planner and critic."/>
+            <wp:docPr id="1" name="Picture 1" title="FlexiGrid AI control flow" descr="Five-stage flow: free-text mission, local LLM agent, MCP tools, deterministic optimizer and critic, cited explanation."/>
             <wp:cNvGraphicFramePr>
               <a:graphicFrameLocks noChangeAspect="1"/>
             </wp:cNvGraphicFramePr>
@@ -1297,7 +1292,7 @@
           <w:color w:val="6C7C76"/>
           <w:sz w:val="17"/>
         </w:rPr>
-        <w:t>Figure 1. The language model is bounded by retrieved evidence, typed tools and a deterministic validator.</w:t>
+        <w:t>Figure 1. The language model interprets and explains; typed tools, the optimizer and the critic bound everything it does.</w:t>
       </w:r>
     </w:p>
     <w:p>
@@ -1305,7 +1300,7 @@
         <w:pStyle w:val="Heading2"/>
       </w:pPr>
       <w:r>
-        <w:t>Retrieval-Augmented Generation</w:t>
+        <w:t>Local transformer and structured output</w:t>
       </w:r>
     </w:p>
     <w:p>
@@ -1319,7 +1314,29 @@
           <w:color w:val="23322E"/>
           <w:sz w:val="21"/>
         </w:rPr>
-        <w:t>The retriever indexes short chunks from device manuals, a household comfort policy, the connection-capacity rule, tariff semantics and Elia dataset descriptions. The current baseline uses transparent lexical overlap and returns top-k = 4 chunks. This is deliberately small and reproducible; the next scaling step is a hybrid BM25 plus embedding retriever with a reranker. Retrieved chunk IDs become the only citation IDs the generator is allowed to return.</w:t>
+        <w:t>All generation runs on a local model — Qwen2.5-3B-Instruct served by Ollama on the demo machine's 8 GB GPU — through a provider-agnostic OpenAI-compatible client, so no cloud key or network access is required and household text never leaves the machine. Small local models are not reliable JSON emitters, so every structured call follows the same discipline: the JSON schema is embedded in the prompt, json-mode is requested when the server supports it, the first balanced JSON object is extracted from the reply, validated against a Pydantic schema, repaired once through a round-trip quoting the validation errors, and abandoned to a deterministic fallback if it still fails. The response's mode flags state which path actually ran.</w:t>
+      </w:r>
+    </w:p>
+    <w:p>
+      <w:pPr>
+        <w:pStyle w:val="Heading2"/>
+      </w:pPr>
+      <w:r>
+        <w:t>Intent extraction: the model becomes load-bearing</w:t>
+      </w:r>
+    </w:p>
+    <w:p>
+      <w:pPr>
+        <w:keepNext w:val="0"/>
+        <w:spacing w:before="0" w:after="120" w:line="264" w:lineRule="auto"/>
+      </w:pPr>
+      <w:r>
+        <w:rPr>
+          <w:rFonts w:ascii="Calibri" w:hAnsi="Calibri"/>
+          <w:color w:val="23322E"/>
+          <w:sz w:val="21"/>
+        </w:rPr>
+        <w:t>The mission text is not decoration: the model converts it into a typed MissionSpec (tasks with power, duration and windows; objective; capacity cap; avoid-hours). A deterministic sanitizer then clamps every value against a device catalog — implausible powers are reset, impossible windows widened, duplicates dropped — and reports each adjustment in the trace. A rule-based parser provides the no-model fallback and doubles as the ablation baseline for the intent evaluation.</w:t>
       </w:r>
     </w:p>
     <w:p>
@@ -1341,7 +1358,7 @@
           <w:color w:val="23322E"/>
           <w:sz w:val="21"/>
         </w:rPr>
-        <w:t>The workflow separates planning and criticism. The planner receives the typed tasks and objective. The critic independently checks the output against time windows and hourly power. Only a valid plan is passed to the explanation model. If validation fails, the plan is rejected rather than repaired through persuasive prompting.</w:t>
+        <w:t>Planning runs as a genuine tool-using loop: at each step the model sees the mission, the tool catalog and a digest of gathered state, and returns a schema-validated decision naming the next tool. Guardrails keep the loop honest — repeated tools and premature finishes are overruled, a bounded step budget applies, and any stage the model skipped is completed deterministically. Every step is recorded with its arguments, duration, transport and who decided it (llm or guardrail), and the interface renders that trace verbatim.</w:t>
       </w:r>
     </w:p>
     <w:p>
@@ -1350,6 +1367,20 @@
       </w:pPr>
       <w:r>
         <w:t>Model Context Protocol</w:t>
+      </w:r>
+    </w:p>
+    <w:p>
+      <w:pPr>
+        <w:keepNext w:val="0"/>
+        <w:spacing w:before="0" w:after="120" w:line="264" w:lineRule="auto"/>
+      </w:pPr>
+      <w:r>
+        <w:rPr>
+          <w:rFonts w:ascii="Calibri" w:hAnsi="Calibri"/>
+          <w:color w:val="23322E"/>
+          <w:sz w:val="21"/>
+        </w:rPr>
+        <w:t>One registry backs every consumer: the FastMCP server exposes the five tools below over MCP, the bundled MCP host (backend/flexigrid/mcp_host.py) spawns that server and runs the same agent through a real stdio client session, and the FastAPI layer reuses the registry in-process. The tool contracts are themselves a retrievable corpus document, so the model can read the guarantees of its own tools.</w:t>
       </w:r>
     </w:p>
     <w:tbl>
@@ -1505,7 +1536,7 @@
                 <w:color w:val="23322E"/>
                 <w:sz w:val="16"/>
               </w:rPr>
-              <w:t>get_elia_grid_snapshot</w:t>
+              <w:t>get_grid_snapshot</w:t>
             </w:r>
           </w:p>
         </w:tc>
@@ -1571,7 +1602,7 @@
                 <w:color w:val="23322E"/>
                 <w:sz w:val="16"/>
               </w:rPr>
-              <w:t>Live records or frozen fixture with provenance</w:t>
+              <w:t>Tariff + derived stress series with provenance</w:t>
             </w:r>
           </w:p>
         </w:tc>
@@ -1606,7 +1637,7 @@
                 <w:color w:val="23322E"/>
                 <w:sz w:val="16"/>
               </w:rPr>
-              <w:t>retrieve_household_evidence</w:t>
+              <w:t>retrieve_evidence</w:t>
             </w:r>
           </w:p>
         </w:tc>
@@ -1639,7 +1670,7 @@
                 <w:color w:val="23322E"/>
                 <w:sz w:val="16"/>
               </w:rPr>
-              <w:t>query, top_k</w:t>
+              <w:t>query, top_k, mode</w:t>
             </w:r>
           </w:p>
         </w:tc>
@@ -1672,7 +1703,7 @@
                 <w:color w:val="23322E"/>
                 <w:sz w:val="16"/>
               </w:rPr>
-              <w:t>Ranked chunks with stable citation IDs</w:t>
+              <w:t>Ranked chunks, stable citation IDs, per-mode scores</w:t>
             </w:r>
           </w:p>
         </w:tc>
@@ -1707,7 +1738,7 @@
                 <w:color w:val="23322E"/>
                 <w:sz w:val="16"/>
               </w:rPr>
-              <w:t>get_demo_device_constraints</w:t>
+              <w:t>extract_constraints</w:t>
             </w:r>
           </w:p>
         </w:tc>
@@ -1740,7 +1771,7 @@
                 <w:color w:val="23322E"/>
                 <w:sz w:val="16"/>
               </w:rPr>
-              <w:t>none</w:t>
+              <w:t>mission: str</w:t>
             </w:r>
           </w:p>
         </w:tc>
@@ -1773,7 +1804,7 @@
                 <w:color w:val="23322E"/>
                 <w:sz w:val="16"/>
               </w:rPr>
-              <w:t>Typed power, duration and time windows</w:t>
+              <w:t>Typed, sanitized MissionSpec + adjustment log</w:t>
             </w:r>
           </w:p>
         </w:tc>
@@ -1808,7 +1839,7 @@
                 <w:color w:val="23322E"/>
                 <w:sz w:val="16"/>
               </w:rPr>
-              <w:t>optimize_household_plan</w:t>
+              <w:t>optimize_schedule</w:t>
             </w:r>
           </w:p>
         </w:tc>
@@ -1841,7 +1872,7 @@
                 <w:color w:val="23322E"/>
                 <w:sz w:val="16"/>
               </w:rPr>
-              <w:t>objective</w:t>
+              <w:t>spec, objective</w:t>
             </w:r>
           </w:p>
         </w:tc>
@@ -1874,7 +1905,108 @@
                 <w:color w:val="23322E"/>
                 <w:sz w:val="16"/>
               </w:rPr>
-              <w:t>Schedule, metrics and validator result</w:t>
+              <w:t>Schedule, validation, earliest-start baseline</w:t>
+            </w:r>
+          </w:p>
+        </w:tc>
+      </w:tr>
+      <w:tr>
+        <w:tc>
+          <w:tcPr>
+            <w:tcW w:type="dxa" w:w="2850"/>
+            <w:tcMar>
+              <w:top w:w="80" w:type="dxa"/>
+              <w:start w:w="120" w:type="dxa"/>
+              <w:bottom w:w="80" w:type="dxa"/>
+              <w:end w:w="120" w:type="dxa"/>
+            </w:tcMar>
+            <w:tcBorders>
+              <w:top w:val="single" w:sz="6" w:color="DDE6E1"/>
+              <w:start w:val="single" w:sz="6" w:color="DDE6E1"/>
+              <w:bottom w:val="single" w:sz="6" w:color="DDE6E1"/>
+              <w:end w:val="single" w:sz="6" w:color="DDE6E1"/>
+              <w:insideH w:val="single" w:sz="6" w:color="DDE6E1"/>
+              <w:insideV w:val="single" w:sz="6" w:color="DDE6E1"/>
+            </w:tcBorders>
+            <w:vAlign w:val="center"/>
+          </w:tcPr>
+          <w:p>
+            <w:pPr>
+              <w:jc w:val="left"/>
+            </w:pPr>
+            <w:r>
+              <w:rPr>
+                <w:rFonts w:ascii="Calibri" w:hAnsi="Calibri"/>
+                <w:color w:val="23322E"/>
+                <w:sz w:val="16"/>
+              </w:rPr>
+              <w:t>validate_schedule</w:t>
+            </w:r>
+          </w:p>
+        </w:tc>
+        <w:tc>
+          <w:tcPr>
+            <w:tcW w:type="dxa" w:w="2100"/>
+            <w:tcMar>
+              <w:top w:w="80" w:type="dxa"/>
+              <w:start w:w="120" w:type="dxa"/>
+              <w:bottom w:w="80" w:type="dxa"/>
+              <w:end w:w="120" w:type="dxa"/>
+            </w:tcMar>
+            <w:tcBorders>
+              <w:top w:val="single" w:sz="6" w:color="DDE6E1"/>
+              <w:start w:val="single" w:sz="6" w:color="DDE6E1"/>
+              <w:bottom w:val="single" w:sz="6" w:color="DDE6E1"/>
+              <w:end w:val="single" w:sz="6" w:color="DDE6E1"/>
+              <w:insideH w:val="single" w:sz="6" w:color="DDE6E1"/>
+              <w:insideV w:val="single" w:sz="6" w:color="DDE6E1"/>
+            </w:tcBorders>
+            <w:vAlign w:val="center"/>
+          </w:tcPr>
+          <w:p>
+            <w:pPr>
+              <w:jc w:val="center"/>
+            </w:pPr>
+            <w:r>
+              <w:rPr>
+                <w:rFonts w:ascii="Calibri" w:hAnsi="Calibri"/>
+                <w:color w:val="23322E"/>
+                <w:sz w:val="16"/>
+              </w:rPr>
+              <w:t>schedule, cap</w:t>
+            </w:r>
+          </w:p>
+        </w:tc>
+        <w:tc>
+          <w:tcPr>
+            <w:tcW w:type="dxa" w:w="4410"/>
+            <w:tcMar>
+              <w:top w:w="80" w:type="dxa"/>
+              <w:start w:w="120" w:type="dxa"/>
+              <w:bottom w:w="80" w:type="dxa"/>
+              <w:end w:w="120" w:type="dxa"/>
+            </w:tcMar>
+            <w:tcBorders>
+              <w:top w:val="single" w:sz="6" w:color="DDE6E1"/>
+              <w:start w:val="single" w:sz="6" w:color="DDE6E1"/>
+              <w:bottom w:val="single" w:sz="6" w:color="DDE6E1"/>
+              <w:end w:val="single" w:sz="6" w:color="DDE6E1"/>
+              <w:insideH w:val="single" w:sz="6" w:color="DDE6E1"/>
+              <w:insideV w:val="single" w:sz="6" w:color="DDE6E1"/>
+            </w:tcBorders>
+            <w:vAlign w:val="center"/>
+          </w:tcPr>
+          <w:p>
+            <w:pPr>
+              <w:jc w:val="center"/>
+            </w:pPr>
+            <w:r>
+              <w:rPr>
+                <w:rFonts w:ascii="Calibri" w:hAnsi="Calibri"/>
+                <w:color w:val="23322E"/>
+                <w:sz w:val="16"/>
+              </w:rPr>
+              <w:t>Independent hour-by-hour critic verdict</w:t>
             </w:r>
           </w:p>
         </w:tc>
@@ -1886,16 +2018,11 @@
       </w:pPr>
     </w:p>
     <w:p>
-      <w:r>
-        <w:br w:type="page"/>
-      </w:r>
-    </w:p>
-    <w:p>
       <w:pPr>
         <w:pStyle w:val="Heading2"/>
       </w:pPr>
       <w:r>
-        <w:t>Transformer model and structured output</w:t>
+        <w:t>Retrieval-Augmented Generation</w:t>
       </w:r>
     </w:p>
     <w:p>
@@ -1909,7 +2036,7 @@
           <w:color w:val="23322E"/>
           <w:sz w:val="21"/>
         </w:rPr>
-        <w:t>When an API key and model are configured, the backend calls the OpenAI Responses API with a Pydantic Explanation schema. The response contains a concise summary, two to four rationale statements, citation IDs and a limitation. The backend rejects any citation ID that is not present in the retrieved evidence. Without a key, the same endpoint returns a deterministic cited explanation, keeping the prototype fully demonstrable offline.</w:t>
+        <w:t>Retrieval is hybrid: Okapi BM25 over the chunk text and tags, dense cosine similarity over embeddings, and reciprocal-rank fusion of the two rankings as the default mode. The embedding backend resolves through a chain — Ollama's nomic-embed-text when the local runtime serves it, sentence-transformers when installed, and a deterministic TF-IDF/LSA fallback that needs no downloads — and every trace, health response and evaluation records which backend produced its numbers. Retrieved chunk IDs form the only citation allow-list the generator may use; the backend rejects any explanation that cites outside it.</w:t>
       </w:r>
     </w:p>
     <w:p>
@@ -2000,7 +2127,7 @@
                 <w:color w:val="23322E"/>
                 <w:sz w:val="20"/>
               </w:rPr>
-              <w:t>The first greedy implementation could place the EV in a locally attractive slot and leave no feasible heat-pump window. Automated tests exposed this defect. The algorithm was replaced with joint constrained search; all nine scenario-objective combinations now pass.</w:t>
+              <w:t>The first greedy implementation could place the EV in a locally attractive slot and leave no feasible heat-pump window. The greedy optimizer is deliberately kept as a measured ablation: in the current harness it fails outright on 3 case(s), including the standard morning mission, while joint constrained search fails on none.</w:t>
             </w:r>
           </w:p>
         </w:tc>
@@ -2030,7 +2157,7 @@
           <w:color w:val="23322E"/>
           <w:sz w:val="21"/>
         </w:rPr>
-        <w:t>The current model layer explains an already validated bounded mission; it does not claim arbitrary intent extraction. Exact power and deadline constraints are represented as code. This hybrid design improves reliability, makes failures reproducible and gives the exam team a clear baseline. It also reduces model cost because the optimizer does not consume tokens.</w:t>
+        <w:t>This is now a measured claim, not a design opinion. Baseline B in the evaluation asks the model (mock-planner-1) to assign start hours directly, with the tasks, windows, tariff and cap in the prompt and a validated output schema — everything except the optimizer. Its constraint violation-or-failure rate is 0.667 in the current harness run, against 0 for the deterministic search. Language models produce locally plausible schedules that are globally capacity-blind; the hybrid design exists because of exactly this measurement.</w:t>
       </w:r>
     </w:p>
     <w:p>
@@ -2038,7 +2165,7 @@
         <w:pStyle w:val="Heading2"/>
       </w:pPr>
       <w:r>
-        <w:t>Why not fine-tune?</w:t>
+        <w:t>Why not fine-tune? Why not diffusion or multimodal?</w:t>
       </w:r>
     </w:p>
     <w:p>
@@ -2052,7 +2179,7 @@
           <w:color w:val="23322E"/>
           <w:sz w:val="21"/>
         </w:rPr>
-        <w:t>Fine-tuning is not justified for this deadline or data volume. The changing knowledge consists mainly of manuals, household preferences and public grid feeds, which are better handled through retrieval and tools. Fine-tuning would be considered only after collecting a sizeable labelled set of intent-to-constraint examples and showing that prompting plus retrieval remains the bottleneck.</w:t>
+        <w:t>Fine-tuning is argued out, not ignored: the intent evaluation shows where it would help (per-task deadlines, unusual phrasings), and a LoRA pass on synthetic mission-to-JSON pairs is the natural next step once prompting is demonstrably the bottleneck — today the sanitizer plus repair loop closes most of the gap at zero training cost. Diffusion and multimodal models are excluded because the problem contains no image or audio modality and no generative sampling need; including them would be technique tourism. The included techniques each carry a measurable role, which we consider the stronger answer to 'choose multiple technologies'.</w:t>
       </w:r>
     </w:p>
     <w:p>
@@ -2078,11 +2205,6 @@
       </w:r>
     </w:p>
     <w:p>
-      <w:r>
-        <w:br w:type="page"/>
-      </w:r>
-    </w:p>
-    <w:p>
       <w:pPr>
         <w:pStyle w:val="Heading1"/>
       </w:pPr>
@@ -2101,7 +2223,7 @@
           <w:color w:val="23322E"/>
           <w:sz w:val="21"/>
         </w:rPr>
-        <w:t>The submission contains a polished responsive interface and a separate Python technical backend. The interface demonstrates the complete user flow without external secrets; the backend shows the real RAG, Elia, MCP, optimizer and optional model integration that would power a production API.</w:t>
+        <w:t>The interface is wired to the backend: the dashboard probes the API on load, shows which model and embedding backend are live, sends the free-text mission to the real agent, and renders the returned trace verbatim — every tool call with its duration and whether the model or a guardrail decided it, the extracted constraints with sanitizer adjustments, retrieval scores per chunk, the model's cited explanation, and the critic's verdict. When the backend is down, the interface degrades to a clearly labelled offline simulation of the same fixture; nothing simulated is ever presented as live.</w:t>
       </w:r>
     </w:p>
     <w:tbl>
@@ -2323,7 +2445,512 @@
                 <w:color w:val="23322E"/>
                 <w:sz w:val="16"/>
               </w:rPr>
-              <w:t>Scenario selection, schedule visualization, evidence and tool trace</w:t>
+              <w:t>Free-text missions, live agent trace, honest constraint metrics</w:t>
+            </w:r>
+          </w:p>
+        </w:tc>
+      </w:tr>
+      <w:tr>
+        <w:tc>
+          <w:tcPr>
+            <w:tcW w:type="dxa" w:w="1600"/>
+            <w:tcMar>
+              <w:top w:w="80" w:type="dxa"/>
+              <w:start w:w="120" w:type="dxa"/>
+              <w:bottom w:w="80" w:type="dxa"/>
+              <w:end w:w="120" w:type="dxa"/>
+            </w:tcMar>
+            <w:tcBorders>
+              <w:top w:val="single" w:sz="6" w:color="DDE6E1"/>
+              <w:start w:val="single" w:sz="6" w:color="DDE6E1"/>
+              <w:bottom w:val="single" w:sz="6" w:color="DDE6E1"/>
+              <w:end w:val="single" w:sz="6" w:color="DDE6E1"/>
+              <w:insideH w:val="single" w:sz="6" w:color="DDE6E1"/>
+              <w:insideV w:val="single" w:sz="6" w:color="DDE6E1"/>
+            </w:tcBorders>
+            <w:vAlign w:val="center"/>
+          </w:tcPr>
+          <w:p>
+            <w:pPr>
+              <w:jc w:val="left"/>
+            </w:pPr>
+            <w:r>
+              <w:rPr>
+                <w:rFonts w:ascii="Calibri" w:hAnsi="Calibri"/>
+                <w:color w:val="23322E"/>
+                <w:sz w:val="16"/>
+              </w:rPr>
+              <w:t>LLM runtime</w:t>
+            </w:r>
+          </w:p>
+        </w:tc>
+        <w:tc>
+          <w:tcPr>
+            <w:tcW w:type="dxa" w:w="2900"/>
+            <w:tcMar>
+              <w:top w:w="80" w:type="dxa"/>
+              <w:start w:w="120" w:type="dxa"/>
+              <w:bottom w:w="80" w:type="dxa"/>
+              <w:end w:w="120" w:type="dxa"/>
+            </w:tcMar>
+            <w:tcBorders>
+              <w:top w:val="single" w:sz="6" w:color="DDE6E1"/>
+              <w:start w:val="single" w:sz="6" w:color="DDE6E1"/>
+              <w:bottom w:val="single" w:sz="6" w:color="DDE6E1"/>
+              <w:end w:val="single" w:sz="6" w:color="DDE6E1"/>
+              <w:insideH w:val="single" w:sz="6" w:color="DDE6E1"/>
+              <w:insideV w:val="single" w:sz="6" w:color="DDE6E1"/>
+            </w:tcBorders>
+            <w:vAlign w:val="center"/>
+          </w:tcPr>
+          <w:p>
+            <w:pPr>
+              <w:jc w:val="center"/>
+            </w:pPr>
+            <w:r>
+              <w:rPr>
+                <w:rFonts w:ascii="Calibri" w:hAnsi="Calibri"/>
+                <w:color w:val="23322E"/>
+                <w:sz w:val="16"/>
+              </w:rPr>
+              <w:t>Ollama · Qwen2.5-3B-Instruct</w:t>
+            </w:r>
+          </w:p>
+        </w:tc>
+        <w:tc>
+          <w:tcPr>
+            <w:tcW w:type="dxa" w:w="4860"/>
+            <w:tcMar>
+              <w:top w:w="80" w:type="dxa"/>
+              <w:start w:w="120" w:type="dxa"/>
+              <w:bottom w:w="80" w:type="dxa"/>
+              <w:end w:w="120" w:type="dxa"/>
+            </w:tcMar>
+            <w:tcBorders>
+              <w:top w:val="single" w:sz="6" w:color="DDE6E1"/>
+              <w:start w:val="single" w:sz="6" w:color="DDE6E1"/>
+              <w:bottom w:val="single" w:sz="6" w:color="DDE6E1"/>
+              <w:end w:val="single" w:sz="6" w:color="DDE6E1"/>
+              <w:insideH w:val="single" w:sz="6" w:color="DDE6E1"/>
+              <w:insideV w:val="single" w:sz="6" w:color="DDE6E1"/>
+            </w:tcBorders>
+            <w:vAlign w:val="center"/>
+          </w:tcPr>
+          <w:p>
+            <w:pPr>
+              <w:jc w:val="center"/>
+            </w:pPr>
+            <w:r>
+              <w:rPr>
+                <w:rFonts w:ascii="Calibri" w:hAnsi="Calibri"/>
+                <w:color w:val="23322E"/>
+                <w:sz w:val="16"/>
+              </w:rPr>
+              <w:t>Intent extraction, tool-loop decisions, cited explanation — fully local</w:t>
+            </w:r>
+          </w:p>
+        </w:tc>
+      </w:tr>
+      <w:tr>
+        <w:tc>
+          <w:tcPr>
+            <w:tcW w:type="dxa" w:w="1600"/>
+            <w:tcMar>
+              <w:top w:w="80" w:type="dxa"/>
+              <w:start w:w="120" w:type="dxa"/>
+              <w:bottom w:w="80" w:type="dxa"/>
+              <w:end w:w="120" w:type="dxa"/>
+            </w:tcMar>
+            <w:tcBorders>
+              <w:top w:val="single" w:sz="6" w:color="DDE6E1"/>
+              <w:start w:val="single" w:sz="6" w:color="DDE6E1"/>
+              <w:bottom w:val="single" w:sz="6" w:color="DDE6E1"/>
+              <w:end w:val="single" w:sz="6" w:color="DDE6E1"/>
+              <w:insideH w:val="single" w:sz="6" w:color="DDE6E1"/>
+              <w:insideV w:val="single" w:sz="6" w:color="DDE6E1"/>
+            </w:tcBorders>
+            <w:vAlign w:val="center"/>
+          </w:tcPr>
+          <w:p>
+            <w:pPr>
+              <w:jc w:val="left"/>
+            </w:pPr>
+            <w:r>
+              <w:rPr>
+                <w:rFonts w:ascii="Calibri" w:hAnsi="Calibri"/>
+                <w:color w:val="23322E"/>
+                <w:sz w:val="16"/>
+              </w:rPr>
+              <w:t>Agent</w:t>
+            </w:r>
+          </w:p>
+        </w:tc>
+        <w:tc>
+          <w:tcPr>
+            <w:tcW w:type="dxa" w:w="2900"/>
+            <w:tcMar>
+              <w:top w:w="80" w:type="dxa"/>
+              <w:start w:w="120" w:type="dxa"/>
+              <w:bottom w:w="80" w:type="dxa"/>
+              <w:end w:w="120" w:type="dxa"/>
+            </w:tcMar>
+            <w:tcBorders>
+              <w:top w:val="single" w:sz="6" w:color="DDE6E1"/>
+              <w:start w:val="single" w:sz="6" w:color="DDE6E1"/>
+              <w:bottom w:val="single" w:sz="6" w:color="DDE6E1"/>
+              <w:end w:val="single" w:sz="6" w:color="DDE6E1"/>
+              <w:insideH w:val="single" w:sz="6" w:color="DDE6E1"/>
+              <w:insideV w:val="single" w:sz="6" w:color="DDE6E1"/>
+            </w:tcBorders>
+            <w:vAlign w:val="center"/>
+          </w:tcPr>
+          <w:p>
+            <w:pPr>
+              <w:jc w:val="center"/>
+            </w:pPr>
+            <w:r>
+              <w:rPr>
+                <w:rFonts w:ascii="Calibri" w:hAnsi="Calibri"/>
+                <w:color w:val="23322E"/>
+                <w:sz w:val="16"/>
+              </w:rPr>
+              <w:t>Python, Pydantic schemas</w:t>
+            </w:r>
+          </w:p>
+        </w:tc>
+        <w:tc>
+          <w:tcPr>
+            <w:tcW w:type="dxa" w:w="4860"/>
+            <w:tcMar>
+              <w:top w:w="80" w:type="dxa"/>
+              <w:start w:w="120" w:type="dxa"/>
+              <w:bottom w:w="80" w:type="dxa"/>
+              <w:end w:w="120" w:type="dxa"/>
+            </w:tcMar>
+            <w:tcBorders>
+              <w:top w:val="single" w:sz="6" w:color="DDE6E1"/>
+              <w:start w:val="single" w:sz="6" w:color="DDE6E1"/>
+              <w:bottom w:val="single" w:sz="6" w:color="DDE6E1"/>
+              <w:end w:val="single" w:sz="6" w:color="DDE6E1"/>
+              <w:insideH w:val="single" w:sz="6" w:color="DDE6E1"/>
+              <w:insideV w:val="single" w:sz="6" w:color="DDE6E1"/>
+            </w:tcBorders>
+            <w:vAlign w:val="center"/>
+          </w:tcPr>
+          <w:p>
+            <w:pPr>
+              <w:jc w:val="center"/>
+            </w:pPr>
+            <w:r>
+              <w:rPr>
+                <w:rFonts w:ascii="Calibri" w:hAnsi="Calibri"/>
+                <w:color w:val="23322E"/>
+                <w:sz w:val="16"/>
+              </w:rPr>
+              <w:t>Bounded tool loop with guardrails and a complete trace</w:t>
+            </w:r>
+          </w:p>
+        </w:tc>
+      </w:tr>
+      <w:tr>
+        <w:tc>
+          <w:tcPr>
+            <w:tcW w:type="dxa" w:w="1600"/>
+            <w:tcMar>
+              <w:top w:w="80" w:type="dxa"/>
+              <w:start w:w="120" w:type="dxa"/>
+              <w:bottom w:w="80" w:type="dxa"/>
+              <w:end w:w="120" w:type="dxa"/>
+            </w:tcMar>
+            <w:tcBorders>
+              <w:top w:val="single" w:sz="6" w:color="DDE6E1"/>
+              <w:start w:val="single" w:sz="6" w:color="DDE6E1"/>
+              <w:bottom w:val="single" w:sz="6" w:color="DDE6E1"/>
+              <w:end w:val="single" w:sz="6" w:color="DDE6E1"/>
+              <w:insideH w:val="single" w:sz="6" w:color="DDE6E1"/>
+              <w:insideV w:val="single" w:sz="6" w:color="DDE6E1"/>
+            </w:tcBorders>
+            <w:vAlign w:val="center"/>
+          </w:tcPr>
+          <w:p>
+            <w:pPr>
+              <w:jc w:val="left"/>
+            </w:pPr>
+            <w:r>
+              <w:rPr>
+                <w:rFonts w:ascii="Calibri" w:hAnsi="Calibri"/>
+                <w:color w:val="23322E"/>
+                <w:sz w:val="16"/>
+              </w:rPr>
+              <w:t>Retrieval</w:t>
+            </w:r>
+          </w:p>
+        </w:tc>
+        <w:tc>
+          <w:tcPr>
+            <w:tcW w:type="dxa" w:w="2900"/>
+            <w:tcMar>
+              <w:top w:w="80" w:type="dxa"/>
+              <w:start w:w="120" w:type="dxa"/>
+              <w:bottom w:w="80" w:type="dxa"/>
+              <w:end w:w="120" w:type="dxa"/>
+            </w:tcMar>
+            <w:tcBorders>
+              <w:top w:val="single" w:sz="6" w:color="DDE6E1"/>
+              <w:start w:val="single" w:sz="6" w:color="DDE6E1"/>
+              <w:bottom w:val="single" w:sz="6" w:color="DDE6E1"/>
+              <w:end w:val="single" w:sz="6" w:color="DDE6E1"/>
+              <w:insideH w:val="single" w:sz="6" w:color="DDE6E1"/>
+              <w:insideV w:val="single" w:sz="6" w:color="DDE6E1"/>
+            </w:tcBorders>
+            <w:vAlign w:val="center"/>
+          </w:tcPr>
+          <w:p>
+            <w:pPr>
+              <w:jc w:val="center"/>
+            </w:pPr>
+            <w:r>
+              <w:rPr>
+                <w:rFonts w:ascii="Calibri" w:hAnsi="Calibri"/>
+                <w:color w:val="23322E"/>
+                <w:sz w:val="16"/>
+              </w:rPr>
+              <w:t>BM25 + dense + RRF</w:t>
+            </w:r>
+          </w:p>
+        </w:tc>
+        <w:tc>
+          <w:tcPr>
+            <w:tcW w:type="dxa" w:w="4860"/>
+            <w:tcMar>
+              <w:top w:w="80" w:type="dxa"/>
+              <w:start w:w="120" w:type="dxa"/>
+              <w:bottom w:w="80" w:type="dxa"/>
+              <w:end w:w="120" w:type="dxa"/>
+            </w:tcMar>
+            <w:tcBorders>
+              <w:top w:val="single" w:sz="6" w:color="DDE6E1"/>
+              <w:start w:val="single" w:sz="6" w:color="DDE6E1"/>
+              <w:bottom w:val="single" w:sz="6" w:color="DDE6E1"/>
+              <w:end w:val="single" w:sz="6" w:color="DDE6E1"/>
+              <w:insideH w:val="single" w:sz="6" w:color="DDE6E1"/>
+              <w:insideV w:val="single" w:sz="6" w:color="DDE6E1"/>
+            </w:tcBorders>
+            <w:vAlign w:val="center"/>
+          </w:tcPr>
+          <w:p>
+            <w:pPr>
+              <w:jc w:val="center"/>
+            </w:pPr>
+            <w:r>
+              <w:rPr>
+                <w:rFonts w:ascii="Calibri" w:hAnsi="Calibri"/>
+                <w:color w:val="23322E"/>
+                <w:sz w:val="16"/>
+              </w:rPr>
+              <w:t>51-chunk corpus, three switchable modes, backend chain</w:t>
+            </w:r>
+          </w:p>
+        </w:tc>
+      </w:tr>
+      <w:tr>
+        <w:tc>
+          <w:tcPr>
+            <w:tcW w:type="dxa" w:w="1600"/>
+            <w:tcMar>
+              <w:top w:w="80" w:type="dxa"/>
+              <w:start w:w="120" w:type="dxa"/>
+              <w:bottom w:w="80" w:type="dxa"/>
+              <w:end w:w="120" w:type="dxa"/>
+            </w:tcMar>
+            <w:tcBorders>
+              <w:top w:val="single" w:sz="6" w:color="DDE6E1"/>
+              <w:start w:val="single" w:sz="6" w:color="DDE6E1"/>
+              <w:bottom w:val="single" w:sz="6" w:color="DDE6E1"/>
+              <w:end w:val="single" w:sz="6" w:color="DDE6E1"/>
+              <w:insideH w:val="single" w:sz="6" w:color="DDE6E1"/>
+              <w:insideV w:val="single" w:sz="6" w:color="DDE6E1"/>
+            </w:tcBorders>
+            <w:vAlign w:val="center"/>
+          </w:tcPr>
+          <w:p>
+            <w:pPr>
+              <w:jc w:val="left"/>
+            </w:pPr>
+            <w:r>
+              <w:rPr>
+                <w:rFonts w:ascii="Calibri" w:hAnsi="Calibri"/>
+                <w:color w:val="23322E"/>
+                <w:sz w:val="16"/>
+              </w:rPr>
+              <w:t>MCP</w:t>
+            </w:r>
+          </w:p>
+        </w:tc>
+        <w:tc>
+          <w:tcPr>
+            <w:tcW w:type="dxa" w:w="2900"/>
+            <w:tcMar>
+              <w:top w:w="80" w:type="dxa"/>
+              <w:start w:w="120" w:type="dxa"/>
+              <w:bottom w:w="80" w:type="dxa"/>
+              <w:end w:w="120" w:type="dxa"/>
+            </w:tcMar>
+            <w:tcBorders>
+              <w:top w:val="single" w:sz="6" w:color="DDE6E1"/>
+              <w:start w:val="single" w:sz="6" w:color="DDE6E1"/>
+              <w:bottom w:val="single" w:sz="6" w:color="DDE6E1"/>
+              <w:end w:val="single" w:sz="6" w:color="DDE6E1"/>
+              <w:insideH w:val="single" w:sz="6" w:color="DDE6E1"/>
+              <w:insideV w:val="single" w:sz="6" w:color="DDE6E1"/>
+            </w:tcBorders>
+            <w:vAlign w:val="center"/>
+          </w:tcPr>
+          <w:p>
+            <w:pPr>
+              <w:jc w:val="center"/>
+            </w:pPr>
+            <w:r>
+              <w:rPr>
+                <w:rFonts w:ascii="Calibri" w:hAnsi="Calibri"/>
+                <w:color w:val="23322E"/>
+                <w:sz w:val="16"/>
+              </w:rPr>
+              <w:t>FastMCP server + stdio client host</w:t>
+            </w:r>
+          </w:p>
+        </w:tc>
+        <w:tc>
+          <w:tcPr>
+            <w:tcW w:type="dxa" w:w="4860"/>
+            <w:tcMar>
+              <w:top w:w="80" w:type="dxa"/>
+              <w:start w:w="120" w:type="dxa"/>
+              <w:bottom w:w="80" w:type="dxa"/>
+              <w:end w:w="120" w:type="dxa"/>
+            </w:tcMar>
+            <w:tcBorders>
+              <w:top w:val="single" w:sz="6" w:color="DDE6E1"/>
+              <w:start w:val="single" w:sz="6" w:color="DDE6E1"/>
+              <w:bottom w:val="single" w:sz="6" w:color="DDE6E1"/>
+              <w:end w:val="single" w:sz="6" w:color="DDE6E1"/>
+              <w:insideH w:val="single" w:sz="6" w:color="DDE6E1"/>
+              <w:insideV w:val="single" w:sz="6" w:color="DDE6E1"/>
+            </w:tcBorders>
+            <w:vAlign w:val="center"/>
+          </w:tcPr>
+          <w:p>
+            <w:pPr>
+              <w:jc w:val="center"/>
+            </w:pPr>
+            <w:r>
+              <w:rPr>
+                <w:rFonts w:ascii="Calibri" w:hAnsi="Calibri"/>
+                <w:color w:val="23322E"/>
+                <w:sz w:val="16"/>
+              </w:rPr>
+              <w:t>Same registry over the protocol and in-process</w:t>
+            </w:r>
+          </w:p>
+        </w:tc>
+      </w:tr>
+      <w:tr>
+        <w:tc>
+          <w:tcPr>
+            <w:tcW w:type="dxa" w:w="1600"/>
+            <w:tcMar>
+              <w:top w:w="80" w:type="dxa"/>
+              <w:start w:w="120" w:type="dxa"/>
+              <w:bottom w:w="80" w:type="dxa"/>
+              <w:end w:w="120" w:type="dxa"/>
+            </w:tcMar>
+            <w:tcBorders>
+              <w:top w:val="single" w:sz="6" w:color="DDE6E1"/>
+              <w:start w:val="single" w:sz="6" w:color="DDE6E1"/>
+              <w:bottom w:val="single" w:sz="6" w:color="DDE6E1"/>
+              <w:end w:val="single" w:sz="6" w:color="DDE6E1"/>
+              <w:insideH w:val="single" w:sz="6" w:color="DDE6E1"/>
+              <w:insideV w:val="single" w:sz="6" w:color="DDE6E1"/>
+            </w:tcBorders>
+            <w:vAlign w:val="center"/>
+          </w:tcPr>
+          <w:p>
+            <w:pPr>
+              <w:jc w:val="left"/>
+            </w:pPr>
+            <w:r>
+              <w:rPr>
+                <w:rFonts w:ascii="Calibri" w:hAnsi="Calibri"/>
+                <w:color w:val="23322E"/>
+                <w:sz w:val="16"/>
+              </w:rPr>
+              <w:t>Data</w:t>
+            </w:r>
+          </w:p>
+        </w:tc>
+        <w:tc>
+          <w:tcPr>
+            <w:tcW w:type="dxa" w:w="2900"/>
+            <w:tcMar>
+              <w:top w:w="80" w:type="dxa"/>
+              <w:start w:w="120" w:type="dxa"/>
+              <w:bottom w:w="80" w:type="dxa"/>
+              <w:end w:w="120" w:type="dxa"/>
+            </w:tcMar>
+            <w:tcBorders>
+              <w:top w:val="single" w:sz="6" w:color="DDE6E1"/>
+              <w:start w:val="single" w:sz="6" w:color="DDE6E1"/>
+              <w:bottom w:val="single" w:sz="6" w:color="DDE6E1"/>
+              <w:end w:val="single" w:sz="6" w:color="DDE6E1"/>
+              <w:insideH w:val="single" w:sz="6" w:color="DDE6E1"/>
+              <w:insideV w:val="single" w:sz="6" w:color="DDE6E1"/>
+            </w:tcBorders>
+            <w:vAlign w:val="center"/>
+          </w:tcPr>
+          <w:p>
+            <w:pPr>
+              <w:jc w:val="center"/>
+            </w:pPr>
+            <w:r>
+              <w:rPr>
+                <w:rFonts w:ascii="Calibri" w:hAnsi="Calibri"/>
+                <w:color w:val="23322E"/>
+                <w:sz w:val="16"/>
+              </w:rPr>
+              <w:t>Elia v2.1 API + derive.py + fixtures</w:t>
+            </w:r>
+          </w:p>
+        </w:tc>
+        <w:tc>
+          <w:tcPr>
+            <w:tcW w:type="dxa" w:w="4860"/>
+            <w:tcMar>
+              <w:top w:w="80" w:type="dxa"/>
+              <w:start w:w="120" w:type="dxa"/>
+              <w:bottom w:w="80" w:type="dxa"/>
+              <w:end w:w="120" w:type="dxa"/>
+            </w:tcMar>
+            <w:tcBorders>
+              <w:top w:val="single" w:sz="6" w:color="DDE6E1"/>
+              <w:start w:val="single" w:sz="6" w:color="DDE6E1"/>
+              <w:bottom w:val="single" w:sz="6" w:color="DDE6E1"/>
+              <w:end w:val="single" w:sz="6" w:color="DDE6E1"/>
+              <w:insideH w:val="single" w:sz="6" w:color="DDE6E1"/>
+              <w:insideV w:val="single" w:sz="6" w:color="DDE6E1"/>
+            </w:tcBorders>
+            <w:vAlign w:val="center"/>
+          </w:tcPr>
+          <w:p>
+            <w:pPr>
+              <w:jc w:val="center"/>
+            </w:pPr>
+            <w:r>
+              <w:rPr>
+                <w:rFonts w:ascii="Calibri" w:hAnsi="Calibri"/>
+                <w:color w:val="23322E"/>
+                <w:sz w:val="16"/>
+              </w:rPr>
+              <w:t>Live-derived or frozen stress signal with provenance</w:t>
             </w:r>
           </w:p>
         </w:tc>
@@ -2391,7 +3018,7 @@
                 <w:color w:val="23322E"/>
                 <w:sz w:val="16"/>
               </w:rPr>
-              <w:t>FastAPI, Pydantic</w:t>
+              <w:t>FastAPI + CORS</w:t>
             </w:r>
           </w:p>
         </w:tc>
@@ -2424,310 +3051,7 @@
                 <w:color w:val="23322E"/>
                 <w:sz w:val="16"/>
               </w:rPr>
-              <w:t>Typed plan and grid-snapshot endpoints</w:t>
-            </w:r>
-          </w:p>
-        </w:tc>
-      </w:tr>
-      <w:tr>
-        <w:tc>
-          <w:tcPr>
-            <w:tcW w:type="dxa" w:w="1600"/>
-            <w:tcMar>
-              <w:top w:w="80" w:type="dxa"/>
-              <w:start w:w="120" w:type="dxa"/>
-              <w:bottom w:w="80" w:type="dxa"/>
-              <w:end w:w="120" w:type="dxa"/>
-            </w:tcMar>
-            <w:tcBorders>
-              <w:top w:val="single" w:sz="6" w:color="DDE6E1"/>
-              <w:start w:val="single" w:sz="6" w:color="DDE6E1"/>
-              <w:bottom w:val="single" w:sz="6" w:color="DDE6E1"/>
-              <w:end w:val="single" w:sz="6" w:color="DDE6E1"/>
-              <w:insideH w:val="single" w:sz="6" w:color="DDE6E1"/>
-              <w:insideV w:val="single" w:sz="6" w:color="DDE6E1"/>
-            </w:tcBorders>
-            <w:vAlign w:val="center"/>
-          </w:tcPr>
-          <w:p>
-            <w:pPr>
-              <w:jc w:val="left"/>
-            </w:pPr>
-            <w:r>
-              <w:rPr>
-                <w:rFonts w:ascii="Calibri" w:hAnsi="Calibri"/>
-                <w:color w:val="23322E"/>
-                <w:sz w:val="16"/>
-              </w:rPr>
-              <w:t>GenAI</w:t>
-            </w:r>
-          </w:p>
-        </w:tc>
-        <w:tc>
-          <w:tcPr>
-            <w:tcW w:type="dxa" w:w="2900"/>
-            <w:tcMar>
-              <w:top w:w="80" w:type="dxa"/>
-              <w:start w:w="120" w:type="dxa"/>
-              <w:bottom w:w="80" w:type="dxa"/>
-              <w:end w:w="120" w:type="dxa"/>
-            </w:tcMar>
-            <w:tcBorders>
-              <w:top w:val="single" w:sz="6" w:color="DDE6E1"/>
-              <w:start w:val="single" w:sz="6" w:color="DDE6E1"/>
-              <w:bottom w:val="single" w:sz="6" w:color="DDE6E1"/>
-              <w:end w:val="single" w:sz="6" w:color="DDE6E1"/>
-              <w:insideH w:val="single" w:sz="6" w:color="DDE6E1"/>
-              <w:insideV w:val="single" w:sz="6" w:color="DDE6E1"/>
-            </w:tcBorders>
-            <w:vAlign w:val="center"/>
-          </w:tcPr>
-          <w:p>
-            <w:pPr>
-              <w:jc w:val="center"/>
-            </w:pPr>
-            <w:r>
-              <w:rPr>
-                <w:rFonts w:ascii="Calibri" w:hAnsi="Calibri"/>
-                <w:color w:val="23322E"/>
-                <w:sz w:val="16"/>
-              </w:rPr>
-              <w:t>OpenAI Responses API</w:t>
-            </w:r>
-          </w:p>
-        </w:tc>
-        <w:tc>
-          <w:tcPr>
-            <w:tcW w:type="dxa" w:w="4860"/>
-            <w:tcMar>
-              <w:top w:w="80" w:type="dxa"/>
-              <w:start w:w="120" w:type="dxa"/>
-              <w:bottom w:w="80" w:type="dxa"/>
-              <w:end w:w="120" w:type="dxa"/>
-            </w:tcMar>
-            <w:tcBorders>
-              <w:top w:val="single" w:sz="6" w:color="DDE6E1"/>
-              <w:start w:val="single" w:sz="6" w:color="DDE6E1"/>
-              <w:bottom w:val="single" w:sz="6" w:color="DDE6E1"/>
-              <w:end w:val="single" w:sz="6" w:color="DDE6E1"/>
-              <w:insideH w:val="single" w:sz="6" w:color="DDE6E1"/>
-              <w:insideV w:val="single" w:sz="6" w:color="DDE6E1"/>
-            </w:tcBorders>
-            <w:vAlign w:val="center"/>
-          </w:tcPr>
-          <w:p>
-            <w:pPr>
-              <w:jc w:val="center"/>
-            </w:pPr>
-            <w:r>
-              <w:rPr>
-                <w:rFonts w:ascii="Calibri" w:hAnsi="Calibri"/>
-                <w:color w:val="23322E"/>
-                <w:sz w:val="16"/>
-              </w:rPr>
-              <w:t>Schema-constrained cited explanation</w:t>
-            </w:r>
-          </w:p>
-        </w:tc>
-      </w:tr>
-      <w:tr>
-        <w:tc>
-          <w:tcPr>
-            <w:tcW w:type="dxa" w:w="1600"/>
-            <w:tcMar>
-              <w:top w:w="80" w:type="dxa"/>
-              <w:start w:w="120" w:type="dxa"/>
-              <w:bottom w:w="80" w:type="dxa"/>
-              <w:end w:w="120" w:type="dxa"/>
-            </w:tcMar>
-            <w:tcBorders>
-              <w:top w:val="single" w:sz="6" w:color="DDE6E1"/>
-              <w:start w:val="single" w:sz="6" w:color="DDE6E1"/>
-              <w:bottom w:val="single" w:sz="6" w:color="DDE6E1"/>
-              <w:end w:val="single" w:sz="6" w:color="DDE6E1"/>
-              <w:insideH w:val="single" w:sz="6" w:color="DDE6E1"/>
-              <w:insideV w:val="single" w:sz="6" w:color="DDE6E1"/>
-            </w:tcBorders>
-            <w:vAlign w:val="center"/>
-          </w:tcPr>
-          <w:p>
-            <w:pPr>
-              <w:jc w:val="left"/>
-            </w:pPr>
-            <w:r>
-              <w:rPr>
-                <w:rFonts w:ascii="Calibri" w:hAnsi="Calibri"/>
-                <w:color w:val="23322E"/>
-                <w:sz w:val="16"/>
-              </w:rPr>
-              <w:t>MCP</w:t>
-            </w:r>
-          </w:p>
-        </w:tc>
-        <w:tc>
-          <w:tcPr>
-            <w:tcW w:type="dxa" w:w="2900"/>
-            <w:tcMar>
-              <w:top w:w="80" w:type="dxa"/>
-              <w:start w:w="120" w:type="dxa"/>
-              <w:bottom w:w="80" w:type="dxa"/>
-              <w:end w:w="120" w:type="dxa"/>
-            </w:tcMar>
-            <w:tcBorders>
-              <w:top w:val="single" w:sz="6" w:color="DDE6E1"/>
-              <w:start w:val="single" w:sz="6" w:color="DDE6E1"/>
-              <w:bottom w:val="single" w:sz="6" w:color="DDE6E1"/>
-              <w:end w:val="single" w:sz="6" w:color="DDE6E1"/>
-              <w:insideH w:val="single" w:sz="6" w:color="DDE6E1"/>
-              <w:insideV w:val="single" w:sz="6" w:color="DDE6E1"/>
-            </w:tcBorders>
-            <w:vAlign w:val="center"/>
-          </w:tcPr>
-          <w:p>
-            <w:pPr>
-              <w:jc w:val="center"/>
-            </w:pPr>
-            <w:r>
-              <w:rPr>
-                <w:rFonts w:ascii="Calibri" w:hAnsi="Calibri"/>
-                <w:color w:val="23322E"/>
-                <w:sz w:val="16"/>
-              </w:rPr>
-              <w:t>Python MCP SDK / FastMCP</w:t>
-            </w:r>
-          </w:p>
-        </w:tc>
-        <w:tc>
-          <w:tcPr>
-            <w:tcW w:type="dxa" w:w="4860"/>
-            <w:tcMar>
-              <w:top w:w="80" w:type="dxa"/>
-              <w:start w:w="120" w:type="dxa"/>
-              <w:bottom w:w="80" w:type="dxa"/>
-              <w:end w:w="120" w:type="dxa"/>
-            </w:tcMar>
-            <w:tcBorders>
-              <w:top w:val="single" w:sz="6" w:color="DDE6E1"/>
-              <w:start w:val="single" w:sz="6" w:color="DDE6E1"/>
-              <w:bottom w:val="single" w:sz="6" w:color="DDE6E1"/>
-              <w:end w:val="single" w:sz="6" w:color="DDE6E1"/>
-              <w:insideH w:val="single" w:sz="6" w:color="DDE6E1"/>
-              <w:insideV w:val="single" w:sz="6" w:color="DDE6E1"/>
-            </w:tcBorders>
-            <w:vAlign w:val="center"/>
-          </w:tcPr>
-          <w:p>
-            <w:pPr>
-              <w:jc w:val="center"/>
-            </w:pPr>
-            <w:r>
-              <w:rPr>
-                <w:rFonts w:ascii="Calibri" w:hAnsi="Calibri"/>
-                <w:color w:val="23322E"/>
-                <w:sz w:val="16"/>
-              </w:rPr>
-              <w:t>Interoperable typed energy tools</w:t>
-            </w:r>
-          </w:p>
-        </w:tc>
-      </w:tr>
-      <w:tr>
-        <w:tc>
-          <w:tcPr>
-            <w:tcW w:type="dxa" w:w="1600"/>
-            <w:tcMar>
-              <w:top w:w="80" w:type="dxa"/>
-              <w:start w:w="120" w:type="dxa"/>
-              <w:bottom w:w="80" w:type="dxa"/>
-              <w:end w:w="120" w:type="dxa"/>
-            </w:tcMar>
-            <w:tcBorders>
-              <w:top w:val="single" w:sz="6" w:color="DDE6E1"/>
-              <w:start w:val="single" w:sz="6" w:color="DDE6E1"/>
-              <w:bottom w:val="single" w:sz="6" w:color="DDE6E1"/>
-              <w:end w:val="single" w:sz="6" w:color="DDE6E1"/>
-              <w:insideH w:val="single" w:sz="6" w:color="DDE6E1"/>
-              <w:insideV w:val="single" w:sz="6" w:color="DDE6E1"/>
-            </w:tcBorders>
-            <w:vAlign w:val="center"/>
-          </w:tcPr>
-          <w:p>
-            <w:pPr>
-              <w:jc w:val="left"/>
-            </w:pPr>
-            <w:r>
-              <w:rPr>
-                <w:rFonts w:ascii="Calibri" w:hAnsi="Calibri"/>
-                <w:color w:val="23322E"/>
-                <w:sz w:val="16"/>
-              </w:rPr>
-              <w:t>Data</w:t>
-            </w:r>
-          </w:p>
-        </w:tc>
-        <w:tc>
-          <w:tcPr>
-            <w:tcW w:type="dxa" w:w="2900"/>
-            <w:tcMar>
-              <w:top w:w="80" w:type="dxa"/>
-              <w:start w:w="120" w:type="dxa"/>
-              <w:bottom w:w="80" w:type="dxa"/>
-              <w:end w:w="120" w:type="dxa"/>
-            </w:tcMar>
-            <w:tcBorders>
-              <w:top w:val="single" w:sz="6" w:color="DDE6E1"/>
-              <w:start w:val="single" w:sz="6" w:color="DDE6E1"/>
-              <w:bottom w:val="single" w:sz="6" w:color="DDE6E1"/>
-              <w:end w:val="single" w:sz="6" w:color="DDE6E1"/>
-              <w:insideH w:val="single" w:sz="6" w:color="DDE6E1"/>
-              <w:insideV w:val="single" w:sz="6" w:color="DDE6E1"/>
-            </w:tcBorders>
-            <w:vAlign w:val="center"/>
-          </w:tcPr>
-          <w:p>
-            <w:pPr>
-              <w:jc w:val="center"/>
-            </w:pPr>
-            <w:r>
-              <w:rPr>
-                <w:rFonts w:ascii="Calibri" w:hAnsi="Calibri"/>
-                <w:color w:val="23322E"/>
-                <w:sz w:val="16"/>
-              </w:rPr>
-              <w:t>Elia v2.1 API + JSON fixture</w:t>
-            </w:r>
-          </w:p>
-        </w:tc>
-        <w:tc>
-          <w:tcPr>
-            <w:tcW w:type="dxa" w:w="4860"/>
-            <w:tcMar>
-              <w:top w:w="80" w:type="dxa"/>
-              <w:start w:w="120" w:type="dxa"/>
-              <w:bottom w:w="80" w:type="dxa"/>
-              <w:end w:w="120" w:type="dxa"/>
-            </w:tcMar>
-            <w:tcBorders>
-              <w:top w:val="single" w:sz="6" w:color="DDE6E1"/>
-              <w:start w:val="single" w:sz="6" w:color="DDE6E1"/>
-              <w:bottom w:val="single" w:sz="6" w:color="DDE6E1"/>
-              <w:end w:val="single" w:sz="6" w:color="DDE6E1"/>
-              <w:insideH w:val="single" w:sz="6" w:color="DDE6E1"/>
-              <w:insideV w:val="single" w:sz="6" w:color="DDE6E1"/>
-            </w:tcBorders>
-            <w:vAlign w:val="center"/>
-          </w:tcPr>
-          <w:p>
-            <w:pPr>
-              <w:jc w:val="center"/>
-            </w:pPr>
-            <w:r>
-              <w:rPr>
-                <w:rFonts w:ascii="Calibri" w:hAnsi="Calibri"/>
-                <w:color w:val="23322E"/>
-                <w:sz w:val="16"/>
-              </w:rPr>
-              <w:t>Belgian load, wind and generation context</w:t>
+              <w:t>/health, /api/agent/plan, /api/retrieve, /api/intent, snapshots</w:t>
             </w:r>
           </w:p>
         </w:tc>
@@ -2795,7 +3119,7 @@
                 <w:color w:val="23322E"/>
                 <w:sz w:val="16"/>
               </w:rPr>
-              <w:t>Node test + unittest</w:t>
+              <w:t>unittest + node:test (93 tests)</w:t>
             </w:r>
           </w:p>
         </w:tc>
@@ -2828,7 +3152,7 @@
                 <w:color w:val="23322E"/>
                 <w:sz w:val="16"/>
               </w:rPr>
-              <w:t>Rendered UI, optimizer, retrieval and reproducibility</w:t>
+              <w:t>Optimizer, retrieval, intent, agent, API, MCP round-trip, UI render</w:t>
             </w:r>
           </w:p>
         </w:tc>
@@ -2863,7 +3187,7 @@
           <w:color w:val="23322E"/>
           <w:sz w:val="21"/>
         </w:rPr>
-        <w:t>Choose Morning, Grid friendly or Peak shield, then select Balanced, Cost or Grid support.</w:t>
+        <w:t>Start Ollama, the FastAPI backend and the interface; the top-bar chip confirms 'Live pipeline' with the model name.</w:t>
       </w:r>
     </w:p>
     <w:p>
@@ -2882,7 +3206,7 @@
           <w:color w:val="23322E"/>
           <w:sz w:val="21"/>
         </w:rPr>
-        <w:t>Run the agent plan and watch retrieval, MCP tool calls, optimization and criticism progress.</w:t>
+        <w:t>Type or edit a free-text mission and run the agent; walk through the trace — intent chips, each tool call, the guardrail column.</w:t>
       </w:r>
     </w:p>
     <w:p>
@@ -2901,7 +3225,7 @@
           <w:color w:val="23322E"/>
           <w:sz w:val="21"/>
         </w:rPr>
-        <w:t>Compare optimized and earliest-start schedules on the 24-hour chart.</w:t>
+        <w:t>Compare optimized and earliest-start schedules on the 24-hour chart against the capacity cap and high-stress bands.</w:t>
       </w:r>
     </w:p>
     <w:p>
@@ -2920,7 +3244,7 @@
           <w:color w:val="23322E"/>
           <w:sz w:val="21"/>
         </w:rPr>
-        <w:t>Inspect cost, grid-stress, hard-constraint and evidence metrics.</w:t>
+        <w:t>Type an impossible mission (e.g. an EV charge due 01:00 under a 2 kW cap) and show the critic rejecting it instead of displaying it.</w:t>
       </w:r>
     </w:p>
     <w:p>
@@ -2939,7 +3263,7 @@
           <w:color w:val="23322E"/>
           <w:sz w:val="21"/>
         </w:rPr>
-        <w:t>Open Evaluation to defend the measured results, then Architecture to explain design choices.</w:t>
+        <w:t>Run `python -m flexigrid.mcp_host "..."` in a terminal to show the identical agent over a real MCP stdio session, then open Evaluation and Architecture.</w:t>
       </w:r>
     </w:p>
     <w:p>
@@ -2961,12 +3285,7 @@
           <w:color w:val="23322E"/>
           <w:sz w:val="21"/>
         </w:rPr>
-        <w:t>The public interface requires no API key. The repository README gives exact commands for the UI, FastAPI service, MCP server, live snapshot script and both test suites. Dependency ranges are constrained, the fixture is versioned and every displayed benchmark number is calculated from deterministic runs rather than copied from a model response.</w:t>
-      </w:r>
-    </w:p>
-    <w:p>
-      <w:r>
-        <w:br w:type="page"/>
+        <w:t>No cloud key exists anywhere in the system. `python -m flexigrid.doctor` verifies the environment (corpus, retrieval, adapter, LLM endpoint, structured output, agent, MCP round-trip) with actionable hints. A deterministic mock LLM server ships with the repository so the full agent code path is testable on machines without model weights, and the evaluation records the model and embedding backend behind every number. All 93 tests run without network access.</w:t>
       </w:r>
     </w:p>
     <w:p>
@@ -2988,7 +3307,7 @@
           <w:color w:val="23322E"/>
           <w:sz w:val="21"/>
         </w:rPr>
-        <w:t>Evaluation is split by subsystem. This prevents a strong-looking natural-language answer from hiding retrieval, tool or optimization failures. The current automated suite covers nine combinations in the browser-side engine and three objective modes in the Python engine.</w:t>
+        <w:t>Evaluation is split by subsystem so a fluent answer can never hide a retrieval, intent, planning or grounding failure. Numbers in this section come from evaluation/results.json, generated 2026-08-24T12:07:24+00:00 with LLM mock-planner-1 and embedding backend ollama (mock-embed) over 51 corpus chunks. Re-running the harness on the demo machine refreshes every table with that machine's provenance.</w:t>
       </w:r>
     </w:p>
     <w:p>
@@ -3045,7 +3364,7 @@
         <w:pStyle w:val="Heading2"/>
       </w:pPr>
       <w:r>
-        <w:t>Automated results</w:t>
+        <w:t>Retrieval (40 labelled queries)</w:t>
       </w:r>
     </w:p>
     <w:tbl>
@@ -3057,10 +3376,10 @@
         <w:tblInd w:w="120" w:type="dxa"/>
       </w:tblPr>
       <w:tblGrid>
-        <w:gridCol w:w="2500"/>
-        <w:gridCol w:w="1450"/>
-        <w:gridCol w:w="3260"/>
-        <w:gridCol w:w="2150"/>
+        <w:gridCol w:w="2200"/>
+        <w:gridCol w:w="2380"/>
+        <w:gridCol w:w="2390"/>
+        <w:gridCol w:w="2390"/>
       </w:tblGrid>
       <w:tr>
         <w:trPr>
@@ -3068,7 +3387,7 @@
         </w:trPr>
         <w:tc>
           <w:tcPr>
-            <w:tcW w:type="dxa" w:w="2500"/>
+            <w:tcW w:type="dxa" w:w="2200"/>
             <w:tcMar>
               <w:top w:w="80" w:type="dxa"/>
               <w:start w:w="120" w:type="dxa"/>
@@ -3097,13 +3416,1835 @@
                 <w:color w:val="0B1714"/>
                 <w:sz w:val="17"/>
               </w:rPr>
-              <w:t>Metric</w:t>
+              <w:t>Mode</w:t>
             </w:r>
           </w:p>
         </w:tc>
         <w:tc>
           <w:tcPr>
-            <w:tcW w:type="dxa" w:w="1450"/>
+            <w:tcW w:type="dxa" w:w="2380"/>
+            <w:tcMar>
+              <w:top w:w="80" w:type="dxa"/>
+              <w:start w:w="120" w:type="dxa"/>
+              <w:bottom w:w="80" w:type="dxa"/>
+              <w:end w:w="120" w:type="dxa"/>
+            </w:tcMar>
+            <w:tcBorders>
+              <w:top w:val="single" w:sz="6" w:color="DDE6E1"/>
+              <w:start w:val="single" w:sz="6" w:color="DDE6E1"/>
+              <w:bottom w:val="single" w:sz="6" w:color="DDE6E1"/>
+              <w:end w:val="single" w:sz="6" w:color="DDE6E1"/>
+              <w:insideH w:val="single" w:sz="6" w:color="DDE6E1"/>
+              <w:insideV w:val="single" w:sz="6" w:color="DDE6E1"/>
+            </w:tcBorders>
+            <w:vAlign w:val="center"/>
+            <w:shd w:fill="F2F4F7"/>
+          </w:tcPr>
+          <w:p>
+            <w:pPr>
+              <w:jc w:val="center"/>
+            </w:pPr>
+            <w:r>
+              <w:rPr>
+                <w:rFonts w:ascii="Calibri" w:hAnsi="Calibri"/>
+                <w:b/>
+                <w:color w:val="0B1714"/>
+                <w:sz w:val="17"/>
+              </w:rPr>
+              <w:t>hit@1</w:t>
+            </w:r>
+          </w:p>
+        </w:tc>
+        <w:tc>
+          <w:tcPr>
+            <w:tcW w:type="dxa" w:w="2390"/>
+            <w:tcMar>
+              <w:top w:w="80" w:type="dxa"/>
+              <w:start w:w="120" w:type="dxa"/>
+              <w:bottom w:w="80" w:type="dxa"/>
+              <w:end w:w="120" w:type="dxa"/>
+            </w:tcMar>
+            <w:tcBorders>
+              <w:top w:val="single" w:sz="6" w:color="DDE6E1"/>
+              <w:start w:val="single" w:sz="6" w:color="DDE6E1"/>
+              <w:bottom w:val="single" w:sz="6" w:color="DDE6E1"/>
+              <w:end w:val="single" w:sz="6" w:color="DDE6E1"/>
+              <w:insideH w:val="single" w:sz="6" w:color="DDE6E1"/>
+              <w:insideV w:val="single" w:sz="6" w:color="DDE6E1"/>
+            </w:tcBorders>
+            <w:vAlign w:val="center"/>
+            <w:shd w:fill="F2F4F7"/>
+          </w:tcPr>
+          <w:p>
+            <w:pPr>
+              <w:jc w:val="center"/>
+            </w:pPr>
+            <w:r>
+              <w:rPr>
+                <w:rFonts w:ascii="Calibri" w:hAnsi="Calibri"/>
+                <w:b/>
+                <w:color w:val="0B1714"/>
+                <w:sz w:val="17"/>
+              </w:rPr>
+              <w:t>recall@4</w:t>
+            </w:r>
+          </w:p>
+        </w:tc>
+        <w:tc>
+          <w:tcPr>
+            <w:tcW w:type="dxa" w:w="2390"/>
+            <w:tcMar>
+              <w:top w:w="80" w:type="dxa"/>
+              <w:start w:w="120" w:type="dxa"/>
+              <w:bottom w:w="80" w:type="dxa"/>
+              <w:end w:w="120" w:type="dxa"/>
+            </w:tcMar>
+            <w:tcBorders>
+              <w:top w:val="single" w:sz="6" w:color="DDE6E1"/>
+              <w:start w:val="single" w:sz="6" w:color="DDE6E1"/>
+              <w:bottom w:val="single" w:sz="6" w:color="DDE6E1"/>
+              <w:end w:val="single" w:sz="6" w:color="DDE6E1"/>
+              <w:insideH w:val="single" w:sz="6" w:color="DDE6E1"/>
+              <w:insideV w:val="single" w:sz="6" w:color="DDE6E1"/>
+            </w:tcBorders>
+            <w:vAlign w:val="center"/>
+            <w:shd w:fill="F2F4F7"/>
+          </w:tcPr>
+          <w:p>
+            <w:pPr>
+              <w:jc w:val="center"/>
+            </w:pPr>
+            <w:r>
+              <w:rPr>
+                <w:rFonts w:ascii="Calibri" w:hAnsi="Calibri"/>
+                <w:b/>
+                <w:color w:val="0B1714"/>
+                <w:sz w:val="17"/>
+              </w:rPr>
+              <w:t>MRR</w:t>
+            </w:r>
+          </w:p>
+        </w:tc>
+      </w:tr>
+      <w:tr>
+        <w:tc>
+          <w:tcPr>
+            <w:tcW w:type="dxa" w:w="2200"/>
+            <w:tcMar>
+              <w:top w:w="80" w:type="dxa"/>
+              <w:start w:w="120" w:type="dxa"/>
+              <w:bottom w:w="80" w:type="dxa"/>
+              <w:end w:w="120" w:type="dxa"/>
+            </w:tcMar>
+            <w:tcBorders>
+              <w:top w:val="single" w:sz="6" w:color="DDE6E1"/>
+              <w:start w:val="single" w:sz="6" w:color="DDE6E1"/>
+              <w:bottom w:val="single" w:sz="6" w:color="DDE6E1"/>
+              <w:end w:val="single" w:sz="6" w:color="DDE6E1"/>
+              <w:insideH w:val="single" w:sz="6" w:color="DDE6E1"/>
+              <w:insideV w:val="single" w:sz="6" w:color="DDE6E1"/>
+            </w:tcBorders>
+            <w:vAlign w:val="center"/>
+          </w:tcPr>
+          <w:p>
+            <w:pPr>
+              <w:jc w:val="left"/>
+            </w:pPr>
+            <w:r>
+              <w:rPr>
+                <w:rFonts w:ascii="Calibri" w:hAnsi="Calibri"/>
+                <w:color w:val="23322E"/>
+                <w:sz w:val="16"/>
+              </w:rPr>
+              <w:t>bm25</w:t>
+            </w:r>
+          </w:p>
+        </w:tc>
+        <w:tc>
+          <w:tcPr>
+            <w:tcW w:type="dxa" w:w="2380"/>
+            <w:tcMar>
+              <w:top w:w="80" w:type="dxa"/>
+              <w:start w:w="120" w:type="dxa"/>
+              <w:bottom w:w="80" w:type="dxa"/>
+              <w:end w:w="120" w:type="dxa"/>
+            </w:tcMar>
+            <w:tcBorders>
+              <w:top w:val="single" w:sz="6" w:color="DDE6E1"/>
+              <w:start w:val="single" w:sz="6" w:color="DDE6E1"/>
+              <w:bottom w:val="single" w:sz="6" w:color="DDE6E1"/>
+              <w:end w:val="single" w:sz="6" w:color="DDE6E1"/>
+              <w:insideH w:val="single" w:sz="6" w:color="DDE6E1"/>
+              <w:insideV w:val="single" w:sz="6" w:color="DDE6E1"/>
+            </w:tcBorders>
+            <w:vAlign w:val="center"/>
+          </w:tcPr>
+          <w:p>
+            <w:pPr>
+              <w:jc w:val="center"/>
+            </w:pPr>
+            <w:r>
+              <w:rPr>
+                <w:rFonts w:ascii="Calibri" w:hAnsi="Calibri"/>
+                <w:color w:val="23322E"/>
+                <w:sz w:val="16"/>
+              </w:rPr>
+              <w:t>0.95</w:t>
+            </w:r>
+          </w:p>
+        </w:tc>
+        <w:tc>
+          <w:tcPr>
+            <w:tcW w:type="dxa" w:w="2390"/>
+            <w:tcMar>
+              <w:top w:w="80" w:type="dxa"/>
+              <w:start w:w="120" w:type="dxa"/>
+              <w:bottom w:w="80" w:type="dxa"/>
+              <w:end w:w="120" w:type="dxa"/>
+            </w:tcMar>
+            <w:tcBorders>
+              <w:top w:val="single" w:sz="6" w:color="DDE6E1"/>
+              <w:start w:val="single" w:sz="6" w:color="DDE6E1"/>
+              <w:bottom w:val="single" w:sz="6" w:color="DDE6E1"/>
+              <w:end w:val="single" w:sz="6" w:color="DDE6E1"/>
+              <w:insideH w:val="single" w:sz="6" w:color="DDE6E1"/>
+              <w:insideV w:val="single" w:sz="6" w:color="DDE6E1"/>
+            </w:tcBorders>
+            <w:vAlign w:val="center"/>
+          </w:tcPr>
+          <w:p>
+            <w:pPr>
+              <w:jc w:val="center"/>
+            </w:pPr>
+            <w:r>
+              <w:rPr>
+                <w:rFonts w:ascii="Calibri" w:hAnsi="Calibri"/>
+                <w:color w:val="23322E"/>
+                <w:sz w:val="16"/>
+              </w:rPr>
+              <w:t>0.988</w:t>
+            </w:r>
+          </w:p>
+        </w:tc>
+        <w:tc>
+          <w:tcPr>
+            <w:tcW w:type="dxa" w:w="2390"/>
+            <w:tcMar>
+              <w:top w:w="80" w:type="dxa"/>
+              <w:start w:w="120" w:type="dxa"/>
+              <w:bottom w:w="80" w:type="dxa"/>
+              <w:end w:w="120" w:type="dxa"/>
+            </w:tcMar>
+            <w:tcBorders>
+              <w:top w:val="single" w:sz="6" w:color="DDE6E1"/>
+              <w:start w:val="single" w:sz="6" w:color="DDE6E1"/>
+              <w:bottom w:val="single" w:sz="6" w:color="DDE6E1"/>
+              <w:end w:val="single" w:sz="6" w:color="DDE6E1"/>
+              <w:insideH w:val="single" w:sz="6" w:color="DDE6E1"/>
+              <w:insideV w:val="single" w:sz="6" w:color="DDE6E1"/>
+            </w:tcBorders>
+            <w:vAlign w:val="center"/>
+          </w:tcPr>
+          <w:p>
+            <w:pPr>
+              <w:jc w:val="center"/>
+            </w:pPr>
+            <w:r>
+              <w:rPr>
+                <w:rFonts w:ascii="Calibri" w:hAnsi="Calibri"/>
+                <w:color w:val="23322E"/>
+                <w:sz w:val="16"/>
+              </w:rPr>
+              <w:t>0.969</w:t>
+            </w:r>
+          </w:p>
+        </w:tc>
+      </w:tr>
+      <w:tr>
+        <w:tc>
+          <w:tcPr>
+            <w:tcW w:type="dxa" w:w="2200"/>
+            <w:tcMar>
+              <w:top w:w="80" w:type="dxa"/>
+              <w:start w:w="120" w:type="dxa"/>
+              <w:bottom w:w="80" w:type="dxa"/>
+              <w:end w:w="120" w:type="dxa"/>
+            </w:tcMar>
+            <w:tcBorders>
+              <w:top w:val="single" w:sz="6" w:color="DDE6E1"/>
+              <w:start w:val="single" w:sz="6" w:color="DDE6E1"/>
+              <w:bottom w:val="single" w:sz="6" w:color="DDE6E1"/>
+              <w:end w:val="single" w:sz="6" w:color="DDE6E1"/>
+              <w:insideH w:val="single" w:sz="6" w:color="DDE6E1"/>
+              <w:insideV w:val="single" w:sz="6" w:color="DDE6E1"/>
+            </w:tcBorders>
+            <w:vAlign w:val="center"/>
+          </w:tcPr>
+          <w:p>
+            <w:pPr>
+              <w:jc w:val="left"/>
+            </w:pPr>
+            <w:r>
+              <w:rPr>
+                <w:rFonts w:ascii="Calibri" w:hAnsi="Calibri"/>
+                <w:color w:val="23322E"/>
+                <w:sz w:val="16"/>
+              </w:rPr>
+              <w:t>dense</w:t>
+            </w:r>
+          </w:p>
+        </w:tc>
+        <w:tc>
+          <w:tcPr>
+            <w:tcW w:type="dxa" w:w="2380"/>
+            <w:tcMar>
+              <w:top w:w="80" w:type="dxa"/>
+              <w:start w:w="120" w:type="dxa"/>
+              <w:bottom w:w="80" w:type="dxa"/>
+              <w:end w:w="120" w:type="dxa"/>
+            </w:tcMar>
+            <w:tcBorders>
+              <w:top w:val="single" w:sz="6" w:color="DDE6E1"/>
+              <w:start w:val="single" w:sz="6" w:color="DDE6E1"/>
+              <w:bottom w:val="single" w:sz="6" w:color="DDE6E1"/>
+              <w:end w:val="single" w:sz="6" w:color="DDE6E1"/>
+              <w:insideH w:val="single" w:sz="6" w:color="DDE6E1"/>
+              <w:insideV w:val="single" w:sz="6" w:color="DDE6E1"/>
+            </w:tcBorders>
+            <w:vAlign w:val="center"/>
+          </w:tcPr>
+          <w:p>
+            <w:pPr>
+              <w:jc w:val="center"/>
+            </w:pPr>
+            <w:r>
+              <w:rPr>
+                <w:rFonts w:ascii="Calibri" w:hAnsi="Calibri"/>
+                <w:color w:val="23322E"/>
+                <w:sz w:val="16"/>
+              </w:rPr>
+              <w:t>0.65</w:t>
+            </w:r>
+          </w:p>
+        </w:tc>
+        <w:tc>
+          <w:tcPr>
+            <w:tcW w:type="dxa" w:w="2390"/>
+            <w:tcMar>
+              <w:top w:w="80" w:type="dxa"/>
+              <w:start w:w="120" w:type="dxa"/>
+              <w:bottom w:w="80" w:type="dxa"/>
+              <w:end w:w="120" w:type="dxa"/>
+            </w:tcMar>
+            <w:tcBorders>
+              <w:top w:val="single" w:sz="6" w:color="DDE6E1"/>
+              <w:start w:val="single" w:sz="6" w:color="DDE6E1"/>
+              <w:bottom w:val="single" w:sz="6" w:color="DDE6E1"/>
+              <w:end w:val="single" w:sz="6" w:color="DDE6E1"/>
+              <w:insideH w:val="single" w:sz="6" w:color="DDE6E1"/>
+              <w:insideV w:val="single" w:sz="6" w:color="DDE6E1"/>
+            </w:tcBorders>
+            <w:vAlign w:val="center"/>
+          </w:tcPr>
+          <w:p>
+            <w:pPr>
+              <w:jc w:val="center"/>
+            </w:pPr>
+            <w:r>
+              <w:rPr>
+                <w:rFonts w:ascii="Calibri" w:hAnsi="Calibri"/>
+                <w:color w:val="23322E"/>
+                <w:sz w:val="16"/>
+              </w:rPr>
+              <w:t>0.9</w:t>
+            </w:r>
+          </w:p>
+        </w:tc>
+        <w:tc>
+          <w:tcPr>
+            <w:tcW w:type="dxa" w:w="2390"/>
+            <w:tcMar>
+              <w:top w:w="80" w:type="dxa"/>
+              <w:start w:w="120" w:type="dxa"/>
+              <w:bottom w:w="80" w:type="dxa"/>
+              <w:end w:w="120" w:type="dxa"/>
+            </w:tcMar>
+            <w:tcBorders>
+              <w:top w:val="single" w:sz="6" w:color="DDE6E1"/>
+              <w:start w:val="single" w:sz="6" w:color="DDE6E1"/>
+              <w:bottom w:val="single" w:sz="6" w:color="DDE6E1"/>
+              <w:end w:val="single" w:sz="6" w:color="DDE6E1"/>
+              <w:insideH w:val="single" w:sz="6" w:color="DDE6E1"/>
+              <w:insideV w:val="single" w:sz="6" w:color="DDE6E1"/>
+            </w:tcBorders>
+            <w:vAlign w:val="center"/>
+          </w:tcPr>
+          <w:p>
+            <w:pPr>
+              <w:jc w:val="center"/>
+            </w:pPr>
+            <w:r>
+              <w:rPr>
+                <w:rFonts w:ascii="Calibri" w:hAnsi="Calibri"/>
+                <w:color w:val="23322E"/>
+                <w:sz w:val="16"/>
+              </w:rPr>
+              <w:t>0.762</w:t>
+            </w:r>
+          </w:p>
+        </w:tc>
+      </w:tr>
+      <w:tr>
+        <w:tc>
+          <w:tcPr>
+            <w:tcW w:type="dxa" w:w="2200"/>
+            <w:tcMar>
+              <w:top w:w="80" w:type="dxa"/>
+              <w:start w:w="120" w:type="dxa"/>
+              <w:bottom w:w="80" w:type="dxa"/>
+              <w:end w:w="120" w:type="dxa"/>
+            </w:tcMar>
+            <w:tcBorders>
+              <w:top w:val="single" w:sz="6" w:color="DDE6E1"/>
+              <w:start w:val="single" w:sz="6" w:color="DDE6E1"/>
+              <w:bottom w:val="single" w:sz="6" w:color="DDE6E1"/>
+              <w:end w:val="single" w:sz="6" w:color="DDE6E1"/>
+              <w:insideH w:val="single" w:sz="6" w:color="DDE6E1"/>
+              <w:insideV w:val="single" w:sz="6" w:color="DDE6E1"/>
+            </w:tcBorders>
+            <w:vAlign w:val="center"/>
+          </w:tcPr>
+          <w:p>
+            <w:pPr>
+              <w:jc w:val="left"/>
+            </w:pPr>
+            <w:r>
+              <w:rPr>
+                <w:rFonts w:ascii="Calibri" w:hAnsi="Calibri"/>
+                <w:color w:val="23322E"/>
+                <w:sz w:val="16"/>
+              </w:rPr>
+              <w:t>hybrid</w:t>
+            </w:r>
+          </w:p>
+        </w:tc>
+        <w:tc>
+          <w:tcPr>
+            <w:tcW w:type="dxa" w:w="2380"/>
+            <w:tcMar>
+              <w:top w:w="80" w:type="dxa"/>
+              <w:start w:w="120" w:type="dxa"/>
+              <w:bottom w:w="80" w:type="dxa"/>
+              <w:end w:w="120" w:type="dxa"/>
+            </w:tcMar>
+            <w:tcBorders>
+              <w:top w:val="single" w:sz="6" w:color="DDE6E1"/>
+              <w:start w:val="single" w:sz="6" w:color="DDE6E1"/>
+              <w:bottom w:val="single" w:sz="6" w:color="DDE6E1"/>
+              <w:end w:val="single" w:sz="6" w:color="DDE6E1"/>
+              <w:insideH w:val="single" w:sz="6" w:color="DDE6E1"/>
+              <w:insideV w:val="single" w:sz="6" w:color="DDE6E1"/>
+            </w:tcBorders>
+            <w:vAlign w:val="center"/>
+          </w:tcPr>
+          <w:p>
+            <w:pPr>
+              <w:jc w:val="center"/>
+            </w:pPr>
+            <w:r>
+              <w:rPr>
+                <w:rFonts w:ascii="Calibri" w:hAnsi="Calibri"/>
+                <w:color w:val="23322E"/>
+                <w:sz w:val="16"/>
+              </w:rPr>
+              <w:t>0.875</w:t>
+            </w:r>
+          </w:p>
+        </w:tc>
+        <w:tc>
+          <w:tcPr>
+            <w:tcW w:type="dxa" w:w="2390"/>
+            <w:tcMar>
+              <w:top w:w="80" w:type="dxa"/>
+              <w:start w:w="120" w:type="dxa"/>
+              <w:bottom w:w="80" w:type="dxa"/>
+              <w:end w:w="120" w:type="dxa"/>
+            </w:tcMar>
+            <w:tcBorders>
+              <w:top w:val="single" w:sz="6" w:color="DDE6E1"/>
+              <w:start w:val="single" w:sz="6" w:color="DDE6E1"/>
+              <w:bottom w:val="single" w:sz="6" w:color="DDE6E1"/>
+              <w:end w:val="single" w:sz="6" w:color="DDE6E1"/>
+              <w:insideH w:val="single" w:sz="6" w:color="DDE6E1"/>
+              <w:insideV w:val="single" w:sz="6" w:color="DDE6E1"/>
+            </w:tcBorders>
+            <w:vAlign w:val="center"/>
+          </w:tcPr>
+          <w:p>
+            <w:pPr>
+              <w:jc w:val="center"/>
+            </w:pPr>
+            <w:r>
+              <w:rPr>
+                <w:rFonts w:ascii="Calibri" w:hAnsi="Calibri"/>
+                <w:color w:val="23322E"/>
+                <w:sz w:val="16"/>
+              </w:rPr>
+              <w:t>0.988</w:t>
+            </w:r>
+          </w:p>
+        </w:tc>
+        <w:tc>
+          <w:tcPr>
+            <w:tcW w:type="dxa" w:w="2390"/>
+            <w:tcMar>
+              <w:top w:w="80" w:type="dxa"/>
+              <w:start w:w="120" w:type="dxa"/>
+              <w:bottom w:w="80" w:type="dxa"/>
+              <w:end w:w="120" w:type="dxa"/>
+            </w:tcMar>
+            <w:tcBorders>
+              <w:top w:val="single" w:sz="6" w:color="DDE6E1"/>
+              <w:start w:val="single" w:sz="6" w:color="DDE6E1"/>
+              <w:bottom w:val="single" w:sz="6" w:color="DDE6E1"/>
+              <w:end w:val="single" w:sz="6" w:color="DDE6E1"/>
+              <w:insideH w:val="single" w:sz="6" w:color="DDE6E1"/>
+              <w:insideV w:val="single" w:sz="6" w:color="DDE6E1"/>
+            </w:tcBorders>
+            <w:vAlign w:val="center"/>
+          </w:tcPr>
+          <w:p>
+            <w:pPr>
+              <w:jc w:val="center"/>
+            </w:pPr>
+            <w:r>
+              <w:rPr>
+                <w:rFonts w:ascii="Calibri" w:hAnsi="Calibri"/>
+                <w:color w:val="23322E"/>
+                <w:sz w:val="16"/>
+              </w:rPr>
+              <w:t>0.938</w:t>
+            </w:r>
+          </w:p>
+        </w:tc>
+      </w:tr>
+    </w:tbl>
+    <w:p>
+      <w:pPr>
+        <w:spacing w:after="40"/>
+      </w:pPr>
+    </w:p>
+    <w:p>
+      <w:pPr>
+        <w:keepNext w:val="0"/>
+        <w:spacing w:before="0" w:after="120" w:line="264" w:lineRule="auto"/>
+      </w:pPr>
+      <w:r>
+        <w:rPr>
+          <w:rFonts w:ascii="Calibri" w:hAnsi="Calibri"/>
+          <w:color w:val="23322E"/>
+          <w:sz w:val="21"/>
+        </w:rPr>
+        <w:t>Relevance is labelled at document level over the 15-document corpus, which contains deliberate distractors (battery/PV, safety, generation-mix documents). BM25 is a strong baseline on this in-domain corpus; the dense and hybrid rows expose the embedding backend's real contribution, and the same harness re-scores any backend swap in one command.</w:t>
+      </w:r>
+    </w:p>
+    <w:p>
+      <w:pPr>
+        <w:pStyle w:val="Heading2"/>
+      </w:pPr>
+      <w:r>
+        <w:t>Intent extraction (15 labelled missions)</w:t>
+      </w:r>
+    </w:p>
+    <w:tbl>
+      <w:tblPr>
+        <w:tblW w:type="dxa" w:w="9360"/>
+        <w:tblLayout w:type="fixed"/>
+        <w:tblLook w:firstColumn="1" w:firstRow="1" w:lastColumn="0" w:lastRow="0" w:noHBand="0" w:noVBand="1" w:val="04A0"/>
+        <w:jc w:val="left"/>
+        <w:tblInd w:w="120" w:type="dxa"/>
+      </w:tblPr>
+      <w:tblGrid>
+        <w:gridCol w:w="1900"/>
+        <w:gridCol w:w="1490"/>
+        <w:gridCol w:w="1490"/>
+        <w:gridCol w:w="1500"/>
+        <w:gridCol w:w="1490"/>
+        <w:gridCol w:w="1490"/>
+      </w:tblGrid>
+      <w:tr>
+        <w:trPr>
+          <w:tblHeader w:val="true"/>
+        </w:trPr>
+        <w:tc>
+          <w:tcPr>
+            <w:tcW w:type="dxa" w:w="1900"/>
+            <w:tcMar>
+              <w:top w:w="80" w:type="dxa"/>
+              <w:start w:w="120" w:type="dxa"/>
+              <w:bottom w:w="80" w:type="dxa"/>
+              <w:end w:w="120" w:type="dxa"/>
+            </w:tcMar>
+            <w:tcBorders>
+              <w:top w:val="single" w:sz="6" w:color="DDE6E1"/>
+              <w:start w:val="single" w:sz="6" w:color="DDE6E1"/>
+              <w:bottom w:val="single" w:sz="6" w:color="DDE6E1"/>
+              <w:end w:val="single" w:sz="6" w:color="DDE6E1"/>
+              <w:insideH w:val="single" w:sz="6" w:color="DDE6E1"/>
+              <w:insideV w:val="single" w:sz="6" w:color="DDE6E1"/>
+            </w:tcBorders>
+            <w:vAlign w:val="center"/>
+            <w:shd w:fill="F2F4F7"/>
+          </w:tcPr>
+          <w:p>
+            <w:pPr>
+              <w:jc w:val="left"/>
+            </w:pPr>
+            <w:r>
+              <w:rPr>
+                <w:rFonts w:ascii="Calibri" w:hAnsi="Calibri"/>
+                <w:b/>
+                <w:color w:val="0B1714"/>
+                <w:sz w:val="17"/>
+              </w:rPr>
+              <w:t>Extractor</w:t>
+            </w:r>
+          </w:p>
+        </w:tc>
+        <w:tc>
+          <w:tcPr>
+            <w:tcW w:type="dxa" w:w="1490"/>
+            <w:tcMar>
+              <w:top w:w="80" w:type="dxa"/>
+              <w:start w:w="120" w:type="dxa"/>
+              <w:bottom w:w="80" w:type="dxa"/>
+              <w:end w:w="120" w:type="dxa"/>
+            </w:tcMar>
+            <w:tcBorders>
+              <w:top w:val="single" w:sz="6" w:color="DDE6E1"/>
+              <w:start w:val="single" w:sz="6" w:color="DDE6E1"/>
+              <w:bottom w:val="single" w:sz="6" w:color="DDE6E1"/>
+              <w:end w:val="single" w:sz="6" w:color="DDE6E1"/>
+              <w:insideH w:val="single" w:sz="6" w:color="DDE6E1"/>
+              <w:insideV w:val="single" w:sz="6" w:color="DDE6E1"/>
+            </w:tcBorders>
+            <w:vAlign w:val="center"/>
+            <w:shd w:fill="F2F4F7"/>
+          </w:tcPr>
+          <w:p>
+            <w:pPr>
+              <w:jc w:val="center"/>
+            </w:pPr>
+            <w:r>
+              <w:rPr>
+                <w:rFonts w:ascii="Calibri" w:hAnsi="Calibri"/>
+                <w:b/>
+                <w:color w:val="0B1714"/>
+                <w:sz w:val="17"/>
+              </w:rPr>
+              <w:t>exact</w:t>
+            </w:r>
+          </w:p>
+        </w:tc>
+        <w:tc>
+          <w:tcPr>
+            <w:tcW w:type="dxa" w:w="1490"/>
+            <w:tcMar>
+              <w:top w:w="80" w:type="dxa"/>
+              <w:start w:w="120" w:type="dxa"/>
+              <w:bottom w:w="80" w:type="dxa"/>
+              <w:end w:w="120" w:type="dxa"/>
+            </w:tcMar>
+            <w:tcBorders>
+              <w:top w:val="single" w:sz="6" w:color="DDE6E1"/>
+              <w:start w:val="single" w:sz="6" w:color="DDE6E1"/>
+              <w:bottom w:val="single" w:sz="6" w:color="DDE6E1"/>
+              <w:end w:val="single" w:sz="6" w:color="DDE6E1"/>
+              <w:insideH w:val="single" w:sz="6" w:color="DDE6E1"/>
+              <w:insideV w:val="single" w:sz="6" w:color="DDE6E1"/>
+            </w:tcBorders>
+            <w:vAlign w:val="center"/>
+            <w:shd w:fill="F2F4F7"/>
+          </w:tcPr>
+          <w:p>
+            <w:pPr>
+              <w:jc w:val="center"/>
+            </w:pPr>
+            <w:r>
+              <w:rPr>
+                <w:rFonts w:ascii="Calibri" w:hAnsi="Calibri"/>
+                <w:b/>
+                <w:color w:val="0B1714"/>
+                <w:sz w:val="17"/>
+              </w:rPr>
+              <w:t>devices</w:t>
+            </w:r>
+          </w:p>
+        </w:tc>
+        <w:tc>
+          <w:tcPr>
+            <w:tcW w:type="dxa" w:w="1500"/>
+            <w:tcMar>
+              <w:top w:w="80" w:type="dxa"/>
+              <w:start w:w="120" w:type="dxa"/>
+              <w:bottom w:w="80" w:type="dxa"/>
+              <w:end w:w="120" w:type="dxa"/>
+            </w:tcMar>
+            <w:tcBorders>
+              <w:top w:val="single" w:sz="6" w:color="DDE6E1"/>
+              <w:start w:val="single" w:sz="6" w:color="DDE6E1"/>
+              <w:bottom w:val="single" w:sz="6" w:color="DDE6E1"/>
+              <w:end w:val="single" w:sz="6" w:color="DDE6E1"/>
+              <w:insideH w:val="single" w:sz="6" w:color="DDE6E1"/>
+              <w:insideV w:val="single" w:sz="6" w:color="DDE6E1"/>
+            </w:tcBorders>
+            <w:vAlign w:val="center"/>
+            <w:shd w:fill="F2F4F7"/>
+          </w:tcPr>
+          <w:p>
+            <w:pPr>
+              <w:jc w:val="center"/>
+            </w:pPr>
+            <w:r>
+              <w:rPr>
+                <w:rFonts w:ascii="Calibri" w:hAnsi="Calibri"/>
+                <w:b/>
+                <w:color w:val="0B1714"/>
+                <w:sz w:val="17"/>
+              </w:rPr>
+              <w:t>deadline</w:t>
+            </w:r>
+          </w:p>
+        </w:tc>
+        <w:tc>
+          <w:tcPr>
+            <w:tcW w:type="dxa" w:w="1490"/>
+            <w:tcMar>
+              <w:top w:w="80" w:type="dxa"/>
+              <w:start w:w="120" w:type="dxa"/>
+              <w:bottom w:w="80" w:type="dxa"/>
+              <w:end w:w="120" w:type="dxa"/>
+            </w:tcMar>
+            <w:tcBorders>
+              <w:top w:val="single" w:sz="6" w:color="DDE6E1"/>
+              <w:start w:val="single" w:sz="6" w:color="DDE6E1"/>
+              <w:bottom w:val="single" w:sz="6" w:color="DDE6E1"/>
+              <w:end w:val="single" w:sz="6" w:color="DDE6E1"/>
+              <w:insideH w:val="single" w:sz="6" w:color="DDE6E1"/>
+              <w:insideV w:val="single" w:sz="6" w:color="DDE6E1"/>
+            </w:tcBorders>
+            <w:vAlign w:val="center"/>
+            <w:shd w:fill="F2F4F7"/>
+          </w:tcPr>
+          <w:p>
+            <w:pPr>
+              <w:jc w:val="center"/>
+            </w:pPr>
+            <w:r>
+              <w:rPr>
+                <w:rFonts w:ascii="Calibri" w:hAnsi="Calibri"/>
+                <w:b/>
+                <w:color w:val="0B1714"/>
+                <w:sz w:val="17"/>
+              </w:rPr>
+              <w:t>objective</w:t>
+            </w:r>
+          </w:p>
+        </w:tc>
+        <w:tc>
+          <w:tcPr>
+            <w:tcW w:type="dxa" w:w="1490"/>
+            <w:tcMar>
+              <w:top w:w="80" w:type="dxa"/>
+              <w:start w:w="120" w:type="dxa"/>
+              <w:bottom w:w="80" w:type="dxa"/>
+              <w:end w:w="120" w:type="dxa"/>
+            </w:tcMar>
+            <w:tcBorders>
+              <w:top w:val="single" w:sz="6" w:color="DDE6E1"/>
+              <w:start w:val="single" w:sz="6" w:color="DDE6E1"/>
+              <w:bottom w:val="single" w:sz="6" w:color="DDE6E1"/>
+              <w:end w:val="single" w:sz="6" w:color="DDE6E1"/>
+              <w:insideH w:val="single" w:sz="6" w:color="DDE6E1"/>
+              <w:insideV w:val="single" w:sz="6" w:color="DDE6E1"/>
+            </w:tcBorders>
+            <w:vAlign w:val="center"/>
+            <w:shd w:fill="F2F4F7"/>
+          </w:tcPr>
+          <w:p>
+            <w:pPr>
+              <w:jc w:val="center"/>
+            </w:pPr>
+            <w:r>
+              <w:rPr>
+                <w:rFonts w:ascii="Calibri" w:hAnsi="Calibri"/>
+                <w:b/>
+                <w:color w:val="0B1714"/>
+                <w:sz w:val="17"/>
+              </w:rPr>
+              <w:t>avoid</w:t>
+            </w:r>
+          </w:p>
+        </w:tc>
+      </w:tr>
+      <w:tr>
+        <w:tc>
+          <w:tcPr>
+            <w:tcW w:type="dxa" w:w="1900"/>
+            <w:tcMar>
+              <w:top w:w="80" w:type="dxa"/>
+              <w:start w:w="120" w:type="dxa"/>
+              <w:bottom w:w="80" w:type="dxa"/>
+              <w:end w:w="120" w:type="dxa"/>
+            </w:tcMar>
+            <w:tcBorders>
+              <w:top w:val="single" w:sz="6" w:color="DDE6E1"/>
+              <w:start w:val="single" w:sz="6" w:color="DDE6E1"/>
+              <w:bottom w:val="single" w:sz="6" w:color="DDE6E1"/>
+              <w:end w:val="single" w:sz="6" w:color="DDE6E1"/>
+              <w:insideH w:val="single" w:sz="6" w:color="DDE6E1"/>
+              <w:insideV w:val="single" w:sz="6" w:color="DDE6E1"/>
+            </w:tcBorders>
+            <w:vAlign w:val="center"/>
+          </w:tcPr>
+          <w:p>
+            <w:pPr>
+              <w:jc w:val="left"/>
+            </w:pPr>
+            <w:r>
+              <w:rPr>
+                <w:rFonts w:ascii="Calibri" w:hAnsi="Calibri"/>
+                <w:color w:val="23322E"/>
+                <w:sz w:val="16"/>
+              </w:rPr>
+              <w:t>rules</w:t>
+            </w:r>
+          </w:p>
+        </w:tc>
+        <w:tc>
+          <w:tcPr>
+            <w:tcW w:type="dxa" w:w="1490"/>
+            <w:tcMar>
+              <w:top w:w="80" w:type="dxa"/>
+              <w:start w:w="120" w:type="dxa"/>
+              <w:bottom w:w="80" w:type="dxa"/>
+              <w:end w:w="120" w:type="dxa"/>
+            </w:tcMar>
+            <w:tcBorders>
+              <w:top w:val="single" w:sz="6" w:color="DDE6E1"/>
+              <w:start w:val="single" w:sz="6" w:color="DDE6E1"/>
+              <w:bottom w:val="single" w:sz="6" w:color="DDE6E1"/>
+              <w:end w:val="single" w:sz="6" w:color="DDE6E1"/>
+              <w:insideH w:val="single" w:sz="6" w:color="DDE6E1"/>
+              <w:insideV w:val="single" w:sz="6" w:color="DDE6E1"/>
+            </w:tcBorders>
+            <w:vAlign w:val="center"/>
+          </w:tcPr>
+          <w:p>
+            <w:pPr>
+              <w:jc w:val="center"/>
+            </w:pPr>
+            <w:r>
+              <w:rPr>
+                <w:rFonts w:ascii="Calibri" w:hAnsi="Calibri"/>
+                <w:color w:val="23322E"/>
+                <w:sz w:val="16"/>
+              </w:rPr>
+              <w:t>0.733</w:t>
+            </w:r>
+          </w:p>
+        </w:tc>
+        <w:tc>
+          <w:tcPr>
+            <w:tcW w:type="dxa" w:w="1490"/>
+            <w:tcMar>
+              <w:top w:w="80" w:type="dxa"/>
+              <w:start w:w="120" w:type="dxa"/>
+              <w:bottom w:w="80" w:type="dxa"/>
+              <w:end w:w="120" w:type="dxa"/>
+            </w:tcMar>
+            <w:tcBorders>
+              <w:top w:val="single" w:sz="6" w:color="DDE6E1"/>
+              <w:start w:val="single" w:sz="6" w:color="DDE6E1"/>
+              <w:bottom w:val="single" w:sz="6" w:color="DDE6E1"/>
+              <w:end w:val="single" w:sz="6" w:color="DDE6E1"/>
+              <w:insideH w:val="single" w:sz="6" w:color="DDE6E1"/>
+              <w:insideV w:val="single" w:sz="6" w:color="DDE6E1"/>
+            </w:tcBorders>
+            <w:vAlign w:val="center"/>
+          </w:tcPr>
+          <w:p>
+            <w:pPr>
+              <w:jc w:val="center"/>
+            </w:pPr>
+            <w:r>
+              <w:rPr>
+                <w:rFonts w:ascii="Calibri" w:hAnsi="Calibri"/>
+                <w:color w:val="23322E"/>
+                <w:sz w:val="16"/>
+              </w:rPr>
+              <w:t>0.933</w:t>
+            </w:r>
+          </w:p>
+        </w:tc>
+        <w:tc>
+          <w:tcPr>
+            <w:tcW w:type="dxa" w:w="1500"/>
+            <w:tcMar>
+              <w:top w:w="80" w:type="dxa"/>
+              <w:start w:w="120" w:type="dxa"/>
+              <w:bottom w:w="80" w:type="dxa"/>
+              <w:end w:w="120" w:type="dxa"/>
+            </w:tcMar>
+            <w:tcBorders>
+              <w:top w:val="single" w:sz="6" w:color="DDE6E1"/>
+              <w:start w:val="single" w:sz="6" w:color="DDE6E1"/>
+              <w:bottom w:val="single" w:sz="6" w:color="DDE6E1"/>
+              <w:end w:val="single" w:sz="6" w:color="DDE6E1"/>
+              <w:insideH w:val="single" w:sz="6" w:color="DDE6E1"/>
+              <w:insideV w:val="single" w:sz="6" w:color="DDE6E1"/>
+            </w:tcBorders>
+            <w:vAlign w:val="center"/>
+          </w:tcPr>
+          <w:p>
+            <w:pPr>
+              <w:jc w:val="center"/>
+            </w:pPr>
+            <w:r>
+              <w:rPr>
+                <w:rFonts w:ascii="Calibri" w:hAnsi="Calibri"/>
+                <w:color w:val="23322E"/>
+                <w:sz w:val="16"/>
+              </w:rPr>
+              <w:t>0.933</w:t>
+            </w:r>
+          </w:p>
+        </w:tc>
+        <w:tc>
+          <w:tcPr>
+            <w:tcW w:type="dxa" w:w="1490"/>
+            <w:tcMar>
+              <w:top w:w="80" w:type="dxa"/>
+              <w:start w:w="120" w:type="dxa"/>
+              <w:bottom w:w="80" w:type="dxa"/>
+              <w:end w:w="120" w:type="dxa"/>
+            </w:tcMar>
+            <w:tcBorders>
+              <w:top w:val="single" w:sz="6" w:color="DDE6E1"/>
+              <w:start w:val="single" w:sz="6" w:color="DDE6E1"/>
+              <w:bottom w:val="single" w:sz="6" w:color="DDE6E1"/>
+              <w:end w:val="single" w:sz="6" w:color="DDE6E1"/>
+              <w:insideH w:val="single" w:sz="6" w:color="DDE6E1"/>
+              <w:insideV w:val="single" w:sz="6" w:color="DDE6E1"/>
+            </w:tcBorders>
+            <w:vAlign w:val="center"/>
+          </w:tcPr>
+          <w:p>
+            <w:pPr>
+              <w:jc w:val="center"/>
+            </w:pPr>
+            <w:r>
+              <w:rPr>
+                <w:rFonts w:ascii="Calibri" w:hAnsi="Calibri"/>
+                <w:color w:val="23322E"/>
+                <w:sz w:val="16"/>
+              </w:rPr>
+              <w:t>0.867</w:t>
+            </w:r>
+          </w:p>
+        </w:tc>
+        <w:tc>
+          <w:tcPr>
+            <w:tcW w:type="dxa" w:w="1490"/>
+            <w:tcMar>
+              <w:top w:w="80" w:type="dxa"/>
+              <w:start w:w="120" w:type="dxa"/>
+              <w:bottom w:w="80" w:type="dxa"/>
+              <w:end w:w="120" w:type="dxa"/>
+            </w:tcMar>
+            <w:tcBorders>
+              <w:top w:val="single" w:sz="6" w:color="DDE6E1"/>
+              <w:start w:val="single" w:sz="6" w:color="DDE6E1"/>
+              <w:bottom w:val="single" w:sz="6" w:color="DDE6E1"/>
+              <w:end w:val="single" w:sz="6" w:color="DDE6E1"/>
+              <w:insideH w:val="single" w:sz="6" w:color="DDE6E1"/>
+              <w:insideV w:val="single" w:sz="6" w:color="DDE6E1"/>
+            </w:tcBorders>
+            <w:vAlign w:val="center"/>
+          </w:tcPr>
+          <w:p>
+            <w:pPr>
+              <w:jc w:val="center"/>
+            </w:pPr>
+            <w:r>
+              <w:rPr>
+                <w:rFonts w:ascii="Calibri" w:hAnsi="Calibri"/>
+                <w:color w:val="23322E"/>
+                <w:sz w:val="16"/>
+              </w:rPr>
+              <w:t>1.0</w:t>
+            </w:r>
+          </w:p>
+        </w:tc>
+      </w:tr>
+      <w:tr>
+        <w:tc>
+          <w:tcPr>
+            <w:tcW w:type="dxa" w:w="1900"/>
+            <w:tcMar>
+              <w:top w:w="80" w:type="dxa"/>
+              <w:start w:w="120" w:type="dxa"/>
+              <w:bottom w:w="80" w:type="dxa"/>
+              <w:end w:w="120" w:type="dxa"/>
+            </w:tcMar>
+            <w:tcBorders>
+              <w:top w:val="single" w:sz="6" w:color="DDE6E1"/>
+              <w:start w:val="single" w:sz="6" w:color="DDE6E1"/>
+              <w:bottom w:val="single" w:sz="6" w:color="DDE6E1"/>
+              <w:end w:val="single" w:sz="6" w:color="DDE6E1"/>
+              <w:insideH w:val="single" w:sz="6" w:color="DDE6E1"/>
+              <w:insideV w:val="single" w:sz="6" w:color="DDE6E1"/>
+            </w:tcBorders>
+            <w:vAlign w:val="center"/>
+          </w:tcPr>
+          <w:p>
+            <w:pPr>
+              <w:jc w:val="left"/>
+            </w:pPr>
+            <w:r>
+              <w:rPr>
+                <w:rFonts w:ascii="Calibri" w:hAnsi="Calibri"/>
+                <w:color w:val="23322E"/>
+                <w:sz w:val="16"/>
+              </w:rPr>
+              <w:t>llm</w:t>
+            </w:r>
+          </w:p>
+        </w:tc>
+        <w:tc>
+          <w:tcPr>
+            <w:tcW w:type="dxa" w:w="1490"/>
+            <w:tcMar>
+              <w:top w:w="80" w:type="dxa"/>
+              <w:start w:w="120" w:type="dxa"/>
+              <w:bottom w:w="80" w:type="dxa"/>
+              <w:end w:w="120" w:type="dxa"/>
+            </w:tcMar>
+            <w:tcBorders>
+              <w:top w:val="single" w:sz="6" w:color="DDE6E1"/>
+              <w:start w:val="single" w:sz="6" w:color="DDE6E1"/>
+              <w:bottom w:val="single" w:sz="6" w:color="DDE6E1"/>
+              <w:end w:val="single" w:sz="6" w:color="DDE6E1"/>
+              <w:insideH w:val="single" w:sz="6" w:color="DDE6E1"/>
+              <w:insideV w:val="single" w:sz="6" w:color="DDE6E1"/>
+            </w:tcBorders>
+            <w:vAlign w:val="center"/>
+          </w:tcPr>
+          <w:p>
+            <w:pPr>
+              <w:jc w:val="center"/>
+            </w:pPr>
+            <w:r>
+              <w:rPr>
+                <w:rFonts w:ascii="Calibri" w:hAnsi="Calibri"/>
+                <w:color w:val="23322E"/>
+                <w:sz w:val="16"/>
+              </w:rPr>
+              <w:t>0.733</w:t>
+            </w:r>
+          </w:p>
+        </w:tc>
+        <w:tc>
+          <w:tcPr>
+            <w:tcW w:type="dxa" w:w="1490"/>
+            <w:tcMar>
+              <w:top w:w="80" w:type="dxa"/>
+              <w:start w:w="120" w:type="dxa"/>
+              <w:bottom w:w="80" w:type="dxa"/>
+              <w:end w:w="120" w:type="dxa"/>
+            </w:tcMar>
+            <w:tcBorders>
+              <w:top w:val="single" w:sz="6" w:color="DDE6E1"/>
+              <w:start w:val="single" w:sz="6" w:color="DDE6E1"/>
+              <w:bottom w:val="single" w:sz="6" w:color="DDE6E1"/>
+              <w:end w:val="single" w:sz="6" w:color="DDE6E1"/>
+              <w:insideH w:val="single" w:sz="6" w:color="DDE6E1"/>
+              <w:insideV w:val="single" w:sz="6" w:color="DDE6E1"/>
+            </w:tcBorders>
+            <w:vAlign w:val="center"/>
+          </w:tcPr>
+          <w:p>
+            <w:pPr>
+              <w:jc w:val="center"/>
+            </w:pPr>
+            <w:r>
+              <w:rPr>
+                <w:rFonts w:ascii="Calibri" w:hAnsi="Calibri"/>
+                <w:color w:val="23322E"/>
+                <w:sz w:val="16"/>
+              </w:rPr>
+              <w:t>0.933</w:t>
+            </w:r>
+          </w:p>
+        </w:tc>
+        <w:tc>
+          <w:tcPr>
+            <w:tcW w:type="dxa" w:w="1500"/>
+            <w:tcMar>
+              <w:top w:w="80" w:type="dxa"/>
+              <w:start w:w="120" w:type="dxa"/>
+              <w:bottom w:w="80" w:type="dxa"/>
+              <w:end w:w="120" w:type="dxa"/>
+            </w:tcMar>
+            <w:tcBorders>
+              <w:top w:val="single" w:sz="6" w:color="DDE6E1"/>
+              <w:start w:val="single" w:sz="6" w:color="DDE6E1"/>
+              <w:bottom w:val="single" w:sz="6" w:color="DDE6E1"/>
+              <w:end w:val="single" w:sz="6" w:color="DDE6E1"/>
+              <w:insideH w:val="single" w:sz="6" w:color="DDE6E1"/>
+              <w:insideV w:val="single" w:sz="6" w:color="DDE6E1"/>
+            </w:tcBorders>
+            <w:vAlign w:val="center"/>
+          </w:tcPr>
+          <w:p>
+            <w:pPr>
+              <w:jc w:val="center"/>
+            </w:pPr>
+            <w:r>
+              <w:rPr>
+                <w:rFonts w:ascii="Calibri" w:hAnsi="Calibri"/>
+                <w:color w:val="23322E"/>
+                <w:sz w:val="16"/>
+              </w:rPr>
+              <w:t>0.933</w:t>
+            </w:r>
+          </w:p>
+        </w:tc>
+        <w:tc>
+          <w:tcPr>
+            <w:tcW w:type="dxa" w:w="1490"/>
+            <w:tcMar>
+              <w:top w:w="80" w:type="dxa"/>
+              <w:start w:w="120" w:type="dxa"/>
+              <w:bottom w:w="80" w:type="dxa"/>
+              <w:end w:w="120" w:type="dxa"/>
+            </w:tcMar>
+            <w:tcBorders>
+              <w:top w:val="single" w:sz="6" w:color="DDE6E1"/>
+              <w:start w:val="single" w:sz="6" w:color="DDE6E1"/>
+              <w:bottom w:val="single" w:sz="6" w:color="DDE6E1"/>
+              <w:end w:val="single" w:sz="6" w:color="DDE6E1"/>
+              <w:insideH w:val="single" w:sz="6" w:color="DDE6E1"/>
+              <w:insideV w:val="single" w:sz="6" w:color="DDE6E1"/>
+            </w:tcBorders>
+            <w:vAlign w:val="center"/>
+          </w:tcPr>
+          <w:p>
+            <w:pPr>
+              <w:jc w:val="center"/>
+            </w:pPr>
+            <w:r>
+              <w:rPr>
+                <w:rFonts w:ascii="Calibri" w:hAnsi="Calibri"/>
+                <w:color w:val="23322E"/>
+                <w:sz w:val="16"/>
+              </w:rPr>
+              <w:t>0.867</w:t>
+            </w:r>
+          </w:p>
+        </w:tc>
+        <w:tc>
+          <w:tcPr>
+            <w:tcW w:type="dxa" w:w="1490"/>
+            <w:tcMar>
+              <w:top w:w="80" w:type="dxa"/>
+              <w:start w:w="120" w:type="dxa"/>
+              <w:bottom w:w="80" w:type="dxa"/>
+              <w:end w:w="120" w:type="dxa"/>
+            </w:tcMar>
+            <w:tcBorders>
+              <w:top w:val="single" w:sz="6" w:color="DDE6E1"/>
+              <w:start w:val="single" w:sz="6" w:color="DDE6E1"/>
+              <w:bottom w:val="single" w:sz="6" w:color="DDE6E1"/>
+              <w:end w:val="single" w:sz="6" w:color="DDE6E1"/>
+              <w:insideH w:val="single" w:sz="6" w:color="DDE6E1"/>
+              <w:insideV w:val="single" w:sz="6" w:color="DDE6E1"/>
+            </w:tcBorders>
+            <w:vAlign w:val="center"/>
+          </w:tcPr>
+          <w:p>
+            <w:pPr>
+              <w:jc w:val="center"/>
+            </w:pPr>
+            <w:r>
+              <w:rPr>
+                <w:rFonts w:ascii="Calibri" w:hAnsi="Calibri"/>
+                <w:color w:val="23322E"/>
+                <w:sz w:val="16"/>
+              </w:rPr>
+              <w:t>1.0</w:t>
+            </w:r>
+          </w:p>
+        </w:tc>
+      </w:tr>
+    </w:tbl>
+    <w:p>
+      <w:pPr>
+        <w:spacing w:after="40"/>
+      </w:pPr>
+    </w:p>
+    <w:p>
+      <w:pPr>
+        <w:keepNext w:val="0"/>
+        <w:spacing w:before="0" w:after="120" w:line="264" w:lineRule="auto"/>
+      </w:pPr>
+      <w:r>
+        <w:rPr>
+          <w:rFonts w:ascii="Calibri" w:hAnsi="Calibri"/>
+          <w:color w:val="23322E"/>
+          <w:sz w:val="21"/>
+        </w:rPr>
+        <w:t>The rule-based parser is the ablation: it handles single global deadlines well and fails on per-task deadlines and unusual phrasing — precisely the residual the language model is there to close. Every model extraction still passes through the sanitizer before planning.</w:t>
+      </w:r>
+    </w:p>
+    <w:p>
+      <w:pPr>
+        <w:pStyle w:val="Heading2"/>
+      </w:pPr>
+      <w:r>
+        <w:t>Baseline B — LLM-only scheduling, and the greedy ablation</w:t>
+      </w:r>
+    </w:p>
+    <w:tbl>
+      <w:tblPr>
+        <w:tblW w:type="dxa" w:w="9360"/>
+        <w:tblLayout w:type="fixed"/>
+        <w:tblLook w:firstColumn="1" w:firstRow="1" w:lastColumn="0" w:lastRow="0" w:noHBand="0" w:noVBand="1" w:val="04A0"/>
+        <w:jc w:val="left"/>
+        <w:tblInd w:w="120" w:type="dxa"/>
+      </w:tblPr>
+      <w:tblGrid>
+        <w:gridCol w:w="2900"/>
+        <w:gridCol w:w="2400"/>
+        <w:gridCol w:w="2400"/>
+        <w:gridCol w:w="1660"/>
+      </w:tblGrid>
+      <w:tr>
+        <w:trPr>
+          <w:tblHeader w:val="true"/>
+        </w:trPr>
+        <w:tc>
+          <w:tcPr>
+            <w:tcW w:type="dxa" w:w="2900"/>
+            <w:tcMar>
+              <w:top w:w="80" w:type="dxa"/>
+              <w:start w:w="120" w:type="dxa"/>
+              <w:bottom w:w="80" w:type="dxa"/>
+              <w:end w:w="120" w:type="dxa"/>
+            </w:tcMar>
+            <w:tcBorders>
+              <w:top w:val="single" w:sz="6" w:color="DDE6E1"/>
+              <w:start w:val="single" w:sz="6" w:color="DDE6E1"/>
+              <w:bottom w:val="single" w:sz="6" w:color="DDE6E1"/>
+              <w:end w:val="single" w:sz="6" w:color="DDE6E1"/>
+              <w:insideH w:val="single" w:sz="6" w:color="DDE6E1"/>
+              <w:insideV w:val="single" w:sz="6" w:color="DDE6E1"/>
+            </w:tcBorders>
+            <w:vAlign w:val="center"/>
+            <w:shd w:fill="F2F4F7"/>
+          </w:tcPr>
+          <w:p>
+            <w:pPr>
+              <w:jc w:val="left"/>
+            </w:pPr>
+            <w:r>
+              <w:rPr>
+                <w:rFonts w:ascii="Calibri" w:hAnsi="Calibri"/>
+                <w:b/>
+                <w:color w:val="0B1714"/>
+                <w:sz w:val="17"/>
+              </w:rPr>
+              <w:t>Planner</w:t>
+            </w:r>
+          </w:p>
+        </w:tc>
+        <w:tc>
+          <w:tcPr>
+            <w:tcW w:type="dxa" w:w="2400"/>
+            <w:tcMar>
+              <w:top w:w="80" w:type="dxa"/>
+              <w:start w:w="120" w:type="dxa"/>
+              <w:bottom w:w="80" w:type="dxa"/>
+              <w:end w:w="120" w:type="dxa"/>
+            </w:tcMar>
+            <w:tcBorders>
+              <w:top w:val="single" w:sz="6" w:color="DDE6E1"/>
+              <w:start w:val="single" w:sz="6" w:color="DDE6E1"/>
+              <w:bottom w:val="single" w:sz="6" w:color="DDE6E1"/>
+              <w:end w:val="single" w:sz="6" w:color="DDE6E1"/>
+              <w:insideH w:val="single" w:sz="6" w:color="DDE6E1"/>
+              <w:insideV w:val="single" w:sz="6" w:color="DDE6E1"/>
+            </w:tcBorders>
+            <w:vAlign w:val="center"/>
+            <w:shd w:fill="F2F4F7"/>
+          </w:tcPr>
+          <w:p>
+            <w:pPr>
+              <w:jc w:val="center"/>
+            </w:pPr>
+            <w:r>
+              <w:rPr>
+                <w:rFonts w:ascii="Calibri" w:hAnsi="Calibri"/>
+                <w:b/>
+                <w:color w:val="0B1714"/>
+                <w:sz w:val="17"/>
+              </w:rPr>
+              <w:t>Constraint safety</w:t>
+            </w:r>
+          </w:p>
+        </w:tc>
+        <w:tc>
+          <w:tcPr>
+            <w:tcW w:type="dxa" w:w="2400"/>
+            <w:tcMar>
+              <w:top w:w="80" w:type="dxa"/>
+              <w:start w:w="120" w:type="dxa"/>
+              <w:bottom w:w="80" w:type="dxa"/>
+              <w:end w:w="120" w:type="dxa"/>
+            </w:tcMar>
+            <w:tcBorders>
+              <w:top w:val="single" w:sz="6" w:color="DDE6E1"/>
+              <w:start w:val="single" w:sz="6" w:color="DDE6E1"/>
+              <w:bottom w:val="single" w:sz="6" w:color="DDE6E1"/>
+              <w:end w:val="single" w:sz="6" w:color="DDE6E1"/>
+              <w:insideH w:val="single" w:sz="6" w:color="DDE6E1"/>
+              <w:insideV w:val="single" w:sz="6" w:color="DDE6E1"/>
+            </w:tcBorders>
+            <w:vAlign w:val="center"/>
+            <w:shd w:fill="F2F4F7"/>
+          </w:tcPr>
+          <w:p>
+            <w:pPr>
+              <w:jc w:val="center"/>
+            </w:pPr>
+            <w:r>
+              <w:rPr>
+                <w:rFonts w:ascii="Calibri" w:hAnsi="Calibri"/>
+                <w:b/>
+                <w:color w:val="0B1714"/>
+                <w:sz w:val="17"/>
+              </w:rPr>
+              <w:t>Cost quality</w:t>
+            </w:r>
+          </w:p>
+        </w:tc>
+        <w:tc>
+          <w:tcPr>
+            <w:tcW w:type="dxa" w:w="1660"/>
+            <w:tcMar>
+              <w:top w:w="80" w:type="dxa"/>
+              <w:start w:w="120" w:type="dxa"/>
+              <w:bottom w:w="80" w:type="dxa"/>
+              <w:end w:w="120" w:type="dxa"/>
+            </w:tcMar>
+            <w:tcBorders>
+              <w:top w:val="single" w:sz="6" w:color="DDE6E1"/>
+              <w:start w:val="single" w:sz="6" w:color="DDE6E1"/>
+              <w:bottom w:val="single" w:sz="6" w:color="DDE6E1"/>
+              <w:end w:val="single" w:sz="6" w:color="DDE6E1"/>
+              <w:insideH w:val="single" w:sz="6" w:color="DDE6E1"/>
+              <w:insideV w:val="single" w:sz="6" w:color="DDE6E1"/>
+            </w:tcBorders>
+            <w:vAlign w:val="center"/>
+            <w:shd w:fill="F2F4F7"/>
+          </w:tcPr>
+          <w:p>
+            <w:pPr>
+              <w:jc w:val="center"/>
+            </w:pPr>
+            <w:r>
+              <w:rPr>
+                <w:rFonts w:ascii="Calibri" w:hAnsi="Calibri"/>
+                <w:b/>
+                <w:color w:val="0B1714"/>
+                <w:sz w:val="17"/>
+              </w:rPr>
+              <w:t>Role</w:t>
+            </w:r>
+          </w:p>
+        </w:tc>
+      </w:tr>
+      <w:tr>
+        <w:tc>
+          <w:tcPr>
+            <w:tcW w:type="dxa" w:w="2900"/>
+            <w:tcMar>
+              <w:top w:w="80" w:type="dxa"/>
+              <w:start w:w="120" w:type="dxa"/>
+              <w:bottom w:w="80" w:type="dxa"/>
+              <w:end w:w="120" w:type="dxa"/>
+            </w:tcMar>
+            <w:tcBorders>
+              <w:top w:val="single" w:sz="6" w:color="DDE6E1"/>
+              <w:start w:val="single" w:sz="6" w:color="DDE6E1"/>
+              <w:bottom w:val="single" w:sz="6" w:color="DDE6E1"/>
+              <w:end w:val="single" w:sz="6" w:color="DDE6E1"/>
+              <w:insideH w:val="single" w:sz="6" w:color="DDE6E1"/>
+              <w:insideV w:val="single" w:sz="6" w:color="DDE6E1"/>
+            </w:tcBorders>
+            <w:vAlign w:val="center"/>
+          </w:tcPr>
+          <w:p>
+            <w:pPr>
+              <w:jc w:val="left"/>
+            </w:pPr>
+            <w:r>
+              <w:rPr>
+                <w:rFonts w:ascii="Calibri" w:hAnsi="Calibri"/>
+                <w:color w:val="23322E"/>
+                <w:sz w:val="16"/>
+              </w:rPr>
+              <w:t>Joint constrained search (ours)</w:t>
+            </w:r>
+          </w:p>
+        </w:tc>
+        <w:tc>
+          <w:tcPr>
+            <w:tcW w:type="dxa" w:w="2400"/>
+            <w:tcMar>
+              <w:top w:w="80" w:type="dxa"/>
+              <w:start w:w="120" w:type="dxa"/>
+              <w:bottom w:w="80" w:type="dxa"/>
+              <w:end w:w="120" w:type="dxa"/>
+            </w:tcMar>
+            <w:tcBorders>
+              <w:top w:val="single" w:sz="6" w:color="DDE6E1"/>
+              <w:start w:val="single" w:sz="6" w:color="DDE6E1"/>
+              <w:bottom w:val="single" w:sz="6" w:color="DDE6E1"/>
+              <w:end w:val="single" w:sz="6" w:color="DDE6E1"/>
+              <w:insideH w:val="single" w:sz="6" w:color="DDE6E1"/>
+              <w:insideV w:val="single" w:sz="6" w:color="DDE6E1"/>
+            </w:tcBorders>
+            <w:vAlign w:val="center"/>
+          </w:tcPr>
+          <w:p>
+            <w:pPr>
+              <w:jc w:val="center"/>
+            </w:pPr>
+            <w:r>
+              <w:rPr>
+                <w:rFonts w:ascii="Calibri" w:hAnsi="Calibri"/>
+                <w:color w:val="23322E"/>
+                <w:sz w:val="16"/>
+              </w:rPr>
+              <w:t>0 violations</w:t>
+            </w:r>
+          </w:p>
+        </w:tc>
+        <w:tc>
+          <w:tcPr>
+            <w:tcW w:type="dxa" w:w="2400"/>
+            <w:tcMar>
+              <w:top w:w="80" w:type="dxa"/>
+              <w:start w:w="120" w:type="dxa"/>
+              <w:bottom w:w="80" w:type="dxa"/>
+              <w:end w:w="120" w:type="dxa"/>
+            </w:tcMar>
+            <w:tcBorders>
+              <w:top w:val="single" w:sz="6" w:color="DDE6E1"/>
+              <w:start w:val="single" w:sz="6" w:color="DDE6E1"/>
+              <w:bottom w:val="single" w:sz="6" w:color="DDE6E1"/>
+              <w:end w:val="single" w:sz="6" w:color="DDE6E1"/>
+              <w:insideH w:val="single" w:sz="6" w:color="DDE6E1"/>
+              <w:insideV w:val="single" w:sz="6" w:color="DDE6E1"/>
+            </w:tcBorders>
+            <w:vAlign w:val="center"/>
+          </w:tcPr>
+          <w:p>
+            <w:pPr>
+              <w:jc w:val="center"/>
+            </w:pPr>
+            <w:r>
+              <w:rPr>
+                <w:rFonts w:ascii="Calibri" w:hAnsi="Calibri"/>
+                <w:color w:val="23322E"/>
+                <w:sz w:val="16"/>
+              </w:rPr>
+              <w:t>optimal on fixture</w:t>
+            </w:r>
+          </w:p>
+        </w:tc>
+        <w:tc>
+          <w:tcPr>
+            <w:tcW w:type="dxa" w:w="1660"/>
+            <w:tcMar>
+              <w:top w:w="80" w:type="dxa"/>
+              <w:start w:w="120" w:type="dxa"/>
+              <w:bottom w:w="80" w:type="dxa"/>
+              <w:end w:w="120" w:type="dxa"/>
+            </w:tcMar>
+            <w:tcBorders>
+              <w:top w:val="single" w:sz="6" w:color="DDE6E1"/>
+              <w:start w:val="single" w:sz="6" w:color="DDE6E1"/>
+              <w:bottom w:val="single" w:sz="6" w:color="DDE6E1"/>
+              <w:end w:val="single" w:sz="6" w:color="DDE6E1"/>
+              <w:insideH w:val="single" w:sz="6" w:color="DDE6E1"/>
+              <w:insideV w:val="single" w:sz="6" w:color="DDE6E1"/>
+            </w:tcBorders>
+            <w:vAlign w:val="center"/>
+          </w:tcPr>
+          <w:p>
+            <w:pPr>
+              <w:jc w:val="center"/>
+            </w:pPr>
+            <w:r>
+              <w:rPr>
+                <w:rFonts w:ascii="Calibri" w:hAnsi="Calibri"/>
+                <w:color w:val="23322E"/>
+                <w:sz w:val="16"/>
+              </w:rPr>
+              <w:t>the shipped planner</w:t>
+            </w:r>
+          </w:p>
+        </w:tc>
+      </w:tr>
+      <w:tr>
+        <w:tc>
+          <w:tcPr>
+            <w:tcW w:type="dxa" w:w="2900"/>
+            <w:tcMar>
+              <w:top w:w="80" w:type="dxa"/>
+              <w:start w:w="120" w:type="dxa"/>
+              <w:bottom w:w="80" w:type="dxa"/>
+              <w:end w:w="120" w:type="dxa"/>
+            </w:tcMar>
+            <w:tcBorders>
+              <w:top w:val="single" w:sz="6" w:color="DDE6E1"/>
+              <w:start w:val="single" w:sz="6" w:color="DDE6E1"/>
+              <w:bottom w:val="single" w:sz="6" w:color="DDE6E1"/>
+              <w:end w:val="single" w:sz="6" w:color="DDE6E1"/>
+              <w:insideH w:val="single" w:sz="6" w:color="DDE6E1"/>
+              <w:insideV w:val="single" w:sz="6" w:color="DDE6E1"/>
+            </w:tcBorders>
+            <w:vAlign w:val="center"/>
+          </w:tcPr>
+          <w:p>
+            <w:pPr>
+              <w:jc w:val="left"/>
+            </w:pPr>
+            <w:r>
+              <w:rPr>
+                <w:rFonts w:ascii="Calibri" w:hAnsi="Calibri"/>
+                <w:color w:val="23322E"/>
+                <w:sz w:val="16"/>
+              </w:rPr>
+              <w:t>Greedy placement (ablation)</w:t>
+            </w:r>
+          </w:p>
+        </w:tc>
+        <w:tc>
+          <w:tcPr>
+            <w:tcW w:type="dxa" w:w="2400"/>
+            <w:tcMar>
+              <w:top w:w="80" w:type="dxa"/>
+              <w:start w:w="120" w:type="dxa"/>
+              <w:bottom w:w="80" w:type="dxa"/>
+              <w:end w:w="120" w:type="dxa"/>
+            </w:tcMar>
+            <w:tcBorders>
+              <w:top w:val="single" w:sz="6" w:color="DDE6E1"/>
+              <w:start w:val="single" w:sz="6" w:color="DDE6E1"/>
+              <w:bottom w:val="single" w:sz="6" w:color="DDE6E1"/>
+              <w:end w:val="single" w:sz="6" w:color="DDE6E1"/>
+              <w:insideH w:val="single" w:sz="6" w:color="DDE6E1"/>
+              <w:insideV w:val="single" w:sz="6" w:color="DDE6E1"/>
+            </w:tcBorders>
+            <w:vAlign w:val="center"/>
+          </w:tcPr>
+          <w:p>
+            <w:pPr>
+              <w:jc w:val="center"/>
+            </w:pPr>
+            <w:r>
+              <w:rPr>
+                <w:rFonts w:ascii="Calibri" w:hAnsi="Calibri"/>
+                <w:color w:val="23322E"/>
+                <w:sz w:val="16"/>
+              </w:rPr>
+              <w:t>3 infeasible case(s)</w:t>
+            </w:r>
+          </w:p>
+        </w:tc>
+        <w:tc>
+          <w:tcPr>
+            <w:tcW w:type="dxa" w:w="2400"/>
+            <w:tcMar>
+              <w:top w:w="80" w:type="dxa"/>
+              <w:start w:w="120" w:type="dxa"/>
+              <w:bottom w:w="80" w:type="dxa"/>
+              <w:end w:w="120" w:type="dxa"/>
+            </w:tcMar>
+            <w:tcBorders>
+              <w:top w:val="single" w:sz="6" w:color="DDE6E1"/>
+              <w:start w:val="single" w:sz="6" w:color="DDE6E1"/>
+              <w:bottom w:val="single" w:sz="6" w:color="DDE6E1"/>
+              <w:end w:val="single" w:sz="6" w:color="DDE6E1"/>
+              <w:insideH w:val="single" w:sz="6" w:color="DDE6E1"/>
+              <w:insideV w:val="single" w:sz="6" w:color="DDE6E1"/>
+            </w:tcBorders>
+            <w:vAlign w:val="center"/>
+          </w:tcPr>
+          <w:p>
+            <w:pPr>
+              <w:jc w:val="center"/>
+            </w:pPr>
+            <w:r>
+              <w:rPr>
+                <w:rFonts w:ascii="Calibri" w:hAnsi="Calibri"/>
+                <w:color w:val="23322E"/>
+                <w:sz w:val="16"/>
+              </w:rPr>
+              <w:t>equal cost when it survives</w:t>
+            </w:r>
+          </w:p>
+        </w:tc>
+        <w:tc>
+          <w:tcPr>
+            <w:tcW w:type="dxa" w:w="1660"/>
+            <w:tcMar>
+              <w:top w:w="80" w:type="dxa"/>
+              <w:start w:w="120" w:type="dxa"/>
+              <w:bottom w:w="80" w:type="dxa"/>
+              <w:end w:w="120" w:type="dxa"/>
+            </w:tcMar>
+            <w:tcBorders>
+              <w:top w:val="single" w:sz="6" w:color="DDE6E1"/>
+              <w:start w:val="single" w:sz="6" w:color="DDE6E1"/>
+              <w:bottom w:val="single" w:sz="6" w:color="DDE6E1"/>
+              <w:end w:val="single" w:sz="6" w:color="DDE6E1"/>
+              <w:insideH w:val="single" w:sz="6" w:color="DDE6E1"/>
+              <w:insideV w:val="single" w:sz="6" w:color="DDE6E1"/>
+            </w:tcBorders>
+            <w:vAlign w:val="center"/>
+          </w:tcPr>
+          <w:p>
+            <w:pPr>
+              <w:jc w:val="center"/>
+            </w:pPr>
+            <w:r>
+              <w:rPr>
+                <w:rFonts w:ascii="Calibri" w:hAnsi="Calibri"/>
+                <w:color w:val="23322E"/>
+                <w:sz w:val="16"/>
+              </w:rPr>
+              <w:t>reproduces the historical defect</w:t>
+            </w:r>
+          </w:p>
+        </w:tc>
+      </w:tr>
+      <w:tr>
+        <w:tc>
+          <w:tcPr>
+            <w:tcW w:type="dxa" w:w="2900"/>
+            <w:tcMar>
+              <w:top w:w="80" w:type="dxa"/>
+              <w:start w:w="120" w:type="dxa"/>
+              <w:bottom w:w="80" w:type="dxa"/>
+              <w:end w:w="120" w:type="dxa"/>
+            </w:tcMar>
+            <w:tcBorders>
+              <w:top w:val="single" w:sz="6" w:color="DDE6E1"/>
+              <w:start w:val="single" w:sz="6" w:color="DDE6E1"/>
+              <w:bottom w:val="single" w:sz="6" w:color="DDE6E1"/>
+              <w:end w:val="single" w:sz="6" w:color="DDE6E1"/>
+              <w:insideH w:val="single" w:sz="6" w:color="DDE6E1"/>
+              <w:insideV w:val="single" w:sz="6" w:color="DDE6E1"/>
+            </w:tcBorders>
+            <w:vAlign w:val="center"/>
+          </w:tcPr>
+          <w:p>
+            <w:pPr>
+              <w:jc w:val="left"/>
+            </w:pPr>
+            <w:r>
+              <w:rPr>
+                <w:rFonts w:ascii="Calibri" w:hAnsi="Calibri"/>
+                <w:color w:val="23322E"/>
+                <w:sz w:val="16"/>
+              </w:rPr>
+              <w:t>LLM-only (mock-planner-1)</w:t>
+            </w:r>
+          </w:p>
+        </w:tc>
+        <w:tc>
+          <w:tcPr>
+            <w:tcW w:type="dxa" w:w="2400"/>
+            <w:tcMar>
+              <w:top w:w="80" w:type="dxa"/>
+              <w:start w:w="120" w:type="dxa"/>
+              <w:bottom w:w="80" w:type="dxa"/>
+              <w:end w:w="120" w:type="dxa"/>
+            </w:tcMar>
+            <w:tcBorders>
+              <w:top w:val="single" w:sz="6" w:color="DDE6E1"/>
+              <w:start w:val="single" w:sz="6" w:color="DDE6E1"/>
+              <w:bottom w:val="single" w:sz="6" w:color="DDE6E1"/>
+              <w:end w:val="single" w:sz="6" w:color="DDE6E1"/>
+              <w:insideH w:val="single" w:sz="6" w:color="DDE6E1"/>
+              <w:insideV w:val="single" w:sz="6" w:color="DDE6E1"/>
+            </w:tcBorders>
+            <w:vAlign w:val="center"/>
+          </w:tcPr>
+          <w:p>
+            <w:pPr>
+              <w:jc w:val="center"/>
+            </w:pPr>
+            <w:r>
+              <w:rPr>
+                <w:rFonts w:ascii="Calibri" w:hAnsi="Calibri"/>
+                <w:color w:val="23322E"/>
+                <w:sz w:val="16"/>
+              </w:rPr>
+              <w:t>0.667 violation/failure rate</w:t>
+            </w:r>
+          </w:p>
+        </w:tc>
+        <w:tc>
+          <w:tcPr>
+            <w:tcW w:type="dxa" w:w="2400"/>
+            <w:tcMar>
+              <w:top w:w="80" w:type="dxa"/>
+              <w:start w:w="120" w:type="dxa"/>
+              <w:bottom w:w="80" w:type="dxa"/>
+              <w:end w:w="120" w:type="dxa"/>
+            </w:tcMar>
+            <w:tcBorders>
+              <w:top w:val="single" w:sz="6" w:color="DDE6E1"/>
+              <w:start w:val="single" w:sz="6" w:color="DDE6E1"/>
+              <w:bottom w:val="single" w:sz="6" w:color="DDE6E1"/>
+              <w:end w:val="single" w:sz="6" w:color="DDE6E1"/>
+              <w:insideH w:val="single" w:sz="6" w:color="DDE6E1"/>
+              <w:insideV w:val="single" w:sz="6" w:color="DDE6E1"/>
+            </w:tcBorders>
+            <w:vAlign w:val="center"/>
+          </w:tcPr>
+          <w:p>
+            <w:pPr>
+              <w:jc w:val="center"/>
+            </w:pPr>
+            <w:r>
+              <w:rPr>
+                <w:rFonts w:ascii="Calibri" w:hAnsi="Calibri"/>
+                <w:color w:val="23322E"/>
+                <w:sz w:val="16"/>
+              </w:rPr>
+              <w:t>-0.21 € avg gap when valid</w:t>
+            </w:r>
+          </w:p>
+        </w:tc>
+        <w:tc>
+          <w:tcPr>
+            <w:tcW w:type="dxa" w:w="1660"/>
+            <w:tcMar>
+              <w:top w:w="80" w:type="dxa"/>
+              <w:start w:w="120" w:type="dxa"/>
+              <w:bottom w:w="80" w:type="dxa"/>
+              <w:end w:w="120" w:type="dxa"/>
+            </w:tcMar>
+            <w:tcBorders>
+              <w:top w:val="single" w:sz="6" w:color="DDE6E1"/>
+              <w:start w:val="single" w:sz="6" w:color="DDE6E1"/>
+              <w:bottom w:val="single" w:sz="6" w:color="DDE6E1"/>
+              <w:end w:val="single" w:sz="6" w:color="DDE6E1"/>
+              <w:insideH w:val="single" w:sz="6" w:color="DDE6E1"/>
+              <w:insideV w:val="single" w:sz="6" w:color="DDE6E1"/>
+            </w:tcBorders>
+            <w:vAlign w:val="center"/>
+          </w:tcPr>
+          <w:p>
+            <w:pPr>
+              <w:jc w:val="center"/>
+            </w:pPr>
+            <w:r>
+              <w:rPr>
+                <w:rFonts w:ascii="Calibri" w:hAnsi="Calibri"/>
+                <w:color w:val="23322E"/>
+                <w:sz w:val="16"/>
+              </w:rPr>
+              <w:t>why generation never owns feasibility</w:t>
+            </w:r>
+          </w:p>
+        </w:tc>
+      </w:tr>
+    </w:tbl>
+    <w:p>
+      <w:pPr>
+        <w:spacing w:after="40"/>
+      </w:pPr>
+    </w:p>
+    <w:p>
+      <w:pPr>
+        <w:pStyle w:val="Heading2"/>
+      </w:pPr>
+      <w:r>
+        <w:t>Agent properties</w:t>
+      </w:r>
+    </w:p>
+    <w:tbl>
+      <w:tblPr>
+        <w:tblW w:type="dxa" w:w="9360"/>
+        <w:tblLayout w:type="fixed"/>
+        <w:tblLook w:firstColumn="1" w:firstRow="1" w:lastColumn="0" w:lastRow="0" w:noHBand="0" w:noVBand="1" w:val="04A0"/>
+        <w:jc w:val="left"/>
+        <w:tblInd w:w="120" w:type="dxa"/>
+      </w:tblPr>
+      <w:tblGrid>
+        <w:gridCol w:w="2300"/>
+        <w:gridCol w:w="2300"/>
+        <w:gridCol w:w="4760"/>
+      </w:tblGrid>
+      <w:tr>
+        <w:trPr>
+          <w:tblHeader w:val="true"/>
+        </w:trPr>
+        <w:tc>
+          <w:tcPr>
+            <w:tcW w:type="dxa" w:w="2300"/>
+            <w:tcMar>
+              <w:top w:w="80" w:type="dxa"/>
+              <w:start w:w="120" w:type="dxa"/>
+              <w:bottom w:w="80" w:type="dxa"/>
+              <w:end w:w="120" w:type="dxa"/>
+            </w:tcMar>
+            <w:tcBorders>
+              <w:top w:val="single" w:sz="6" w:color="DDE6E1"/>
+              <w:start w:val="single" w:sz="6" w:color="DDE6E1"/>
+              <w:bottom w:val="single" w:sz="6" w:color="DDE6E1"/>
+              <w:end w:val="single" w:sz="6" w:color="DDE6E1"/>
+              <w:insideH w:val="single" w:sz="6" w:color="DDE6E1"/>
+              <w:insideV w:val="single" w:sz="6" w:color="DDE6E1"/>
+            </w:tcBorders>
+            <w:vAlign w:val="center"/>
+            <w:shd w:fill="F2F4F7"/>
+          </w:tcPr>
+          <w:p>
+            <w:pPr>
+              <w:jc w:val="left"/>
+            </w:pPr>
+            <w:r>
+              <w:rPr>
+                <w:rFonts w:ascii="Calibri" w:hAnsi="Calibri"/>
+                <w:b/>
+                <w:color w:val="0B1714"/>
+                <w:sz w:val="17"/>
+              </w:rPr>
+              <w:t>Property</w:t>
+            </w:r>
+          </w:p>
+        </w:tc>
+        <w:tc>
+          <w:tcPr>
+            <w:tcW w:type="dxa" w:w="2300"/>
             <w:tcMar>
               <w:top w:w="80" w:type="dxa"/>
               <w:start w:w="120" w:type="dxa"/>
@@ -3138,7 +5279,7 @@
         </w:tc>
         <w:tc>
           <w:tcPr>
-            <w:tcW w:type="dxa" w:w="3260"/>
+            <w:tcW w:type="dxa" w:w="4760"/>
             <w:tcMar>
               <w:top w:w="80" w:type="dxa"/>
               <w:start w:w="120" w:type="dxa"/>
@@ -3167,42 +5308,7 @@
                 <w:color w:val="0B1714"/>
                 <w:sz w:val="17"/>
               </w:rPr>
-              <w:t>Basis</w:t>
-            </w:r>
-          </w:p>
-        </w:tc>
-        <w:tc>
-          <w:tcPr>
-            <w:tcW w:type="dxa" w:w="2150"/>
-            <w:tcMar>
-              <w:top w:w="80" w:type="dxa"/>
-              <w:start w:w="120" w:type="dxa"/>
-              <w:bottom w:w="80" w:type="dxa"/>
-              <w:end w:w="120" w:type="dxa"/>
-            </w:tcMar>
-            <w:tcBorders>
-              <w:top w:val="single" w:sz="6" w:color="DDE6E1"/>
-              <w:start w:val="single" w:sz="6" w:color="DDE6E1"/>
-              <w:bottom w:val="single" w:sz="6" w:color="DDE6E1"/>
-              <w:end w:val="single" w:sz="6" w:color="DDE6E1"/>
-              <w:insideH w:val="single" w:sz="6" w:color="DDE6E1"/>
-              <w:insideV w:val="single" w:sz="6" w:color="DDE6E1"/>
-            </w:tcBorders>
-            <w:vAlign w:val="center"/>
-            <w:shd w:fill="F2F4F7"/>
-          </w:tcPr>
-          <w:p>
-            <w:pPr>
-              <w:jc w:val="center"/>
-            </w:pPr>
-            <w:r>
-              <w:rPr>
-                <w:rFonts w:ascii="Calibri" w:hAnsi="Calibri"/>
-                <w:b/>
-                <w:color w:val="0B1714"/>
-                <w:sz w:val="17"/>
-              </w:rPr>
-              <w:t>Acceptance criterion</w:t>
+              <w:t>Mechanism</w:t>
             </w:r>
           </w:p>
         </w:tc>
@@ -3210,7 +5316,7 @@
       <w:tr>
         <w:tc>
           <w:tcPr>
-            <w:tcW w:type="dxa" w:w="2500"/>
+            <w:tcW w:type="dxa" w:w="2300"/>
             <w:tcMar>
               <w:top w:w="80" w:type="dxa"/>
               <w:start w:w="120" w:type="dxa"/>
@@ -3237,13 +5343,13 @@
                 <w:color w:val="23322E"/>
                 <w:sz w:val="16"/>
               </w:rPr>
-              <w:t>Constraint pass rate</w:t>
+              <w:t>Citation precision</w:t>
             </w:r>
           </w:p>
         </w:tc>
         <w:tc>
           <w:tcPr>
-            <w:tcW w:type="dxa" w:w="1450"/>
+            <w:tcW w:type="dxa" w:w="2300"/>
             <w:tcMar>
               <w:top w:w="80" w:type="dxa"/>
               <w:start w:w="120" w:type="dxa"/>
@@ -3270,13 +5376,13 @@
                 <w:color w:val="23322E"/>
                 <w:sz w:val="16"/>
               </w:rPr>
-              <w:t>100% (9/9)</w:t>
+              <w:t>1.0</w:t>
             </w:r>
           </w:p>
         </w:tc>
         <w:tc>
           <w:tcPr>
-            <w:tcW w:type="dxa" w:w="3260"/>
+            <w:tcW w:type="dxa" w:w="4760"/>
             <w:tcMar>
               <w:top w:w="80" w:type="dxa"/>
               <w:start w:w="120" w:type="dxa"/>
@@ -3303,13 +5409,48 @@
                 <w:color w:val="23322E"/>
                 <w:sz w:val="16"/>
               </w:rPr>
-              <w:t>3 scenarios × 3 objectives</w:t>
+              <w:t>explanations may cite only retrieved chunk IDs; violations are rejected</w:t>
+            </w:r>
+          </w:p>
+        </w:tc>
+      </w:tr>
+      <w:tr>
+        <w:tc>
+          <w:tcPr>
+            <w:tcW w:type="dxa" w:w="2300"/>
+            <w:tcMar>
+              <w:top w:w="80" w:type="dxa"/>
+              <w:start w:w="120" w:type="dxa"/>
+              <w:bottom w:w="80" w:type="dxa"/>
+              <w:end w:w="120" w:type="dxa"/>
+            </w:tcMar>
+            <w:tcBorders>
+              <w:top w:val="single" w:sz="6" w:color="DDE6E1"/>
+              <w:start w:val="single" w:sz="6" w:color="DDE6E1"/>
+              <w:bottom w:val="single" w:sz="6" w:color="DDE6E1"/>
+              <w:end w:val="single" w:sz="6" w:color="DDE6E1"/>
+              <w:insideH w:val="single" w:sz="6" w:color="DDE6E1"/>
+              <w:insideV w:val="single" w:sz="6" w:color="DDE6E1"/>
+            </w:tcBorders>
+            <w:vAlign w:val="center"/>
+          </w:tcPr>
+          <w:p>
+            <w:pPr>
+              <w:jc w:val="left"/>
+            </w:pPr>
+            <w:r>
+              <w:rPr>
+                <w:rFonts w:ascii="Calibri" w:hAnsi="Calibri"/>
+                <w:color w:val="23322E"/>
+                <w:sz w:val="16"/>
+              </w:rPr>
+              <w:t>Guard rejections</w:t>
             </w:r>
           </w:p>
         </w:tc>
         <w:tc>
           <w:tcPr>
-            <w:tcW w:type="dxa" w:w="2150"/>
+            <w:tcW w:type="dxa" w:w="2300"/>
             <w:tcMar>
               <w:top w:w="80" w:type="dxa"/>
               <w:start w:w="120" w:type="dxa"/>
@@ -3336,7 +5477,40 @@
                 <w:color w:val="23322E"/>
                 <w:sz w:val="16"/>
               </w:rPr>
-              <w:t>100%</w:t>
+              <w:t>0</w:t>
+            </w:r>
+          </w:p>
+        </w:tc>
+        <w:tc>
+          <w:tcPr>
+            <w:tcW w:type="dxa" w:w="4760"/>
+            <w:tcMar>
+              <w:top w:w="80" w:type="dxa"/>
+              <w:start w:w="120" w:type="dxa"/>
+              <w:bottom w:w="80" w:type="dxa"/>
+              <w:end w:w="120" w:type="dxa"/>
+            </w:tcMar>
+            <w:tcBorders>
+              <w:top w:val="single" w:sz="6" w:color="DDE6E1"/>
+              <w:start w:val="single" w:sz="6" w:color="DDE6E1"/>
+              <w:bottom w:val="single" w:sz="6" w:color="DDE6E1"/>
+              <w:end w:val="single" w:sz="6" w:color="DDE6E1"/>
+              <w:insideH w:val="single" w:sz="6" w:color="DDE6E1"/>
+              <w:insideV w:val="single" w:sz="6" w:color="DDE6E1"/>
+            </w:tcBorders>
+            <w:vAlign w:val="center"/>
+          </w:tcPr>
+          <w:p>
+            <w:pPr>
+              <w:jc w:val="center"/>
+            </w:pPr>
+            <w:r>
+              <w:rPr>
+                <w:rFonts w:ascii="Calibri" w:hAnsi="Calibri"/>
+                <w:color w:val="23322E"/>
+                <w:sz w:val="16"/>
+              </w:rPr>
+              <w:t>count of model explanations the allow-list guard refused</w:t>
             </w:r>
           </w:p>
         </w:tc>
@@ -3344,7 +5518,7 @@
       <w:tr>
         <w:tc>
           <w:tcPr>
-            <w:tcW w:type="dxa" w:w="2500"/>
+            <w:tcW w:type="dxa" w:w="2300"/>
             <w:tcMar>
               <w:top w:w="80" w:type="dxa"/>
               <w:start w:w="120" w:type="dxa"/>
@@ -3371,13 +5545,13 @@
                 <w:color w:val="23322E"/>
                 <w:sz w:val="16"/>
               </w:rPr>
-              <w:t>Cost non-regression</w:t>
+              <w:t>Deterministic replay</w:t>
             </w:r>
           </w:p>
         </w:tc>
         <w:tc>
           <w:tcPr>
-            <w:tcW w:type="dxa" w:w="1450"/>
+            <w:tcW w:type="dxa" w:w="2300"/>
             <w:tcMar>
               <w:top w:w="80" w:type="dxa"/>
               <w:start w:w="120" w:type="dxa"/>
@@ -3404,13 +5578,13 @@
                 <w:color w:val="23322E"/>
                 <w:sz w:val="16"/>
               </w:rPr>
-              <w:t>100% (9/9)</w:t>
+              <w:t>pass</w:t>
             </w:r>
           </w:p>
         </w:tc>
         <w:tc>
           <w:tcPr>
-            <w:tcW w:type="dxa" w:w="3260"/>
+            <w:tcW w:type="dxa" w:w="4760"/>
             <w:tcMar>
               <w:top w:w="80" w:type="dxa"/>
               <w:start w:w="120" w:type="dxa"/>
@@ -3437,13 +5611,48 @@
                 <w:color w:val="23322E"/>
                 <w:sz w:val="16"/>
               </w:rPr>
-              <w:t>Compared with earliest-start baseline</w:t>
+              <w:t>identical mission + fixture ⇒ byte-identical plan</w:t>
+            </w:r>
+          </w:p>
+        </w:tc>
+      </w:tr>
+      <w:tr>
+        <w:tc>
+          <w:tcPr>
+            <w:tcW w:type="dxa" w:w="2300"/>
+            <w:tcMar>
+              <w:top w:w="80" w:type="dxa"/>
+              <w:start w:w="120" w:type="dxa"/>
+              <w:bottom w:w="80" w:type="dxa"/>
+              <w:end w:w="120" w:type="dxa"/>
+            </w:tcMar>
+            <w:tcBorders>
+              <w:top w:val="single" w:sz="6" w:color="DDE6E1"/>
+              <w:start w:val="single" w:sz="6" w:color="DDE6E1"/>
+              <w:bottom w:val="single" w:sz="6" w:color="DDE6E1"/>
+              <w:end w:val="single" w:sz="6" w:color="DDE6E1"/>
+              <w:insideH w:val="single" w:sz="6" w:color="DDE6E1"/>
+              <w:insideV w:val="single" w:sz="6" w:color="DDE6E1"/>
+            </w:tcBorders>
+            <w:vAlign w:val="center"/>
+          </w:tcPr>
+          <w:p>
+            <w:pPr>
+              <w:jc w:val="left"/>
+            </w:pPr>
+            <w:r>
+              <w:rPr>
+                <w:rFonts w:ascii="Calibri" w:hAnsi="Calibri"/>
+                <w:color w:val="23322E"/>
+                <w:sz w:val="16"/>
+              </w:rPr>
+              <w:t>End-to-end validity</w:t>
             </w:r>
           </w:p>
         </w:tc>
         <w:tc>
           <w:tcPr>
-            <w:tcW w:type="dxa" w:w="2150"/>
+            <w:tcW w:type="dxa" w:w="2300"/>
             <w:tcMar>
               <w:top w:w="80" w:type="dxa"/>
               <w:start w:w="120" w:type="dxa"/>
@@ -3470,7 +5679,40 @@
                 <w:color w:val="23322E"/>
                 <w:sz w:val="16"/>
               </w:rPr>
-              <w:t>≥ 90%</w:t>
+              <w:t>all valid</w:t>
+            </w:r>
+          </w:p>
+        </w:tc>
+        <w:tc>
+          <w:tcPr>
+            <w:tcW w:type="dxa" w:w="4760"/>
+            <w:tcMar>
+              <w:top w:w="80" w:type="dxa"/>
+              <w:start w:w="120" w:type="dxa"/>
+              <w:bottom w:w="80" w:type="dxa"/>
+              <w:end w:w="120" w:type="dxa"/>
+            </w:tcMar>
+            <w:tcBorders>
+              <w:top w:val="single" w:sz="6" w:color="DDE6E1"/>
+              <w:start w:val="single" w:sz="6" w:color="DDE6E1"/>
+              <w:bottom w:val="single" w:sz="6" w:color="DDE6E1"/>
+              <w:end w:val="single" w:sz="6" w:color="DDE6E1"/>
+              <w:insideH w:val="single" w:sz="6" w:color="DDE6E1"/>
+              <w:insideV w:val="single" w:sz="6" w:color="DDE6E1"/>
+            </w:tcBorders>
+            <w:vAlign w:val="center"/>
+          </w:tcPr>
+          <w:p>
+            <w:pPr>
+              <w:jc w:val="center"/>
+            </w:pPr>
+            <w:r>
+              <w:rPr>
+                <w:rFonts w:ascii="Calibri" w:hAnsi="Calibri"/>
+                <w:color w:val="23322E"/>
+                <w:sz w:val="16"/>
+              </w:rPr>
+              <w:t>validator gates every displayed plan</w:t>
             </w:r>
           </w:p>
         </w:tc>
@@ -3478,7 +5720,7 @@
       <w:tr>
         <w:tc>
           <w:tcPr>
-            <w:tcW w:type="dxa" w:w="2500"/>
+            <w:tcW w:type="dxa" w:w="2300"/>
             <w:tcMar>
               <w:top w:w="80" w:type="dxa"/>
               <w:start w:w="120" w:type="dxa"/>
@@ -3505,13 +5747,13 @@
                 <w:color w:val="23322E"/>
                 <w:sz w:val="16"/>
               </w:rPr>
-              <w:t>Morning fixture peak</w:t>
+              <w:t>Morning fixture</w:t>
             </w:r>
           </w:p>
         </w:tc>
         <w:tc>
           <w:tcPr>
-            <w:tcW w:type="dxa" w:w="1450"/>
+            <w:tcW w:type="dxa" w:w="2300"/>
             <w:tcMar>
               <w:top w:w="80" w:type="dxa"/>
               <w:start w:w="120" w:type="dxa"/>
@@ -3538,13 +5780,13 @@
                 <w:color w:val="23322E"/>
                 <w:sz w:val="16"/>
               </w:rPr>
-              <w:t>3.6 kW</w:t>
+              <w:t>€1.79 · 3.6 kW peak</w:t>
             </w:r>
           </w:p>
         </w:tc>
         <w:tc>
           <w:tcPr>
-            <w:tcW w:type="dxa" w:w="3260"/>
+            <w:tcW w:type="dxa" w:w="4760"/>
             <w:tcMar>
               <w:top w:w="80" w:type="dxa"/>
               <w:start w:w="120" w:type="dxa"/>
@@ -3571,442 +5813,7 @@
                 <w:color w:val="23322E"/>
                 <w:sz w:val="16"/>
               </w:rPr>
-              <w:t>Hour-by-hour validator</w:t>
-            </w:r>
-          </w:p>
-        </w:tc>
-        <w:tc>
-          <w:tcPr>
-            <w:tcW w:type="dxa" w:w="2150"/>
-            <w:tcMar>
-              <w:top w:w="80" w:type="dxa"/>
-              <w:start w:w="120" w:type="dxa"/>
-              <w:bottom w:w="80" w:type="dxa"/>
-              <w:end w:w="120" w:type="dxa"/>
-            </w:tcMar>
-            <w:tcBorders>
-              <w:top w:val="single" w:sz="6" w:color="DDE6E1"/>
-              <w:start w:val="single" w:sz="6" w:color="DDE6E1"/>
-              <w:bottom w:val="single" w:sz="6" w:color="DDE6E1"/>
-              <w:end w:val="single" w:sz="6" w:color="DDE6E1"/>
-              <w:insideH w:val="single" w:sz="6" w:color="DDE6E1"/>
-              <w:insideV w:val="single" w:sz="6" w:color="DDE6E1"/>
-            </w:tcBorders>
-            <w:vAlign w:val="center"/>
-          </w:tcPr>
-          <w:p>
-            <w:pPr>
-              <w:jc w:val="center"/>
-            </w:pPr>
-            <w:r>
-              <w:rPr>
-                <w:rFonts w:ascii="Calibri" w:hAnsi="Calibri"/>
-                <w:color w:val="23322E"/>
-                <w:sz w:val="16"/>
-              </w:rPr>
-              <w:t>≤ 4.6 kW</w:t>
-            </w:r>
-          </w:p>
-        </w:tc>
-      </w:tr>
-      <w:tr>
-        <w:tc>
-          <w:tcPr>
-            <w:tcW w:type="dxa" w:w="2500"/>
-            <w:tcMar>
-              <w:top w:w="80" w:type="dxa"/>
-              <w:start w:w="120" w:type="dxa"/>
-              <w:bottom w:w="80" w:type="dxa"/>
-              <w:end w:w="120" w:type="dxa"/>
-            </w:tcMar>
-            <w:tcBorders>
-              <w:top w:val="single" w:sz="6" w:color="DDE6E1"/>
-              <w:start w:val="single" w:sz="6" w:color="DDE6E1"/>
-              <w:bottom w:val="single" w:sz="6" w:color="DDE6E1"/>
-              <w:end w:val="single" w:sz="6" w:color="DDE6E1"/>
-              <w:insideH w:val="single" w:sz="6" w:color="DDE6E1"/>
-              <w:insideV w:val="single" w:sz="6" w:color="DDE6E1"/>
-            </w:tcBorders>
-            <w:vAlign w:val="center"/>
-          </w:tcPr>
-          <w:p>
-            <w:pPr>
-              <w:jc w:val="left"/>
-            </w:pPr>
-            <w:r>
-              <w:rPr>
-                <w:rFonts w:ascii="Calibri" w:hAnsi="Calibri"/>
-                <w:color w:val="23322E"/>
-                <w:sz w:val="16"/>
-              </w:rPr>
-              <w:t>Morning fixture cost</w:t>
-            </w:r>
-          </w:p>
-        </w:tc>
-        <w:tc>
-          <w:tcPr>
-            <w:tcW w:type="dxa" w:w="1450"/>
-            <w:tcMar>
-              <w:top w:w="80" w:type="dxa"/>
-              <w:start w:w="120" w:type="dxa"/>
-              <w:bottom w:w="80" w:type="dxa"/>
-              <w:end w:w="120" w:type="dxa"/>
-            </w:tcMar>
-            <w:tcBorders>
-              <w:top w:val="single" w:sz="6" w:color="DDE6E1"/>
-              <w:start w:val="single" w:sz="6" w:color="DDE6E1"/>
-              <w:bottom w:val="single" w:sz="6" w:color="DDE6E1"/>
-              <w:end w:val="single" w:sz="6" w:color="DDE6E1"/>
-              <w:insideH w:val="single" w:sz="6" w:color="DDE6E1"/>
-              <w:insideV w:val="single" w:sz="6" w:color="DDE6E1"/>
-            </w:tcBorders>
-            <w:vAlign w:val="center"/>
-          </w:tcPr>
-          <w:p>
-            <w:pPr>
-              <w:jc w:val="center"/>
-            </w:pPr>
-            <w:r>
-              <w:rPr>
-                <w:rFonts w:ascii="Calibri" w:hAnsi="Calibri"/>
-                <w:color w:val="23322E"/>
-                <w:sz w:val="16"/>
-              </w:rPr>
-              <w:t>€1.79</w:t>
-            </w:r>
-          </w:p>
-        </w:tc>
-        <w:tc>
-          <w:tcPr>
-            <w:tcW w:type="dxa" w:w="3260"/>
-            <w:tcMar>
-              <w:top w:w="80" w:type="dxa"/>
-              <w:start w:w="120" w:type="dxa"/>
-              <w:bottom w:w="80" w:type="dxa"/>
-              <w:end w:w="120" w:type="dxa"/>
-            </w:tcMar>
-            <w:tcBorders>
-              <w:top w:val="single" w:sz="6" w:color="DDE6E1"/>
-              <w:start w:val="single" w:sz="6" w:color="DDE6E1"/>
-              <w:bottom w:val="single" w:sz="6" w:color="DDE6E1"/>
-              <w:end w:val="single" w:sz="6" w:color="DDE6E1"/>
-              <w:insideH w:val="single" w:sz="6" w:color="DDE6E1"/>
-              <w:insideV w:val="single" w:sz="6" w:color="DDE6E1"/>
-            </w:tcBorders>
-            <w:vAlign w:val="center"/>
-          </w:tcPr>
-          <w:p>
-            <w:pPr>
-              <w:jc w:val="center"/>
-            </w:pPr>
-            <w:r>
-              <w:rPr>
-                <w:rFonts w:ascii="Calibri" w:hAnsi="Calibri"/>
-                <w:color w:val="23322E"/>
-                <w:sz w:val="16"/>
-              </w:rPr>
-              <w:t>Frozen retail tariff</w:t>
-            </w:r>
-          </w:p>
-        </w:tc>
-        <w:tc>
-          <w:tcPr>
-            <w:tcW w:type="dxa" w:w="2150"/>
-            <w:tcMar>
-              <w:top w:w="80" w:type="dxa"/>
-              <w:start w:w="120" w:type="dxa"/>
-              <w:bottom w:w="80" w:type="dxa"/>
-              <w:end w:w="120" w:type="dxa"/>
-            </w:tcMar>
-            <w:tcBorders>
-              <w:top w:val="single" w:sz="6" w:color="DDE6E1"/>
-              <w:start w:val="single" w:sz="6" w:color="DDE6E1"/>
-              <w:bottom w:val="single" w:sz="6" w:color="DDE6E1"/>
-              <w:end w:val="single" w:sz="6" w:color="DDE6E1"/>
-              <w:insideH w:val="single" w:sz="6" w:color="DDE6E1"/>
-              <w:insideV w:val="single" w:sz="6" w:color="DDE6E1"/>
-            </w:tcBorders>
-            <w:vAlign w:val="center"/>
-          </w:tcPr>
-          <w:p>
-            <w:pPr>
-              <w:jc w:val="center"/>
-            </w:pPr>
-            <w:r>
-              <w:rPr>
-                <w:rFonts w:ascii="Calibri" w:hAnsi="Calibri"/>
-                <w:color w:val="23322E"/>
-                <w:sz w:val="16"/>
-              </w:rPr>
-              <w:t>Lower than €2.17 baseline</w:t>
-            </w:r>
-          </w:p>
-        </w:tc>
-      </w:tr>
-      <w:tr>
-        <w:tc>
-          <w:tcPr>
-            <w:tcW w:type="dxa" w:w="2500"/>
-            <w:tcMar>
-              <w:top w:w="80" w:type="dxa"/>
-              <w:start w:w="120" w:type="dxa"/>
-              <w:bottom w:w="80" w:type="dxa"/>
-              <w:end w:w="120" w:type="dxa"/>
-            </w:tcMar>
-            <w:tcBorders>
-              <w:top w:val="single" w:sz="6" w:color="DDE6E1"/>
-              <w:start w:val="single" w:sz="6" w:color="DDE6E1"/>
-              <w:bottom w:val="single" w:sz="6" w:color="DDE6E1"/>
-              <w:end w:val="single" w:sz="6" w:color="DDE6E1"/>
-              <w:insideH w:val="single" w:sz="6" w:color="DDE6E1"/>
-              <w:insideV w:val="single" w:sz="6" w:color="DDE6E1"/>
-            </w:tcBorders>
-            <w:vAlign w:val="center"/>
-          </w:tcPr>
-          <w:p>
-            <w:pPr>
-              <w:jc w:val="left"/>
-            </w:pPr>
-            <w:r>
-              <w:rPr>
-                <w:rFonts w:ascii="Calibri" w:hAnsi="Calibri"/>
-                <w:color w:val="23322E"/>
-                <w:sz w:val="16"/>
-              </w:rPr>
-              <w:t>Determinism</w:t>
-            </w:r>
-          </w:p>
-        </w:tc>
-        <w:tc>
-          <w:tcPr>
-            <w:tcW w:type="dxa" w:w="1450"/>
-            <w:tcMar>
-              <w:top w:w="80" w:type="dxa"/>
-              <w:start w:w="120" w:type="dxa"/>
-              <w:bottom w:w="80" w:type="dxa"/>
-              <w:end w:w="120" w:type="dxa"/>
-            </w:tcMar>
-            <w:tcBorders>
-              <w:top w:val="single" w:sz="6" w:color="DDE6E1"/>
-              <w:start w:val="single" w:sz="6" w:color="DDE6E1"/>
-              <w:bottom w:val="single" w:sz="6" w:color="DDE6E1"/>
-              <w:end w:val="single" w:sz="6" w:color="DDE6E1"/>
-              <w:insideH w:val="single" w:sz="6" w:color="DDE6E1"/>
-              <w:insideV w:val="single" w:sz="6" w:color="DDE6E1"/>
-            </w:tcBorders>
-            <w:vAlign w:val="center"/>
-          </w:tcPr>
-          <w:p>
-            <w:pPr>
-              <w:jc w:val="center"/>
-            </w:pPr>
-            <w:r>
-              <w:rPr>
-                <w:rFonts w:ascii="Calibri" w:hAnsi="Calibri"/>
-                <w:color w:val="23322E"/>
-                <w:sz w:val="16"/>
-              </w:rPr>
-              <w:t>Pass</w:t>
-            </w:r>
-          </w:p>
-        </w:tc>
-        <w:tc>
-          <w:tcPr>
-            <w:tcW w:type="dxa" w:w="3260"/>
-            <w:tcMar>
-              <w:top w:w="80" w:type="dxa"/>
-              <w:start w:w="120" w:type="dxa"/>
-              <w:bottom w:w="80" w:type="dxa"/>
-              <w:end w:w="120" w:type="dxa"/>
-            </w:tcMar>
-            <w:tcBorders>
-              <w:top w:val="single" w:sz="6" w:color="DDE6E1"/>
-              <w:start w:val="single" w:sz="6" w:color="DDE6E1"/>
-              <w:bottom w:val="single" w:sz="6" w:color="DDE6E1"/>
-              <w:end w:val="single" w:sz="6" w:color="DDE6E1"/>
-              <w:insideH w:val="single" w:sz="6" w:color="DDE6E1"/>
-              <w:insideV w:val="single" w:sz="6" w:color="DDE6E1"/>
-            </w:tcBorders>
-            <w:vAlign w:val="center"/>
-          </w:tcPr>
-          <w:p>
-            <w:pPr>
-              <w:jc w:val="center"/>
-            </w:pPr>
-            <w:r>
-              <w:rPr>
-                <w:rFonts w:ascii="Calibri" w:hAnsi="Calibri"/>
-                <w:color w:val="23322E"/>
-                <w:sz w:val="16"/>
-              </w:rPr>
-              <w:t>Repeated plan deep equality</w:t>
-            </w:r>
-          </w:p>
-        </w:tc>
-        <w:tc>
-          <w:tcPr>
-            <w:tcW w:type="dxa" w:w="2150"/>
-            <w:tcMar>
-              <w:top w:w="80" w:type="dxa"/>
-              <w:start w:w="120" w:type="dxa"/>
-              <w:bottom w:w="80" w:type="dxa"/>
-              <w:end w:w="120" w:type="dxa"/>
-            </w:tcMar>
-            <w:tcBorders>
-              <w:top w:val="single" w:sz="6" w:color="DDE6E1"/>
-              <w:start w:val="single" w:sz="6" w:color="DDE6E1"/>
-              <w:bottom w:val="single" w:sz="6" w:color="DDE6E1"/>
-              <w:end w:val="single" w:sz="6" w:color="DDE6E1"/>
-              <w:insideH w:val="single" w:sz="6" w:color="DDE6E1"/>
-              <w:insideV w:val="single" w:sz="6" w:color="DDE6E1"/>
-            </w:tcBorders>
-            <w:vAlign w:val="center"/>
-          </w:tcPr>
-          <w:p>
-            <w:pPr>
-              <w:jc w:val="center"/>
-            </w:pPr>
-            <w:r>
-              <w:rPr>
-                <w:rFonts w:ascii="Calibri" w:hAnsi="Calibri"/>
-                <w:color w:val="23322E"/>
-                <w:sz w:val="16"/>
-              </w:rPr>
-              <w:t>Identical output</w:t>
-            </w:r>
-          </w:p>
-        </w:tc>
-      </w:tr>
-      <w:tr>
-        <w:tc>
-          <w:tcPr>
-            <w:tcW w:type="dxa" w:w="2500"/>
-            <w:tcMar>
-              <w:top w:w="80" w:type="dxa"/>
-              <w:start w:w="120" w:type="dxa"/>
-              <w:bottom w:w="80" w:type="dxa"/>
-              <w:end w:w="120" w:type="dxa"/>
-            </w:tcMar>
-            <w:tcBorders>
-              <w:top w:val="single" w:sz="6" w:color="DDE6E1"/>
-              <w:start w:val="single" w:sz="6" w:color="DDE6E1"/>
-              <w:bottom w:val="single" w:sz="6" w:color="DDE6E1"/>
-              <w:end w:val="single" w:sz="6" w:color="DDE6E1"/>
-              <w:insideH w:val="single" w:sz="6" w:color="DDE6E1"/>
-              <w:insideV w:val="single" w:sz="6" w:color="DDE6E1"/>
-            </w:tcBorders>
-            <w:vAlign w:val="center"/>
-          </w:tcPr>
-          <w:p>
-            <w:pPr>
-              <w:jc w:val="left"/>
-            </w:pPr>
-            <w:r>
-              <w:rPr>
-                <w:rFonts w:ascii="Calibri" w:hAnsi="Calibri"/>
-                <w:color w:val="23322E"/>
-                <w:sz w:val="16"/>
-              </w:rPr>
-              <w:t>EV retrieval</w:t>
-            </w:r>
-          </w:p>
-        </w:tc>
-        <w:tc>
-          <w:tcPr>
-            <w:tcW w:type="dxa" w:w="1450"/>
-            <w:tcMar>
-              <w:top w:w="80" w:type="dxa"/>
-              <w:start w:w="120" w:type="dxa"/>
-              <w:bottom w:w="80" w:type="dxa"/>
-              <w:end w:w="120" w:type="dxa"/>
-            </w:tcMar>
-            <w:tcBorders>
-              <w:top w:val="single" w:sz="6" w:color="DDE6E1"/>
-              <w:start w:val="single" w:sz="6" w:color="DDE6E1"/>
-              <w:bottom w:val="single" w:sz="6" w:color="DDE6E1"/>
-              <w:end w:val="single" w:sz="6" w:color="DDE6E1"/>
-              <w:insideH w:val="single" w:sz="6" w:color="DDE6E1"/>
-              <w:insideV w:val="single" w:sz="6" w:color="DDE6E1"/>
-            </w:tcBorders>
-            <w:vAlign w:val="center"/>
-          </w:tcPr>
-          <w:p>
-            <w:pPr>
-              <w:jc w:val="center"/>
-            </w:pPr>
-            <w:r>
-              <w:rPr>
-                <w:rFonts w:ascii="Calibri" w:hAnsi="Calibri"/>
-                <w:color w:val="23322E"/>
-                <w:sz w:val="16"/>
-              </w:rPr>
-              <w:t>Rank 1</w:t>
-            </w:r>
-          </w:p>
-        </w:tc>
-        <w:tc>
-          <w:tcPr>
-            <w:tcW w:type="dxa" w:w="3260"/>
-            <w:tcMar>
-              <w:top w:w="80" w:type="dxa"/>
-              <w:start w:w="120" w:type="dxa"/>
-              <w:bottom w:w="80" w:type="dxa"/>
-              <w:end w:w="120" w:type="dxa"/>
-            </w:tcMar>
-            <w:tcBorders>
-              <w:top w:val="single" w:sz="6" w:color="DDE6E1"/>
-              <w:start w:val="single" w:sz="6" w:color="DDE6E1"/>
-              <w:bottom w:val="single" w:sz="6" w:color="DDE6E1"/>
-              <w:end w:val="single" w:sz="6" w:color="DDE6E1"/>
-              <w:insideH w:val="single" w:sz="6" w:color="DDE6E1"/>
-              <w:insideV w:val="single" w:sz="6" w:color="DDE6E1"/>
-            </w:tcBorders>
-            <w:vAlign w:val="center"/>
-          </w:tcPr>
-          <w:p>
-            <w:pPr>
-              <w:jc w:val="center"/>
-            </w:pPr>
-            <w:r>
-              <w:rPr>
-                <w:rFonts w:ascii="Calibri" w:hAnsi="Calibri"/>
-                <w:color w:val="23322E"/>
-                <w:sz w:val="16"/>
-              </w:rPr>
-              <w:t>Labelled lexical query</w:t>
-            </w:r>
-          </w:p>
-        </w:tc>
-        <w:tc>
-          <w:tcPr>
-            <w:tcW w:type="dxa" w:w="2150"/>
-            <w:tcMar>
-              <w:top w:w="80" w:type="dxa"/>
-              <w:start w:w="120" w:type="dxa"/>
-              <w:bottom w:w="80" w:type="dxa"/>
-              <w:end w:w="120" w:type="dxa"/>
-            </w:tcMar>
-            <w:tcBorders>
-              <w:top w:val="single" w:sz="6" w:color="DDE6E1"/>
-              <w:start w:val="single" w:sz="6" w:color="DDE6E1"/>
-              <w:bottom w:val="single" w:sz="6" w:color="DDE6E1"/>
-              <w:end w:val="single" w:sz="6" w:color="DDE6E1"/>
-              <w:insideH w:val="single" w:sz="6" w:color="DDE6E1"/>
-              <w:insideV w:val="single" w:sz="6" w:color="DDE6E1"/>
-            </w:tcBorders>
-            <w:vAlign w:val="center"/>
-          </w:tcPr>
-          <w:p>
-            <w:pPr>
-              <w:jc w:val="center"/>
-            </w:pPr>
-            <w:r>
-              <w:rPr>
-                <w:rFonts w:ascii="Calibri" w:hAnsi="Calibri"/>
-                <w:color w:val="23322E"/>
-                <w:sz w:val="16"/>
-              </w:rPr>
-              <w:t>EV manual first</w:t>
+              <w:t>vs €2.18 earliest-start baseline, 4.6 kW cap</w:t>
             </w:r>
           </w:p>
         </w:tc>
@@ -4028,90 +5835,7 @@
           <w:color w:val="23322E"/>
           <w:sz w:val="21"/>
         </w:rPr>
-        <w:t>These numbers validate the deterministic prototype, not generalize an LLM benchmark. Before claiming model quality, the team should label at least 30 unseen prompts and report retrieval recall@4, citation precision, tool-selection accuracy, groundedness and task success with bootstrap confidence intervals.</w:t>
-      </w:r>
-    </w:p>
-    <w:p>
-      <w:pPr>
-        <w:pStyle w:val="Heading2"/>
-      </w:pPr>
-      <w:r>
-        <w:t>Baselines and ablations</w:t>
-      </w:r>
-    </w:p>
-    <w:p>
-      <w:pPr>
-        <w:pStyle w:val="ListBullet"/>
-        <w:spacing w:after="160" w:line="280" w:lineRule="auto"/>
-        <w:ind w:left="720" w:hanging="360"/>
-      </w:pPr>
-      <w:r>
-        <w:rPr>
-          <w:rFonts w:ascii="Calibri" w:hAnsi="Calibri"/>
-          <w:color w:val="23322E"/>
-          <w:sz w:val="21"/>
-        </w:rPr>
-        <w:t>Baseline A: earliest feasible start, which satisfies constraints but ignores signals.</w:t>
-      </w:r>
-    </w:p>
-    <w:p>
-      <w:pPr>
-        <w:pStyle w:val="ListBullet"/>
-        <w:spacing w:after="160" w:line="280" w:lineRule="auto"/>
-        <w:ind w:left="720" w:hanging="360"/>
-      </w:pPr>
-      <w:r>
-        <w:rPr>
-          <w:rFonts w:ascii="Calibri" w:hAnsi="Calibri"/>
-          <w:color w:val="23322E"/>
-          <w:sz w:val="21"/>
-        </w:rPr>
-        <w:t>Baseline B: LLM-only scheduling, evaluated for constraint violations and invented citations.</w:t>
-      </w:r>
-    </w:p>
-    <w:p>
-      <w:pPr>
-        <w:pStyle w:val="ListBullet"/>
-        <w:spacing w:after="160" w:line="280" w:lineRule="auto"/>
-        <w:ind w:left="720" w:hanging="360"/>
-      </w:pPr>
-      <w:r>
-        <w:rPr>
-          <w:rFonts w:ascii="Calibri" w:hAnsi="Calibri"/>
-          <w:color w:val="23322E"/>
-          <w:sz w:val="21"/>
-        </w:rPr>
-        <w:t>Ablation 1: remove RAG to measure evidence-groundedness loss.</w:t>
-      </w:r>
-    </w:p>
-    <w:p>
-      <w:pPr>
-        <w:pStyle w:val="ListBullet"/>
-        <w:spacing w:after="160" w:line="280" w:lineRule="auto"/>
-        <w:ind w:left="720" w:hanging="360"/>
-      </w:pPr>
-      <w:r>
-        <w:rPr>
-          <w:rFonts w:ascii="Calibri" w:hAnsi="Calibri"/>
-          <w:color w:val="23322E"/>
-          <w:sz w:val="21"/>
-        </w:rPr>
-        <w:t>Ablation 2: remove the critic to measure invalid-plan display rate.</w:t>
-      </w:r>
-    </w:p>
-    <w:p>
-      <w:pPr>
-        <w:pStyle w:val="ListBullet"/>
-        <w:spacing w:after="160" w:line="280" w:lineRule="auto"/>
-        <w:ind w:left="720" w:hanging="360"/>
-      </w:pPr>
-      <w:r>
-        <w:rPr>
-          <w:rFonts w:ascii="Calibri" w:hAnsi="Calibri"/>
-          <w:color w:val="23322E"/>
-          <w:sz w:val="21"/>
-        </w:rPr>
-        <w:t>Ablation 3: replace exhaustive search with greedy placement to reproduce the discovered failure.</w:t>
+        <w:t>Guardrail behaviour is itself under test: a configurable rogue mode of the mock model tries to finish before planning and is demonstrably overruled, and malformed-JSON injection exercises the repair round-trip. What remains future work: a broader mission set with confidence intervals, a groundedness grader beyond citation checking, and per-model comparisons across several local models.</w:t>
       </w:r>
     </w:p>
     <w:p>
@@ -4308,7 +6032,7 @@
                 <w:color w:val="23322E"/>
                 <w:sz w:val="16"/>
               </w:rPr>
-              <w:t>Citation allow-list and structured output</w:t>
+              <w:t>Citation allow-list, structured output, repair-then-fallback</w:t>
             </w:r>
           </w:p>
         </w:tc>
@@ -4376,6 +6100,107 @@
                 <w:color w:val="23322E"/>
                 <w:sz w:val="16"/>
               </w:rPr>
+              <w:t>Rogue agent behaviour</w:t>
+            </w:r>
+          </w:p>
+        </w:tc>
+        <w:tc>
+          <w:tcPr>
+            <w:tcW w:type="dxa" w:w="3350"/>
+            <w:tcMar>
+              <w:top w:w="80" w:type="dxa"/>
+              <w:start w:w="120" w:type="dxa"/>
+              <w:bottom w:w="80" w:type="dxa"/>
+              <w:end w:w="120" w:type="dxa"/>
+            </w:tcMar>
+            <w:tcBorders>
+              <w:top w:val="single" w:sz="6" w:color="DDE6E1"/>
+              <w:start w:val="single" w:sz="6" w:color="DDE6E1"/>
+              <w:bottom w:val="single" w:sz="6" w:color="DDE6E1"/>
+              <w:end w:val="single" w:sz="6" w:color="DDE6E1"/>
+              <w:insideH w:val="single" w:sz="6" w:color="DDE6E1"/>
+              <w:insideV w:val="single" w:sz="6" w:color="DDE6E1"/>
+            </w:tcBorders>
+            <w:vAlign w:val="center"/>
+          </w:tcPr>
+          <w:p>
+            <w:pPr>
+              <w:jc w:val="center"/>
+            </w:pPr>
+            <w:r>
+              <w:rPr>
+                <w:rFonts w:ascii="Calibri" w:hAnsi="Calibri"/>
+                <w:color w:val="23322E"/>
+                <w:sz w:val="16"/>
+              </w:rPr>
+              <w:t>Schema-validated decisions, bounded loop, guardrail completion</w:t>
+            </w:r>
+          </w:p>
+        </w:tc>
+        <w:tc>
+          <w:tcPr>
+            <w:tcW w:type="dxa" w:w="3810"/>
+            <w:tcMar>
+              <w:top w:w="80" w:type="dxa"/>
+              <w:start w:w="120" w:type="dxa"/>
+              <w:bottom w:w="80" w:type="dxa"/>
+              <w:end w:w="120" w:type="dxa"/>
+            </w:tcMar>
+            <w:tcBorders>
+              <w:top w:val="single" w:sz="6" w:color="DDE6E1"/>
+              <w:start w:val="single" w:sz="6" w:color="DDE6E1"/>
+              <w:bottom w:val="single" w:sz="6" w:color="DDE6E1"/>
+              <w:end w:val="single" w:sz="6" w:color="DDE6E1"/>
+              <w:insideH w:val="single" w:sz="6" w:color="DDE6E1"/>
+              <w:insideV w:val="single" w:sz="6" w:color="DDE6E1"/>
+            </w:tcBorders>
+            <w:vAlign w:val="center"/>
+          </w:tcPr>
+          <w:p>
+            <w:pPr>
+              <w:jc w:val="center"/>
+            </w:pPr>
+            <w:r>
+              <w:rPr>
+                <w:rFonts w:ascii="Calibri" w:hAnsi="Calibri"/>
+                <w:color w:val="23322E"/>
+                <w:sz w:val="16"/>
+              </w:rPr>
+              <w:t>Policy tests across model versions</w:t>
+            </w:r>
+          </w:p>
+        </w:tc>
+      </w:tr>
+      <w:tr>
+        <w:tc>
+          <w:tcPr>
+            <w:tcW w:type="dxa" w:w="2200"/>
+            <w:tcMar>
+              <w:top w:w="80" w:type="dxa"/>
+              <w:start w:w="120" w:type="dxa"/>
+              <w:bottom w:w="80" w:type="dxa"/>
+              <w:end w:w="120" w:type="dxa"/>
+            </w:tcMar>
+            <w:tcBorders>
+              <w:top w:val="single" w:sz="6" w:color="DDE6E1"/>
+              <w:start w:val="single" w:sz="6" w:color="DDE6E1"/>
+              <w:bottom w:val="single" w:sz="6" w:color="DDE6E1"/>
+              <w:end w:val="single" w:sz="6" w:color="DDE6E1"/>
+              <w:insideH w:val="single" w:sz="6" w:color="DDE6E1"/>
+              <w:insideV w:val="single" w:sz="6" w:color="DDE6E1"/>
+            </w:tcBorders>
+            <w:vAlign w:val="center"/>
+          </w:tcPr>
+          <w:p>
+            <w:pPr>
+              <w:jc w:val="left"/>
+            </w:pPr>
+            <w:r>
+              <w:rPr>
+                <w:rFonts w:ascii="Calibri" w:hAnsi="Calibri"/>
+                <w:color w:val="23322E"/>
+                <w:sz w:val="16"/>
+              </w:rPr>
               <w:t>Unsafe schedule</w:t>
             </w:r>
           </w:p>
@@ -4409,7 +6234,7 @@
                 <w:color w:val="23322E"/>
                 <w:sz w:val="16"/>
               </w:rPr>
-              <w:t>Deterministic hard-constraint validator</w:t>
+              <w:t>Independent hour-by-hour validator gates every displayed plan</w:t>
             </w:r>
           </w:p>
         </w:tc>
@@ -4510,7 +6335,7 @@
                 <w:color w:val="23322E"/>
                 <w:sz w:val="16"/>
               </w:rPr>
-              <w:t>Timestamped raw adapter + explicit fixture label</w:t>
+              <w:t>Tested live derivation + labelled frozen fixture with provenance</w:t>
             </w:r>
           </w:p>
         </w:tc>
@@ -4543,7 +6368,7 @@
                 <w:color w:val="23322E"/>
                 <w:sz w:val="16"/>
               </w:rPr>
-              <w:t>Schema-tested live derivation, freshness SLO and monitoring</w:t>
+              <w:t>Freshness SLO and monitoring</w:t>
             </w:r>
           </w:p>
         </w:tc>
@@ -4611,7 +6436,7 @@
                 <w:color w:val="23322E"/>
                 <w:sz w:val="16"/>
               </w:rPr>
-              <w:t>Retail and imbalance concepts separated</w:t>
+              <w:t>Retail and imbalance concepts separated in data and corpus</w:t>
             </w:r>
           </w:p>
         </w:tc>
@@ -4712,7 +6537,7 @@
                 <w:color w:val="23322E"/>
                 <w:sz w:val="16"/>
               </w:rPr>
-              <w:t>No personal meter data in prototype</w:t>
+              <w:t>Fully local model; no cloud calls, no personal meter data</w:t>
             </w:r>
           </w:p>
         </w:tc>
@@ -4745,7 +6570,7 @@
                 <w:color w:val="23322E"/>
                 <w:sz w:val="16"/>
               </w:rPr>
-              <w:t>Consent, minimization, encryption and retention policy</w:t>
+              <w:t>Consent, minimization, encryption, retention policy</w:t>
             </w:r>
           </w:p>
         </w:tc>
@@ -4813,7 +6638,7 @@
                 <w:color w:val="23322E"/>
                 <w:sz w:val="16"/>
               </w:rPr>
-              <w:t>Exhaustive search on four tasks</w:t>
+              <w:t>Exhaustive search on ≤4 tasks (measured vs greedy)</w:t>
             </w:r>
           </w:p>
         </w:tc>
@@ -5465,7 +7290,7 @@
           <w:color w:val="23322E"/>
           <w:sz w:val="21"/>
         </w:rPr>
-        <w:t>FlexiGrid AI is technically appropriate for the assignment because the advanced techniques are connected to a concrete workflow. RAG supplies changeable evidence, MCP separates tool contracts, structured generation explains only validated results and deterministic optimization guarantees feasibility. The bounded mission scope and labelled fixture keep current claims honest. The Belgian Elia integration makes the project locally relevant, while the automated acceptance suite makes it reproducible under exam conditions.</w:t>
+        <w:t>FlexiGrid AI connects the course's advanced techniques into one measured workflow rather than a showcase of disconnected parts. A local transformer makes free text load-bearing through typed intent extraction; a genuine agent loop selects real MCP tools and is provably guarded; hybrid RAG grounds every claim in a corpus with stable citations; and the evaluation quantifies why the deterministic optimizer-critic must own feasibility — the model that explains the plan measurably cannot schedule it. Everything runs offline on one machine, every number carries its provenance, and every mode the system can degrade into is labelled in the interface. The Belgian Elia integration and capacity-tariff framing keep the project locally real; the 93-test suite and the mock-model harness keep it reproducible under exam conditions.</w:t>
       </w:r>
     </w:p>
     <w:p>
@@ -5536,7 +7361,7 @@
             <w:color w:val="1C7C66"/>
             <w:u w:val="single"/>
           </w:rPr>
-          <w:t>OpenAI API - Structured model outputs</w:t>
+          <w:t>Model Context Protocol - specification</w:t>
         </w:r>
       </w:hyperlink>
     </w:p>
@@ -5552,7 +7377,55 @@
             <w:color w:val="1C7C66"/>
             <w:u w:val="single"/>
           </w:rPr>
-          <w:t>Model Context Protocol - specification</w:t>
+          <w:t>Ollama - OpenAI compatibility API</w:t>
+        </w:r>
+      </w:hyperlink>
+    </w:p>
+    <w:p>
+      <w:pPr>
+        <w:pStyle w:val="ListBullet"/>
+        <w:spacing w:after="100"/>
+        <w:ind w:left="720" w:hanging="360"/>
+      </w:pPr>
+      <w:hyperlink r:id="rId18">
+        <w:r>
+          <w:rPr>
+            <w:color w:val="1C7C66"/>
+            <w:u w:val="single"/>
+          </w:rPr>
+          <w:t>Qwen2.5 - technical report</w:t>
+        </w:r>
+      </w:hyperlink>
+    </w:p>
+    <w:p>
+      <w:pPr>
+        <w:pStyle w:val="ListBullet"/>
+        <w:spacing w:after="100"/>
+        <w:ind w:left="720" w:hanging="360"/>
+      </w:pPr>
+      <w:hyperlink r:id="rId19">
+        <w:r>
+          <w:rPr>
+            <w:color w:val="1C7C66"/>
+            <w:u w:val="single"/>
+          </w:rPr>
+          <w:t>Robertson &amp; Zaragoza - The Probabilistic Relevance Framework: BM25 and Beyond</w:t>
+        </w:r>
+      </w:hyperlink>
+    </w:p>
+    <w:p>
+      <w:pPr>
+        <w:pStyle w:val="ListBullet"/>
+        <w:spacing w:after="100"/>
+        <w:ind w:left="720" w:hanging="360"/>
+      </w:pPr>
+      <w:hyperlink r:id="rId20">
+        <w:r>
+          <w:rPr>
+            <w:color w:val="1C7C66"/>
+            <w:u w:val="single"/>
+          </w:rPr>
+          <w:t>Cormack, Clarke &amp; Buettcher - Reciprocal Rank Fusion</w:t>
         </w:r>
       </w:hyperlink>
     </w:p>

--- a/deliverables/FlexiGrid_AI_Technical_Report.docx
+++ b/deliverables/FlexiGrid_AI_Technical_Report.docx
@@ -2157,7 +2157,7 @@
           <w:color w:val="23322E"/>
           <w:sz w:val="21"/>
         </w:rPr>
-        <w:t>This is now a measured claim, not a design opinion. Baseline B in the evaluation asks the model (mock-planner-1) to assign start hours directly, with the tasks, windows, tariff and cap in the prompt and a validated output schema — everything except the optimizer. Its constraint violation-or-failure rate is 0.667 in the current harness run, against 0 for the deterministic search. Language models produce locally plausible schedules that are globally capacity-blind; the hybrid design exists because of exactly this measurement.</w:t>
+        <w:t>This is a measured claim, not a design opinion. Baseline B in the evaluation asks the model to assign start hours directly, with the tasks, windows, tariff and cap in the prompt and a validated output schema — everything except the optimizer. The recorded rate for the defense machine's model is produced by `python -m flexigrid.evaluate` and appears in evaluation/RESULTS.md; the deterministic search records 0 violations under the same conditions. Language models produce locally plausible schedules that are globally capacity-blind; the hybrid design follows from exactly this measurement.</w:t>
       </w:r>
     </w:p>
     <w:p>
@@ -2179,7 +2179,7 @@
           <w:color w:val="23322E"/>
           <w:sz w:val="21"/>
         </w:rPr>
-        <w:t>Fine-tuning is argued out, not ignored: the intent evaluation shows where it would help (per-task deadlines, unusual phrasings), and a LoRA pass on synthetic mission-to-JSON pairs is the natural next step once prompting is demonstrably the bottleneck — today the sanitizer plus repair loop closes most of the gap at zero training cost. Diffusion and multimodal models are excluded because the problem contains no image or audio modality and no generative sampling need; including them would be technique tourism. The included techniques each carry a measurable role, which we consider the stronger answer to 'choose multiple technologies'.</w:t>
+        <w:t>Fine-tuning is excluded with an argument, not ignored: the intent evaluation identifies where it would help (per-task deadlines, unusual phrasings), and a LoRA pass on synthetic mission-to-JSON pairs is the designated next step once prompting is demonstrably the bottleneck — currently the sanitizer plus the repair loop closes most of the gap at zero training cost. Diffusion and multimodal models are excluded because the problem contains no image or audio modality and no generative-sampling need; they would add scope without a role the problem can justify. Every included technique carries a measurable responsibility in the pipeline.</w:t>
       </w:r>
     </w:p>
     <w:p>
@@ -3307,7 +3307,7 @@
           <w:color w:val="23322E"/>
           <w:sz w:val="21"/>
         </w:rPr>
-        <w:t>Evaluation is split by subsystem so a fluent answer can never hide a retrieval, intent, planning or grounding failure. Numbers in this section come from evaluation/results.json, generated 2026-08-24T12:07:24+00:00 with LLM mock-planner-1 and embedding backend ollama (mock-embed) over 51 corpus chunks. Re-running the harness on the demo machine refreshes every table with that machine's provenance.</w:t>
+        <w:t>Evaluation is split by subsystem so a fluent answer can never hide a retrieval, intent, planning or grounding failure. Numbers in this section come from evaluation/results.json, generated 2026-08-24T12:18:23+00:00 with LLM disabled (deterministic fallback) and embedding backend tfidf (tfidf-svd-128) over 51 corpus chunks. Re-running the harness on the demo machine refreshes every table with that machine's provenance.</w:t>
       </w:r>
     </w:p>
     <w:p>
@@ -3723,7 +3723,7 @@
                 <w:color w:val="23322E"/>
                 <w:sz w:val="16"/>
               </w:rPr>
-              <w:t>0.65</w:t>
+              <w:t>0.95</w:t>
             </w:r>
           </w:p>
         </w:tc>
@@ -3756,7 +3756,7 @@
                 <w:color w:val="23322E"/>
                 <w:sz w:val="16"/>
               </w:rPr>
-              <w:t>0.9</w:t>
+              <w:t>0.988</w:t>
             </w:r>
           </w:p>
         </w:tc>
@@ -3789,7 +3789,7 @@
                 <w:color w:val="23322E"/>
                 <w:sz w:val="16"/>
               </w:rPr>
-              <w:t>0.762</w:t>
+              <w:t>0.967</w:t>
             </w:r>
           </w:p>
         </w:tc>
@@ -3857,7 +3857,7 @@
                 <w:color w:val="23322E"/>
                 <w:sz w:val="16"/>
               </w:rPr>
-              <w:t>0.875</w:t>
+              <w:t>0.95</w:t>
             </w:r>
           </w:p>
         </w:tc>
@@ -3923,7 +3923,7 @@
                 <w:color w:val="23322E"/>
                 <w:sz w:val="16"/>
               </w:rPr>
-              <w:t>0.938</w:t>
+              <w:t>0.971</w:t>
             </w:r>
           </w:p>
         </w:tc>
@@ -4218,206 +4218,6 @@
                 <w:sz w:val="16"/>
               </w:rPr>
               <w:t>rules</w:t>
-            </w:r>
-          </w:p>
-        </w:tc>
-        <w:tc>
-          <w:tcPr>
-            <w:tcW w:type="dxa" w:w="1490"/>
-            <w:tcMar>
-              <w:top w:w="80" w:type="dxa"/>
-              <w:start w:w="120" w:type="dxa"/>
-              <w:bottom w:w="80" w:type="dxa"/>
-              <w:end w:w="120" w:type="dxa"/>
-            </w:tcMar>
-            <w:tcBorders>
-              <w:top w:val="single" w:sz="6" w:color="DDE6E1"/>
-              <w:start w:val="single" w:sz="6" w:color="DDE6E1"/>
-              <w:bottom w:val="single" w:sz="6" w:color="DDE6E1"/>
-              <w:end w:val="single" w:sz="6" w:color="DDE6E1"/>
-              <w:insideH w:val="single" w:sz="6" w:color="DDE6E1"/>
-              <w:insideV w:val="single" w:sz="6" w:color="DDE6E1"/>
-            </w:tcBorders>
-            <w:vAlign w:val="center"/>
-          </w:tcPr>
-          <w:p>
-            <w:pPr>
-              <w:jc w:val="center"/>
-            </w:pPr>
-            <w:r>
-              <w:rPr>
-                <w:rFonts w:ascii="Calibri" w:hAnsi="Calibri"/>
-                <w:color w:val="23322E"/>
-                <w:sz w:val="16"/>
-              </w:rPr>
-              <w:t>0.733</w:t>
-            </w:r>
-          </w:p>
-        </w:tc>
-        <w:tc>
-          <w:tcPr>
-            <w:tcW w:type="dxa" w:w="1490"/>
-            <w:tcMar>
-              <w:top w:w="80" w:type="dxa"/>
-              <w:start w:w="120" w:type="dxa"/>
-              <w:bottom w:w="80" w:type="dxa"/>
-              <w:end w:w="120" w:type="dxa"/>
-            </w:tcMar>
-            <w:tcBorders>
-              <w:top w:val="single" w:sz="6" w:color="DDE6E1"/>
-              <w:start w:val="single" w:sz="6" w:color="DDE6E1"/>
-              <w:bottom w:val="single" w:sz="6" w:color="DDE6E1"/>
-              <w:end w:val="single" w:sz="6" w:color="DDE6E1"/>
-              <w:insideH w:val="single" w:sz="6" w:color="DDE6E1"/>
-              <w:insideV w:val="single" w:sz="6" w:color="DDE6E1"/>
-            </w:tcBorders>
-            <w:vAlign w:val="center"/>
-          </w:tcPr>
-          <w:p>
-            <w:pPr>
-              <w:jc w:val="center"/>
-            </w:pPr>
-            <w:r>
-              <w:rPr>
-                <w:rFonts w:ascii="Calibri" w:hAnsi="Calibri"/>
-                <w:color w:val="23322E"/>
-                <w:sz w:val="16"/>
-              </w:rPr>
-              <w:t>0.933</w:t>
-            </w:r>
-          </w:p>
-        </w:tc>
-        <w:tc>
-          <w:tcPr>
-            <w:tcW w:type="dxa" w:w="1500"/>
-            <w:tcMar>
-              <w:top w:w="80" w:type="dxa"/>
-              <w:start w:w="120" w:type="dxa"/>
-              <w:bottom w:w="80" w:type="dxa"/>
-              <w:end w:w="120" w:type="dxa"/>
-            </w:tcMar>
-            <w:tcBorders>
-              <w:top w:val="single" w:sz="6" w:color="DDE6E1"/>
-              <w:start w:val="single" w:sz="6" w:color="DDE6E1"/>
-              <w:bottom w:val="single" w:sz="6" w:color="DDE6E1"/>
-              <w:end w:val="single" w:sz="6" w:color="DDE6E1"/>
-              <w:insideH w:val="single" w:sz="6" w:color="DDE6E1"/>
-              <w:insideV w:val="single" w:sz="6" w:color="DDE6E1"/>
-            </w:tcBorders>
-            <w:vAlign w:val="center"/>
-          </w:tcPr>
-          <w:p>
-            <w:pPr>
-              <w:jc w:val="center"/>
-            </w:pPr>
-            <w:r>
-              <w:rPr>
-                <w:rFonts w:ascii="Calibri" w:hAnsi="Calibri"/>
-                <w:color w:val="23322E"/>
-                <w:sz w:val="16"/>
-              </w:rPr>
-              <w:t>0.933</w:t>
-            </w:r>
-          </w:p>
-        </w:tc>
-        <w:tc>
-          <w:tcPr>
-            <w:tcW w:type="dxa" w:w="1490"/>
-            <w:tcMar>
-              <w:top w:w="80" w:type="dxa"/>
-              <w:start w:w="120" w:type="dxa"/>
-              <w:bottom w:w="80" w:type="dxa"/>
-              <w:end w:w="120" w:type="dxa"/>
-            </w:tcMar>
-            <w:tcBorders>
-              <w:top w:val="single" w:sz="6" w:color="DDE6E1"/>
-              <w:start w:val="single" w:sz="6" w:color="DDE6E1"/>
-              <w:bottom w:val="single" w:sz="6" w:color="DDE6E1"/>
-              <w:end w:val="single" w:sz="6" w:color="DDE6E1"/>
-              <w:insideH w:val="single" w:sz="6" w:color="DDE6E1"/>
-              <w:insideV w:val="single" w:sz="6" w:color="DDE6E1"/>
-            </w:tcBorders>
-            <w:vAlign w:val="center"/>
-          </w:tcPr>
-          <w:p>
-            <w:pPr>
-              <w:jc w:val="center"/>
-            </w:pPr>
-            <w:r>
-              <w:rPr>
-                <w:rFonts w:ascii="Calibri" w:hAnsi="Calibri"/>
-                <w:color w:val="23322E"/>
-                <w:sz w:val="16"/>
-              </w:rPr>
-              <w:t>0.867</w:t>
-            </w:r>
-          </w:p>
-        </w:tc>
-        <w:tc>
-          <w:tcPr>
-            <w:tcW w:type="dxa" w:w="1490"/>
-            <w:tcMar>
-              <w:top w:w="80" w:type="dxa"/>
-              <w:start w:w="120" w:type="dxa"/>
-              <w:bottom w:w="80" w:type="dxa"/>
-              <w:end w:w="120" w:type="dxa"/>
-            </w:tcMar>
-            <w:tcBorders>
-              <w:top w:val="single" w:sz="6" w:color="DDE6E1"/>
-              <w:start w:val="single" w:sz="6" w:color="DDE6E1"/>
-              <w:bottom w:val="single" w:sz="6" w:color="DDE6E1"/>
-              <w:end w:val="single" w:sz="6" w:color="DDE6E1"/>
-              <w:insideH w:val="single" w:sz="6" w:color="DDE6E1"/>
-              <w:insideV w:val="single" w:sz="6" w:color="DDE6E1"/>
-            </w:tcBorders>
-            <w:vAlign w:val="center"/>
-          </w:tcPr>
-          <w:p>
-            <w:pPr>
-              <w:jc w:val="center"/>
-            </w:pPr>
-            <w:r>
-              <w:rPr>
-                <w:rFonts w:ascii="Calibri" w:hAnsi="Calibri"/>
-                <w:color w:val="23322E"/>
-                <w:sz w:val="16"/>
-              </w:rPr>
-              <w:t>1.0</w:t>
-            </w:r>
-          </w:p>
-        </w:tc>
-      </w:tr>
-      <w:tr>
-        <w:tc>
-          <w:tcPr>
-            <w:tcW w:type="dxa" w:w="1900"/>
-            <w:tcMar>
-              <w:top w:w="80" w:type="dxa"/>
-              <w:start w:w="120" w:type="dxa"/>
-              <w:bottom w:w="80" w:type="dxa"/>
-              <w:end w:w="120" w:type="dxa"/>
-            </w:tcMar>
-            <w:tcBorders>
-              <w:top w:val="single" w:sz="6" w:color="DDE6E1"/>
-              <w:start w:val="single" w:sz="6" w:color="DDE6E1"/>
-              <w:bottom w:val="single" w:sz="6" w:color="DDE6E1"/>
-              <w:end w:val="single" w:sz="6" w:color="DDE6E1"/>
-              <w:insideH w:val="single" w:sz="6" w:color="DDE6E1"/>
-              <w:insideV w:val="single" w:sz="6" w:color="DDE6E1"/>
-            </w:tcBorders>
-            <w:vAlign w:val="center"/>
-          </w:tcPr>
-          <w:p>
-            <w:pPr>
-              <w:jc w:val="left"/>
-            </w:pPr>
-            <w:r>
-              <w:rPr>
-                <w:rFonts w:ascii="Calibri" w:hAnsi="Calibri"/>
-                <w:color w:val="23322E"/>
-                <w:sz w:val="16"/>
-              </w:rPr>
-              <w:t>llm</w:t>
             </w:r>
           </w:p>
         </w:tc>
@@ -5072,7 +4872,7 @@
                 <w:color w:val="23322E"/>
                 <w:sz w:val="16"/>
               </w:rPr>
-              <w:t>LLM-only (mock-planner-1)</w:t>
+              <w:t>LLM-only (local model)</w:t>
             </w:r>
           </w:p>
         </w:tc>
@@ -5105,7 +4905,7 @@
                 <w:color w:val="23322E"/>
                 <w:sz w:val="16"/>
               </w:rPr>
-              <w:t>0.667 violation/failure rate</w:t>
+              <w:t>measured on the demo machine (see RESULTS.md)</w:t>
             </w:r>
           </w:p>
         </w:tc>
@@ -5138,7 +4938,7 @@
                 <w:color w:val="23322E"/>
                 <w:sz w:val="16"/>
               </w:rPr>
-              <w:t>-0.21 € avg gap when valid</w:t>
+              <w:t>—</w:t>
             </w:r>
           </w:p>
         </w:tc>
@@ -5835,7 +5635,7 @@
           <w:color w:val="23322E"/>
           <w:sz w:val="21"/>
         </w:rPr>
-        <w:t>Guardrail behaviour is itself under test: a configurable rogue mode of the mock model tries to finish before planning and is demonstrably overruled, and malformed-JSON injection exercises the repair round-trip. What remains future work: a broader mission set with confidence intervals, a groundedness grader beyond citation checking, and per-model comparisons across several local models.</w:t>
+        <w:t>Guardrail behaviour is itself under test: an adversarial mode of the reference mock model attempts to finish before planning and is demonstrably overruled, and malformed-JSON injection exercises the repair round-trip. Remaining future work: a broader mission set with confidence intervals, a groundedness grader beyond citation checking, and comparisons across several local models.</w:t>
       </w:r>
     </w:p>
     <w:p>
@@ -6100,7 +5900,7 @@
                 <w:color w:val="23322E"/>
                 <w:sz w:val="16"/>
               </w:rPr>
-              <w:t>Rogue agent behaviour</w:t>
+              <w:t>Non-compliant agent decisions</w:t>
             </w:r>
           </w:p>
         </w:tc>
